--- a/new_things_to_learn.docx
+++ b/new_things_to_learn.docx
@@ -10,8 +10,1690 @@
         <w:jc w:val="start"/>
         <w:rPr/>
       </w:pPr>
-      <w:bookmarkStart w:id="0" w:name="user-content-1-the-include-headers"/>
+      <w:r>
+        <w:rPr/>
+        <w:t>Phase 1.1</w:t>
+      </w:r>
+    </w:p>
+    <w:p>
+      <w:pPr>
+        <w:pStyle w:val="Heading3"/>
+        <w:bidi w:val="0"/>
+        <w:jc w:val="start"/>
+        <w:rPr/>
+      </w:pPr>
+      <w:bookmarkStart w:id="0" w:name="user-content-1-gitignore"/>
       <w:bookmarkEnd w:id="0"/>
+      <w:r>
+        <w:rPr/>
+        <w:t>1. </w:t>
+      </w:r>
+      <w:r>
+        <w:rPr>
+          <w:rStyle w:val="SourceText"/>
+        </w:rPr>
+        <w:t>.gitignore</w:t>
+      </w:r>
+    </w:p>
+    <w:p>
+      <w:pPr>
+        <w:pStyle w:val="BodyText"/>
+        <w:bidi w:val="0"/>
+        <w:ind w:hanging="0" w:start="0" w:end="0"/>
+        <w:jc w:val="start"/>
+        <w:rPr/>
+      </w:pPr>
+      <w:r>
+        <w:rPr/>
+        <w:t>The </w:t>
+      </w:r>
+      <w:r>
+        <w:rPr>
+          <w:rStyle w:val="SourceText"/>
+        </w:rPr>
+        <w:t>.gitignore</w:t>
+      </w:r>
+      <w:r>
+        <w:rPr/>
+        <w:t> file tells Git which files it should </w:t>
+      </w:r>
+      <w:r>
+        <w:rPr>
+          <w:rStyle w:val="Emphasis"/>
+        </w:rPr>
+        <w:t>never</w:t>
+      </w:r>
+      <w:r>
+        <w:rPr/>
+        <w:t> track. This is important to keep your repository clean.</w:t>
+      </w:r>
+    </w:p>
+    <w:p>
+      <w:pPr>
+        <w:pStyle w:val="BodyText"/>
+        <w:numPr>
+          <w:ilvl w:val="0"/>
+          <w:numId w:val="2"/>
+        </w:numPr>
+        <w:tabs>
+          <w:tab w:val="clear" w:pos="709"/>
+          <w:tab w:val="left" w:pos="709" w:leader="none"/>
+        </w:tabs>
+        <w:bidi w:val="0"/>
+        <w:spacing w:before="0" w:after="0"/>
+        <w:ind w:hanging="283" w:start="709" w:end="0"/>
+        <w:jc w:val="start"/>
+        <w:rPr/>
+      </w:pPr>
+      <w:r>
+        <w:rPr>
+          <w:rStyle w:val="Strong"/>
+        </w:rPr>
+        <w:t>Build Artifacts (</w:t>
+      </w:r>
+      <w:r>
+        <w:rPr>
+          <w:rStyle w:val="SourceText"/>
+        </w:rPr>
+        <w:t>build/</w:t>
+      </w:r>
+      <w:r>
+        <w:rPr>
+          <w:rStyle w:val="Strong"/>
+        </w:rPr>
+        <w:t>, </w:t>
+      </w:r>
+      <w:r>
+        <w:rPr>
+          <w:rStyle w:val="SourceText"/>
+        </w:rPr>
+        <w:t>bin/</w:t>
+      </w:r>
+      <w:r>
+        <w:rPr>
+          <w:rStyle w:val="Strong"/>
+        </w:rPr>
+        <w:t>, </w:t>
+      </w:r>
+      <w:r>
+        <w:rPr>
+          <w:rStyle w:val="SourceText"/>
+        </w:rPr>
+        <w:t>*.o</w:t>
+      </w:r>
+      <w:r>
+        <w:rPr>
+          <w:rStyle w:val="Strong"/>
+        </w:rPr>
+        <w:t>, </w:t>
+      </w:r>
+      <w:r>
+        <w:rPr>
+          <w:rStyle w:val="SourceText"/>
+        </w:rPr>
+        <w:t>*.exe</w:t>
+      </w:r>
+      <w:r>
+        <w:rPr>
+          <w:rStyle w:val="Strong"/>
+        </w:rPr>
+        <w:t>, etc.):</w:t>
+      </w:r>
+      <w:r>
+        <w:rPr/>
+        <w:t> When C++ code compiles, it generates object files (</w:t>
+      </w:r>
+      <w:r>
+        <w:rPr>
+          <w:rStyle w:val="SourceText"/>
+        </w:rPr>
+        <w:t>.o</w:t>
+      </w:r>
+      <w:r>
+        <w:rPr/>
+        <w:t>) and executables (</w:t>
+      </w:r>
+      <w:r>
+        <w:rPr>
+          <w:rStyle w:val="SourceText"/>
+        </w:rPr>
+        <w:t>.exe</w:t>
+      </w:r>
+      <w:r>
+        <w:rPr/>
+        <w:t>, </w:t>
+      </w:r>
+      <w:r>
+        <w:rPr>
+          <w:rStyle w:val="SourceText"/>
+        </w:rPr>
+        <w:t>.out</w:t>
+      </w:r>
+      <w:r>
+        <w:rPr/>
+        <w:t>). We ignore these because they are machine-specific binary files that get rebuilt anyway; committing them bloats the repository.</w:t>
+      </w:r>
+    </w:p>
+    <w:p>
+      <w:pPr>
+        <w:pStyle w:val="BodyText"/>
+        <w:numPr>
+          <w:ilvl w:val="0"/>
+          <w:numId w:val="2"/>
+        </w:numPr>
+        <w:tabs>
+          <w:tab w:val="clear" w:pos="709"/>
+          <w:tab w:val="left" w:pos="709" w:leader="none"/>
+        </w:tabs>
+        <w:bidi w:val="0"/>
+        <w:spacing w:before="0" w:after="0"/>
+        <w:ind w:hanging="283" w:start="709" w:end="0"/>
+        <w:jc w:val="start"/>
+        <w:rPr/>
+      </w:pPr>
+      <w:r>
+        <w:rPr>
+          <w:rStyle w:val="Strong"/>
+        </w:rPr>
+        <w:t>IDEs and Editors (</w:t>
+      </w:r>
+      <w:r>
+        <w:rPr>
+          <w:rStyle w:val="SourceText"/>
+        </w:rPr>
+        <w:t>.vscode/</w:t>
+      </w:r>
+      <w:r>
+        <w:rPr>
+          <w:rStyle w:val="Strong"/>
+        </w:rPr>
+        <w:t>, </w:t>
+      </w:r>
+      <w:r>
+        <w:rPr>
+          <w:rStyle w:val="SourceText"/>
+        </w:rPr>
+        <w:t>*.swp</w:t>
+      </w:r>
+      <w:r>
+        <w:rPr>
+          <w:rStyle w:val="Strong"/>
+        </w:rPr>
+        <w:t>):</w:t>
+      </w:r>
+      <w:r>
+        <w:rPr/>
+        <w:t> Visual Studio Code and Vim create temporary configuration/swap files. These are personal to your machine and shouldn't be shared with other developers.</w:t>
+      </w:r>
+    </w:p>
+    <w:p>
+      <w:pPr>
+        <w:pStyle w:val="BodyText"/>
+        <w:numPr>
+          <w:ilvl w:val="0"/>
+          <w:numId w:val="2"/>
+        </w:numPr>
+        <w:tabs>
+          <w:tab w:val="clear" w:pos="709"/>
+          <w:tab w:val="left" w:pos="709" w:leader="none"/>
+        </w:tabs>
+        <w:bidi w:val="0"/>
+        <w:spacing w:before="0" w:after="0"/>
+        <w:ind w:hanging="283" w:start="709" w:end="0"/>
+        <w:jc w:val="start"/>
+        <w:rPr/>
+      </w:pPr>
+      <w:r>
+        <w:rPr>
+          <w:rStyle w:val="Strong"/>
+        </w:rPr>
+        <w:t>Dependencies (</w:t>
+      </w:r>
+      <w:r>
+        <w:rPr>
+          <w:rStyle w:val="SourceText"/>
+        </w:rPr>
+        <w:t>third_party/*</w:t>
+      </w:r>
+      <w:r>
+        <w:rPr>
+          <w:rStyle w:val="Strong"/>
+        </w:rPr>
+        <w:t>, </w:t>
+      </w:r>
+      <w:r>
+        <w:rPr>
+          <w:rStyle w:val="SourceText"/>
+        </w:rPr>
+        <w:t>!third_party/json.hpp</w:t>
+      </w:r>
+      <w:r>
+        <w:rPr>
+          <w:rStyle w:val="Strong"/>
+        </w:rPr>
+        <w:t>):</w:t>
+      </w:r>
+      <w:r>
+        <w:rPr/>
+        <w:t> We ignore the entire </w:t>
+      </w:r>
+      <w:r>
+        <w:rPr>
+          <w:rStyle w:val="SourceText"/>
+        </w:rPr>
+        <w:t>third_party</w:t>
+      </w:r>
+      <w:r>
+        <w:rPr/>
+        <w:t> folder </w:t>
+      </w:r>
+      <w:r>
+        <w:rPr>
+          <w:rStyle w:val="Emphasis"/>
+        </w:rPr>
+        <w:t>except</w:t>
+      </w:r>
+      <w:r>
+        <w:rPr/>
+        <w:t> (</w:t>
+      </w:r>
+      <w:r>
+        <w:rPr>
+          <w:rStyle w:val="SourceText"/>
+        </w:rPr>
+        <w:t>!</w:t>
+      </w:r>
+      <w:r>
+        <w:rPr/>
+        <w:t>) for </w:t>
+      </w:r>
+      <w:r>
+        <w:rPr>
+          <w:rStyle w:val="SourceText"/>
+        </w:rPr>
+        <w:t>json.hpp</w:t>
+      </w:r>
+      <w:r>
+        <w:rPr/>
+        <w:t> (which we will add later). We don't want to accidentally commit massive library folders if we download them, but we do want our single-header JSON library tracked.</w:t>
+      </w:r>
+    </w:p>
+    <w:p>
+      <w:pPr>
+        <w:pStyle w:val="BodyText"/>
+        <w:numPr>
+          <w:ilvl w:val="0"/>
+          <w:numId w:val="2"/>
+        </w:numPr>
+        <w:tabs>
+          <w:tab w:val="clear" w:pos="709"/>
+          <w:tab w:val="left" w:pos="709" w:leader="none"/>
+        </w:tabs>
+        <w:bidi w:val="0"/>
+        <w:ind w:hanging="283" w:start="709" w:end="0"/>
+        <w:jc w:val="start"/>
+        <w:rPr/>
+      </w:pPr>
+      <w:r>
+        <w:rPr>
+          <w:rStyle w:val="Strong"/>
+        </w:rPr>
+        <w:t>Database files (</w:t>
+      </w:r>
+      <w:r>
+        <w:rPr>
+          <w:rStyle w:val="SourceText"/>
+        </w:rPr>
+        <w:t>*.db</w:t>
+      </w:r>
+      <w:r>
+        <w:rPr>
+          <w:rStyle w:val="Strong"/>
+        </w:rPr>
+        <w:t>, </w:t>
+      </w:r>
+      <w:r>
+        <w:rPr>
+          <w:rStyle w:val="SourceText"/>
+        </w:rPr>
+        <w:t>*-wal</w:t>
+      </w:r>
+      <w:r>
+        <w:rPr>
+          <w:rStyle w:val="Strong"/>
+        </w:rPr>
+        <w:t>, </w:t>
+      </w:r>
+      <w:r>
+        <w:rPr>
+          <w:rStyle w:val="SourceText"/>
+        </w:rPr>
+        <w:t>*-shm</w:t>
+      </w:r>
+      <w:r>
+        <w:rPr>
+          <w:rStyle w:val="Strong"/>
+        </w:rPr>
+        <w:t>):</w:t>
+      </w:r>
+      <w:r>
+        <w:rPr/>
+        <w:t> In Phase 8, we will use SQLite for persistence. SQLite creates these files locally. We ignore them so we don't accidentally commit real production data or our local testing database to GitHub.</w:t>
+      </w:r>
+    </w:p>
+    <w:p>
+      <w:pPr>
+        <w:pStyle w:val="Heading3"/>
+        <w:bidi w:val="0"/>
+        <w:spacing w:lineRule="auto" w:line="276" w:before="0" w:after="140"/>
+        <w:ind w:hanging="0" w:start="0" w:end="0"/>
+        <w:jc w:val="start"/>
+        <w:rPr/>
+      </w:pPr>
+      <w:bookmarkStart w:id="1" w:name="user-content-2-cmakeliststxt"/>
+      <w:bookmarkEnd w:id="1"/>
+      <w:r>
+        <w:rPr/>
+        <w:t>2. </w:t>
+      </w:r>
+      <w:r>
+        <w:rPr>
+          <w:rStyle w:val="SourceText"/>
+        </w:rPr>
+        <w:t>CMakeLists.txt</w:t>
+      </w:r>
+    </w:p>
+    <w:p>
+      <w:pPr>
+        <w:pStyle w:val="BodyText"/>
+        <w:bidi w:val="0"/>
+        <w:ind w:hanging="0" w:start="0" w:end="0"/>
+        <w:jc w:val="start"/>
+        <w:rPr/>
+      </w:pPr>
+      <w:r>
+        <w:rPr/>
+        <w:t>CMake is a build system generator. It takes our instructions and generates Makefiles for Linux/WSL.</w:t>
+      </w:r>
+    </w:p>
+    <w:p>
+      <w:pPr>
+        <w:pStyle w:val="BodyText"/>
+        <w:numPr>
+          <w:ilvl w:val="0"/>
+          <w:numId w:val="3"/>
+        </w:numPr>
+        <w:tabs>
+          <w:tab w:val="clear" w:pos="709"/>
+          <w:tab w:val="left" w:pos="709" w:leader="none"/>
+        </w:tabs>
+        <w:bidi w:val="0"/>
+        <w:spacing w:before="0" w:after="0"/>
+        <w:ind w:hanging="283" w:start="709" w:end="0"/>
+        <w:jc w:val="start"/>
+        <w:rPr/>
+      </w:pPr>
+      <w:r>
+        <w:rPr>
+          <w:rStyle w:val="SourceText"/>
+        </w:rPr>
+        <w:t>set(CMAKE_CXX_STANDARD 17)</w:t>
+      </w:r>
+      <w:r>
+        <w:rPr/>
+        <w:t>: We explicitly enforce C++17, which gives us modern features like </w:t>
+      </w:r>
+      <w:r>
+        <w:rPr>
+          <w:rStyle w:val="SourceText"/>
+        </w:rPr>
+        <w:t>std::string_view</w:t>
+      </w:r>
+      <w:r>
+        <w:rPr/>
+        <w:t> and </w:t>
+      </w:r>
+      <w:r>
+        <w:rPr>
+          <w:rStyle w:val="SourceText"/>
+        </w:rPr>
+        <w:t>std::optional</w:t>
+      </w:r>
+      <w:r>
+        <w:rPr/>
+        <w:t>.</w:t>
+      </w:r>
+    </w:p>
+    <w:p>
+      <w:pPr>
+        <w:pStyle w:val="BodyText"/>
+        <w:numPr>
+          <w:ilvl w:val="0"/>
+          <w:numId w:val="3"/>
+        </w:numPr>
+        <w:tabs>
+          <w:tab w:val="clear" w:pos="709"/>
+          <w:tab w:val="left" w:pos="709" w:leader="none"/>
+        </w:tabs>
+        <w:bidi w:val="0"/>
+        <w:spacing w:before="0" w:after="0"/>
+        <w:ind w:hanging="283" w:start="709" w:end="0"/>
+        <w:jc w:val="start"/>
+        <w:rPr/>
+      </w:pPr>
+      <w:r>
+        <w:rPr>
+          <w:rStyle w:val="SourceText"/>
+        </w:rPr>
+        <w:t>set(CMAKE_CXX_FLAGS "-Wall -Wextra -Wpedantic -Werror")</w:t>
+      </w:r>
+      <w:r>
+        <w:rPr/>
+        <w:t>: This is the </w:t>
+      </w:r>
+      <w:r>
+        <w:rPr>
+          <w:rStyle w:val="Strong"/>
+        </w:rPr>
+        <w:t>most important line</w:t>
+      </w:r>
+      <w:r>
+        <w:rPr/>
+        <w:t>. It turns on all warnings (</w:t>
+      </w:r>
+      <w:r>
+        <w:rPr>
+          <w:rStyle w:val="SourceText"/>
+        </w:rPr>
+        <w:t>-Wall -Wextra</w:t>
+      </w:r>
+      <w:r>
+        <w:rPr/>
+        <w:t>) and strict standard compliance (</w:t>
+      </w:r>
+      <w:r>
+        <w:rPr>
+          <w:rStyle w:val="SourceText"/>
+        </w:rPr>
+        <w:t>-Wpedantic</w:t>
+      </w:r>
+      <w:r>
+        <w:rPr/>
+        <w:t>). Crucially, </w:t>
+      </w:r>
+      <w:r>
+        <w:rPr>
+          <w:rStyle w:val="SourceText"/>
+        </w:rPr>
+        <w:t>-Werror</w:t>
+      </w:r>
+      <w:r>
+        <w:rPr/>
+        <w:t> treats all warnings as errors. If we write sloppy code that triggers a warning, it simply won't compile. This forces professional-grade code.</w:t>
+      </w:r>
+    </w:p>
+    <w:p>
+      <w:pPr>
+        <w:pStyle w:val="BodyText"/>
+        <w:numPr>
+          <w:ilvl w:val="0"/>
+          <w:numId w:val="3"/>
+        </w:numPr>
+        <w:tabs>
+          <w:tab w:val="clear" w:pos="709"/>
+          <w:tab w:val="left" w:pos="709" w:leader="none"/>
+        </w:tabs>
+        <w:bidi w:val="0"/>
+        <w:ind w:hanging="283" w:start="709" w:end="0"/>
+        <w:jc w:val="start"/>
+        <w:rPr/>
+      </w:pPr>
+      <w:r>
+        <w:rPr>
+          <w:rStyle w:val="SourceText"/>
+        </w:rPr>
+        <w:t>find_package(Threads REQUIRED)</w:t>
+      </w:r>
+      <w:r>
+        <w:rPr/>
+        <w:t>: Our </w:t>
+      </w:r>
+      <w:r>
+        <w:rPr>
+          <w:rStyle w:val="SourceText"/>
+        </w:rPr>
+        <w:t>ThreadPool</w:t>
+      </w:r>
+      <w:r>
+        <w:rPr/>
+        <w:t> (Phase 1.3) needs the pthread library. This tells CMake to link the OS's threading library.</w:t>
+      </w:r>
+    </w:p>
+    <w:p>
+      <w:pPr>
+        <w:pStyle w:val="Heading3"/>
+        <w:bidi w:val="0"/>
+        <w:spacing w:lineRule="auto" w:line="276" w:before="0" w:after="140"/>
+        <w:ind w:hanging="0" w:start="0" w:end="0"/>
+        <w:jc w:val="start"/>
+        <w:rPr/>
+      </w:pPr>
+      <w:bookmarkStart w:id="2" w:name="user-content-3-srccoretypesh"/>
+      <w:bookmarkEnd w:id="2"/>
+      <w:r>
+        <w:rPr/>
+        <w:t>3. </w:t>
+      </w:r>
+      <w:r>
+        <w:rPr>
+          <w:rStyle w:val="SourceText"/>
+        </w:rPr>
+        <w:t>src/core/types.h</w:t>
+      </w:r>
+    </w:p>
+    <w:p>
+      <w:pPr>
+        <w:pStyle w:val="BodyText"/>
+        <w:bidi w:val="0"/>
+        <w:ind w:hanging="0" w:start="0" w:end="0"/>
+        <w:jc w:val="start"/>
+        <w:rPr/>
+      </w:pPr>
+      <w:r>
+        <w:rPr/>
+        <w:t>This file establishes our common vocabulary for the entire project.</w:t>
+      </w:r>
+    </w:p>
+    <w:p>
+      <w:pPr>
+        <w:pStyle w:val="BodyText"/>
+        <w:numPr>
+          <w:ilvl w:val="0"/>
+          <w:numId w:val="4"/>
+        </w:numPr>
+        <w:tabs>
+          <w:tab w:val="clear" w:pos="709"/>
+          <w:tab w:val="left" w:pos="709" w:leader="none"/>
+        </w:tabs>
+        <w:bidi w:val="0"/>
+        <w:spacing w:before="0" w:after="0"/>
+        <w:ind w:hanging="283" w:start="709" w:end="0"/>
+        <w:jc w:val="start"/>
+        <w:rPr/>
+      </w:pPr>
+      <w:r>
+        <w:rPr>
+          <w:rStyle w:val="SourceText"/>
+        </w:rPr>
+        <w:t>using Square = uint8_t;</w:t>
+      </w:r>
+      <w:r>
+        <w:rPr/>
+        <w:t>: We use specific fixed-width integers instead of </w:t>
+      </w:r>
+      <w:r>
+        <w:rPr>
+          <w:rStyle w:val="SourceText"/>
+        </w:rPr>
+        <w:t>int</w:t>
+      </w:r>
+      <w:r>
+        <w:rPr/>
+        <w:t>. An 8x8 chessboard has 64 squares, which fits perfectly in an 8-bit unsigned integer (0-255). This saves memory.</w:t>
+      </w:r>
+    </w:p>
+    <w:p>
+      <w:pPr>
+        <w:pStyle w:val="BodyText"/>
+        <w:numPr>
+          <w:ilvl w:val="0"/>
+          <w:numId w:val="4"/>
+        </w:numPr>
+        <w:tabs>
+          <w:tab w:val="clear" w:pos="709"/>
+          <w:tab w:val="left" w:pos="709" w:leader="none"/>
+        </w:tabs>
+        <w:bidi w:val="0"/>
+        <w:spacing w:before="0" w:after="0"/>
+        <w:ind w:hanging="283" w:start="709" w:end="0"/>
+        <w:jc w:val="start"/>
+        <w:rPr/>
+      </w:pPr>
+      <w:r>
+        <w:rPr>
+          <w:rStyle w:val="SourceText"/>
+        </w:rPr>
+        <w:t>using Bitboard = uint64_t;</w:t>
+      </w:r>
+      <w:r>
+        <w:rPr/>
+        <w:t>: While we are starting with an 8x8 array, defining this now sets us up for Phase 10 where we'll optimize the board by representing it as a 64-bit integer (each bit represents a square).</w:t>
+      </w:r>
+    </w:p>
+    <w:p>
+      <w:pPr>
+        <w:pStyle w:val="BodyText"/>
+        <w:numPr>
+          <w:ilvl w:val="0"/>
+          <w:numId w:val="4"/>
+        </w:numPr>
+        <w:tabs>
+          <w:tab w:val="clear" w:pos="709"/>
+          <w:tab w:val="left" w:pos="709" w:leader="none"/>
+        </w:tabs>
+        <w:bidi w:val="0"/>
+        <w:spacing w:before="0" w:after="0"/>
+        <w:ind w:hanging="283" w:start="709" w:end="0"/>
+        <w:jc w:val="start"/>
+        <w:rPr/>
+      </w:pPr>
+      <w:r>
+        <w:rPr>
+          <w:rStyle w:val="SourceText"/>
+        </w:rPr>
+        <w:t>enum class PieceType</w:t>
+      </w:r>
+      <w:r>
+        <w:rPr/>
+        <w:t> and </w:t>
+      </w:r>
+      <w:r>
+        <w:rPr>
+          <w:rStyle w:val="SourceText"/>
+        </w:rPr>
+        <w:t>Color</w:t>
+      </w:r>
+      <w:r>
+        <w:rPr/>
+        <w:t>: Using </w:t>
+      </w:r>
+      <w:r>
+        <w:rPr>
+          <w:rStyle w:val="SourceText"/>
+        </w:rPr>
+        <w:t>enum class</w:t>
+      </w:r>
+      <w:r>
+        <w:rPr/>
+        <w:t> (scoped enums) prevents accidental implicit conversions to integers, avoiding subtle bugs.</w:t>
+      </w:r>
+    </w:p>
+    <w:p>
+      <w:pPr>
+        <w:pStyle w:val="BodyText"/>
+        <w:numPr>
+          <w:ilvl w:val="0"/>
+          <w:numId w:val="4"/>
+        </w:numPr>
+        <w:tabs>
+          <w:tab w:val="clear" w:pos="709"/>
+          <w:tab w:val="left" w:pos="709" w:leader="none"/>
+        </w:tabs>
+        <w:bidi w:val="0"/>
+        <w:ind w:hanging="283" w:start="709" w:end="0"/>
+        <w:jc w:val="start"/>
+        <w:rPr/>
+      </w:pPr>
+      <w:r>
+        <w:rPr>
+          <w:rStyle w:val="SourceText"/>
+        </w:rPr>
+        <w:t>Result&lt;T, E&gt;</w:t>
+      </w:r>
+      <w:r>
+        <w:rPr>
+          <w:rStyle w:val="Strong"/>
+        </w:rPr>
+        <w:t> Struct</w:t>
+      </w:r>
+      <w:r>
+        <w:rPr/>
+        <w:t>: In modern systems programming (like Rust or Go), throwing exceptions is frowned upon because it breaks control flow and hides performance costs. We use this struct to return a value </w:t>
+      </w:r>
+      <w:r>
+        <w:rPr>
+          <w:rStyle w:val="SourceText"/>
+        </w:rPr>
+        <w:t>T</w:t>
+      </w:r>
+      <w:r>
+        <w:rPr/>
+        <w:t> or an error </w:t>
+      </w:r>
+      <w:r>
+        <w:rPr>
+          <w:rStyle w:val="SourceText"/>
+        </w:rPr>
+        <w:t>E</w:t>
+      </w:r>
+      <w:r>
+        <w:rPr/>
+        <w:t> explicitly.</w:t>
+      </w:r>
+    </w:p>
+    <w:p>
+      <w:pPr>
+        <w:pStyle w:val="Heading3"/>
+        <w:bidi w:val="0"/>
+        <w:spacing w:lineRule="auto" w:line="276" w:before="0" w:after="140"/>
+        <w:ind w:hanging="0" w:start="0" w:end="0"/>
+        <w:jc w:val="start"/>
+        <w:rPr/>
+      </w:pPr>
+      <w:bookmarkStart w:id="3" w:name="user-content-4-srccoreloggerh-and-logger"/>
+      <w:bookmarkEnd w:id="3"/>
+      <w:r>
+        <w:rPr/>
+        <w:t>4. </w:t>
+      </w:r>
+      <w:r>
+        <w:rPr>
+          <w:rStyle w:val="SourceText"/>
+        </w:rPr>
+        <w:t>src/core/logger.h</w:t>
+      </w:r>
+      <w:r>
+        <w:rPr/>
+        <w:t> and </w:t>
+      </w:r>
+      <w:r>
+        <w:rPr>
+          <w:rStyle w:val="SourceText"/>
+        </w:rPr>
+        <w:t>logger.cpp</w:t>
+      </w:r>
+    </w:p>
+    <w:p>
+      <w:pPr>
+        <w:pStyle w:val="BodyText"/>
+        <w:bidi w:val="0"/>
+        <w:ind w:hanging="0" w:start="0" w:end="0"/>
+        <w:jc w:val="start"/>
+        <w:rPr/>
+      </w:pPr>
+      <w:r>
+        <w:rPr/>
+        <w:t>A robust server needs to know exactly what happened, when, and on which thread.</w:t>
+      </w:r>
+    </w:p>
+    <w:p>
+      <w:pPr>
+        <w:pStyle w:val="BodyText"/>
+        <w:numPr>
+          <w:ilvl w:val="0"/>
+          <w:numId w:val="5"/>
+        </w:numPr>
+        <w:tabs>
+          <w:tab w:val="clear" w:pos="709"/>
+          <w:tab w:val="left" w:pos="709" w:leader="none"/>
+        </w:tabs>
+        <w:bidi w:val="0"/>
+        <w:spacing w:before="0" w:after="0"/>
+        <w:ind w:hanging="283" w:start="709" w:end="0"/>
+        <w:jc w:val="start"/>
+        <w:rPr/>
+      </w:pPr>
+      <w:r>
+        <w:rPr>
+          <w:rStyle w:val="Strong"/>
+        </w:rPr>
+        <w:t>Structured Output:</w:t>
+      </w:r>
+      <w:r>
+        <w:rPr/>
+        <w:t> It prints messages formatted exactly like this: </w:t>
+      </w:r>
+      <w:r>
+        <w:rPr>
+          <w:rStyle w:val="SourceText"/>
+        </w:rPr>
+        <w:t>[2026-07-05 16:30:00] [INFO ] [main] Server starting...</w:t>
+      </w:r>
+    </w:p>
+    <w:p>
+      <w:pPr>
+        <w:pStyle w:val="BodyText"/>
+        <w:numPr>
+          <w:ilvl w:val="0"/>
+          <w:numId w:val="5"/>
+        </w:numPr>
+        <w:tabs>
+          <w:tab w:val="clear" w:pos="709"/>
+          <w:tab w:val="left" w:pos="709" w:leader="none"/>
+        </w:tabs>
+        <w:bidi w:val="0"/>
+        <w:ind w:hanging="283" w:start="709" w:end="0"/>
+        <w:jc w:val="start"/>
+        <w:rPr/>
+      </w:pPr>
+      <w:r>
+        <w:rPr>
+          <w:rStyle w:val="Strong"/>
+        </w:rPr>
+        <w:t>Thread Safety (</w:t>
+      </w:r>
+      <w:r>
+        <w:rPr>
+          <w:rStyle w:val="SourceText"/>
+        </w:rPr>
+        <w:t>std::mutex log_mutex</w:t>
+      </w:r>
+      <w:r>
+        <w:rPr>
+          <w:rStyle w:val="Strong"/>
+        </w:rPr>
+        <w:t>)</w:t>
+      </w:r>
+      <w:r>
+        <w:rPr/>
+        <w:t>: Once we build our Thread Pool in Phase 1.3, multiple threads will be handling WebSocket connections simultaneously. If two threads try to print to the console at the exact same millisecond, the text will jumble together gibberish. The </w:t>
+      </w:r>
+      <w:r>
+        <w:rPr>
+          <w:rStyle w:val="SourceText"/>
+        </w:rPr>
+        <w:t>std::lock_guard&lt;std::mutex&gt;</w:t>
+      </w:r>
+      <w:r>
+        <w:rPr/>
+        <w:t> ensures that only one thread can write to the console at a time.</w:t>
+      </w:r>
+    </w:p>
+    <w:p>
+      <w:pPr>
+        <w:pStyle w:val="Heading3"/>
+        <w:bidi w:val="0"/>
+        <w:spacing w:lineRule="auto" w:line="276" w:before="0" w:after="140"/>
+        <w:ind w:hanging="0" w:start="0" w:end="0"/>
+        <w:jc w:val="start"/>
+        <w:rPr/>
+      </w:pPr>
+      <w:bookmarkStart w:id="4" w:name="user-content-5-srcmaincpp"/>
+      <w:bookmarkEnd w:id="4"/>
+      <w:r>
+        <w:rPr/>
+        <w:t>5. </w:t>
+      </w:r>
+      <w:r>
+        <w:rPr>
+          <w:rStyle w:val="SourceText"/>
+        </w:rPr>
+        <w:t>src/main.cpp</w:t>
+      </w:r>
+    </w:p>
+    <w:p>
+      <w:pPr>
+        <w:pStyle w:val="BodyText"/>
+        <w:bidi w:val="0"/>
+        <w:ind w:hanging="0" w:start="0" w:end="0"/>
+        <w:jc w:val="start"/>
+        <w:rPr/>
+      </w:pPr>
+      <w:r>
+        <w:rPr/>
+        <w:t>Right now, this just imports our Logger, sets the global logging level to </w:t>
+      </w:r>
+      <w:r>
+        <w:rPr>
+          <w:rStyle w:val="SourceText"/>
+        </w:rPr>
+        <w:t>INFO</w:t>
+      </w:r>
+      <w:r>
+        <w:rPr/>
+        <w:t>, and prints the startup message. In the next step, this is where we will instantiate our TCP Server and start the epoll event loop.</w:t>
+      </w:r>
+    </w:p>
+    <w:p>
+      <w:pPr>
+        <w:pStyle w:val="BodyText"/>
+        <w:bidi w:val="0"/>
+        <w:jc w:val="start"/>
+        <w:rPr/>
+      </w:pPr>
+      <w:r>
+        <w:rPr/>
+      </w:r>
+    </w:p>
+    <w:p>
+      <w:pPr>
+        <w:pStyle w:val="BodyText"/>
+        <w:bidi w:val="0"/>
+        <w:jc w:val="start"/>
+        <w:rPr/>
+      </w:pPr>
+      <w:r>
+        <w:rPr/>
+      </w:r>
+    </w:p>
+    <w:p>
+      <w:pPr>
+        <w:pStyle w:val="BodyText"/>
+        <w:bidi w:val="0"/>
+        <w:jc w:val="start"/>
+        <w:rPr/>
+      </w:pPr>
+      <w:r>
+        <w:rPr/>
+      </w:r>
+    </w:p>
+    <w:p>
+      <w:pPr>
+        <w:pStyle w:val="BodyText"/>
+        <w:bidi w:val="0"/>
+        <w:jc w:val="start"/>
+        <w:rPr/>
+      </w:pPr>
+      <w:r>
+        <w:rPr/>
+      </w:r>
+    </w:p>
+    <w:p>
+      <w:pPr>
+        <w:pStyle w:val="Heading3"/>
+        <w:bidi w:val="0"/>
+        <w:jc w:val="start"/>
+        <w:rPr/>
+      </w:pPr>
+      <w:r>
+        <w:rPr/>
+        <w:t>Phase 1.2</w:t>
+      </w:r>
+    </w:p>
+    <w:p>
+      <w:pPr>
+        <w:pStyle w:val="Heading3"/>
+        <w:bidi w:val="0"/>
+        <w:jc w:val="start"/>
+        <w:rPr/>
+      </w:pPr>
+      <w:bookmarkStart w:id="5" w:name="user-content-1-srcnetconnectionh--connec"/>
+      <w:bookmarkEnd w:id="5"/>
+      <w:r>
+        <w:rPr/>
+        <w:t>1. </w:t>
+      </w:r>
+      <w:r>
+        <w:rPr>
+          <w:rStyle w:val="SourceText"/>
+        </w:rPr>
+        <w:t>src/net/connection.h</w:t>
+      </w:r>
+      <w:r>
+        <w:rPr/>
+        <w:t> &amp; </w:t>
+      </w:r>
+      <w:r>
+        <w:rPr>
+          <w:rStyle w:val="SourceText"/>
+        </w:rPr>
+        <w:t>connection.cpp</w:t>
+      </w:r>
+      <w:r>
+        <w:rPr/>
+        <w:t> (Per-Connection State)</w:t>
+      </w:r>
+    </w:p>
+    <w:p>
+      <w:pPr>
+        <w:pStyle w:val="BodyText"/>
+        <w:bidi w:val="0"/>
+        <w:ind w:hanging="0" w:start="0" w:end="0"/>
+        <w:jc w:val="start"/>
+        <w:rPr/>
+      </w:pPr>
+      <w:r>
+        <w:rPr/>
+        <w:t>When a client connects to our server, the Linux kernel gives us a "file descriptor" (</w:t>
+      </w:r>
+      <w:r>
+        <w:rPr>
+          <w:rStyle w:val="SourceText"/>
+        </w:rPr>
+        <w:t>fd</w:t>
+      </w:r>
+      <w:r>
+        <w:rPr/>
+        <w:t>) — an integer that represents that specific connection. The </w:t>
+      </w:r>
+      <w:r>
+        <w:rPr>
+          <w:rStyle w:val="SourceText"/>
+        </w:rPr>
+        <w:t>Connection</w:t>
+      </w:r>
+      <w:r>
+        <w:rPr/>
+        <w:t> class wraps this.</w:t>
+      </w:r>
+    </w:p>
+    <w:p>
+      <w:pPr>
+        <w:pStyle w:val="BodyText"/>
+        <w:numPr>
+          <w:ilvl w:val="0"/>
+          <w:numId w:val="6"/>
+        </w:numPr>
+        <w:tabs>
+          <w:tab w:val="clear" w:pos="709"/>
+          <w:tab w:val="left" w:pos="709" w:leader="none"/>
+        </w:tabs>
+        <w:bidi w:val="0"/>
+        <w:spacing w:before="0" w:after="0"/>
+        <w:ind w:hanging="283" w:start="709" w:end="0"/>
+        <w:jc w:val="start"/>
+        <w:rPr/>
+      </w:pPr>
+      <w:r>
+        <w:rPr>
+          <w:rStyle w:val="Strong"/>
+        </w:rPr>
+        <w:t>Non-blocking TCP is tricky:</w:t>
+      </w:r>
+      <w:r>
+        <w:rPr/>
+        <w:t> Because TCP is a stream of bytes, </w:t>
+      </w:r>
+      <w:r>
+        <w:rPr>
+          <w:rStyle w:val="SourceText"/>
+        </w:rPr>
+        <w:t>recv()</w:t>
+      </w:r>
+      <w:r>
+        <w:rPr/>
+        <w:t> might only give you half a message, or even just one byte at a time.</w:t>
+      </w:r>
+    </w:p>
+    <w:p>
+      <w:pPr>
+        <w:pStyle w:val="BodyText"/>
+        <w:numPr>
+          <w:ilvl w:val="0"/>
+          <w:numId w:val="6"/>
+        </w:numPr>
+        <w:tabs>
+          <w:tab w:val="clear" w:pos="709"/>
+          <w:tab w:val="left" w:pos="709" w:leader="none"/>
+        </w:tabs>
+        <w:bidi w:val="0"/>
+        <w:spacing w:before="0" w:after="0"/>
+        <w:ind w:hanging="283" w:start="709" w:end="0"/>
+        <w:jc w:val="start"/>
+        <w:rPr/>
+      </w:pPr>
+      <w:r>
+        <w:rPr>
+          <w:rStyle w:val="Strong"/>
+        </w:rPr>
+        <w:t>The Buffers (</w:t>
+      </w:r>
+      <w:r>
+        <w:rPr>
+          <w:rStyle w:val="SourceText"/>
+        </w:rPr>
+        <w:t>read_buffer_</w:t>
+      </w:r>
+      <w:r>
+        <w:rPr>
+          <w:rStyle w:val="Strong"/>
+        </w:rPr>
+        <w:t> &amp; </w:t>
+      </w:r>
+      <w:r>
+        <w:rPr>
+          <w:rStyle w:val="SourceText"/>
+        </w:rPr>
+        <w:t>write_buffer_</w:t>
+      </w:r>
+      <w:r>
+        <w:rPr>
+          <w:rStyle w:val="Strong"/>
+        </w:rPr>
+        <w:t>):</w:t>
+      </w:r>
+      <w:r>
+        <w:rPr/>
+        <w:t> We use </w:t>
+      </w:r>
+      <w:r>
+        <w:rPr>
+          <w:rStyle w:val="SourceText"/>
+        </w:rPr>
+        <w:t>std::vector&lt;uint8_t&gt;</w:t>
+      </w:r>
+      <w:r>
+        <w:rPr/>
+        <w:t> to hold incoming bytes until we have a complete message. When we want to send data back, we push it to </w:t>
+      </w:r>
+      <w:r>
+        <w:rPr>
+          <w:rStyle w:val="SourceText"/>
+        </w:rPr>
+        <w:t>write_buffer_</w:t>
+      </w:r>
+      <w:r>
+        <w:rPr/>
+        <w:t> and call </w:t>
+      </w:r>
+      <w:r>
+        <w:rPr>
+          <w:rStyle w:val="SourceText"/>
+        </w:rPr>
+        <w:t>write_to_socket()</w:t>
+      </w:r>
+      <w:r>
+        <w:rPr/>
+        <w:t>. If the OS is too busy to send it all at once, the buffer safely holds the unsent bytes for the next attempt.</w:t>
+      </w:r>
+    </w:p>
+    <w:p>
+      <w:pPr>
+        <w:pStyle w:val="BodyText"/>
+        <w:numPr>
+          <w:ilvl w:val="0"/>
+          <w:numId w:val="6"/>
+        </w:numPr>
+        <w:tabs>
+          <w:tab w:val="clear" w:pos="709"/>
+          <w:tab w:val="left" w:pos="709" w:leader="none"/>
+        </w:tabs>
+        <w:bidi w:val="0"/>
+        <w:ind w:hanging="283" w:start="709" w:end="0"/>
+        <w:jc w:val="start"/>
+        <w:rPr/>
+      </w:pPr>
+      <w:r>
+        <w:rPr>
+          <w:rStyle w:val="Strong"/>
+        </w:rPr>
+        <w:t>RAII:</w:t>
+      </w:r>
+      <w:r>
+        <w:rPr/>
+        <w:t> Notice the destructor (</w:t>
+      </w:r>
+      <w:r>
+        <w:rPr>
+          <w:rStyle w:val="SourceText"/>
+        </w:rPr>
+        <w:t>~Connection()</w:t>
+      </w:r>
+      <w:r>
+        <w:rPr/>
+        <w:t>). When a </w:t>
+      </w:r>
+      <w:r>
+        <w:rPr>
+          <w:rStyle w:val="SourceText"/>
+        </w:rPr>
+        <w:t>Connection</w:t>
+      </w:r>
+      <w:r>
+        <w:rPr/>
+        <w:t> object goes out of scope, it automatically calls </w:t>
+      </w:r>
+      <w:r>
+        <w:rPr>
+          <w:rStyle w:val="SourceText"/>
+        </w:rPr>
+        <w:t>close(fd_)</w:t>
+      </w:r>
+      <w:r>
+        <w:rPr/>
+        <w:t>. This guarantees we never leak file descriptors.</w:t>
+      </w:r>
+    </w:p>
+    <w:p>
+      <w:pPr>
+        <w:pStyle w:val="Heading3"/>
+        <w:bidi w:val="0"/>
+        <w:spacing w:lineRule="auto" w:line="276" w:before="0" w:after="140"/>
+        <w:ind w:hanging="0" w:start="0" w:end="0"/>
+        <w:jc w:val="start"/>
+        <w:rPr/>
+      </w:pPr>
+      <w:bookmarkStart w:id="6" w:name="user-content-2-srcnettcp_serverh--tcp_se"/>
+      <w:bookmarkEnd w:id="6"/>
+      <w:r>
+        <w:rPr/>
+        <w:t>2. </w:t>
+      </w:r>
+      <w:r>
+        <w:rPr>
+          <w:rStyle w:val="SourceText"/>
+        </w:rPr>
+        <w:t>src/net/tcp_server.h</w:t>
+      </w:r>
+      <w:r>
+        <w:rPr/>
+        <w:t> &amp; </w:t>
+      </w:r>
+      <w:r>
+        <w:rPr>
+          <w:rStyle w:val="SourceText"/>
+        </w:rPr>
+        <w:t>tcp_server.cpp</w:t>
+      </w:r>
+      <w:r>
+        <w:rPr/>
+        <w:t> (The Core Engine)</w:t>
+      </w:r>
+    </w:p>
+    <w:p>
+      <w:pPr>
+        <w:pStyle w:val="BodyText"/>
+        <w:bidi w:val="0"/>
+        <w:ind w:hanging="0" w:start="0" w:end="0"/>
+        <w:jc w:val="start"/>
+        <w:rPr/>
+      </w:pPr>
+      <w:r>
+        <w:rPr/>
+        <w:t>This is where the real systems programming happens using raw POSIX system calls.</w:t>
+      </w:r>
+    </w:p>
+    <w:p>
+      <w:pPr>
+        <w:pStyle w:val="BodyText"/>
+        <w:numPr>
+          <w:ilvl w:val="0"/>
+          <w:numId w:val="7"/>
+        </w:numPr>
+        <w:tabs>
+          <w:tab w:val="clear" w:pos="709"/>
+          <w:tab w:val="left" w:pos="709" w:leader="none"/>
+        </w:tabs>
+        <w:bidi w:val="0"/>
+        <w:spacing w:before="0" w:after="0"/>
+        <w:ind w:hanging="283" w:start="709" w:end="0"/>
+        <w:jc w:val="start"/>
+        <w:rPr/>
+      </w:pPr>
+      <w:r>
+        <w:rPr>
+          <w:rStyle w:val="SourceText"/>
+        </w:rPr>
+        <w:t>O_NONBLOCK</w:t>
+      </w:r>
+      <w:r>
+        <w:rPr>
+          <w:rStyle w:val="Strong"/>
+        </w:rPr>
+        <w:t>:</w:t>
+      </w:r>
+      <w:r>
+        <w:rPr/>
+        <w:t> By default, if you call </w:t>
+      </w:r>
+      <w:r>
+        <w:rPr>
+          <w:rStyle w:val="SourceText"/>
+        </w:rPr>
+        <w:t>read()</w:t>
+      </w:r>
+      <w:r>
+        <w:rPr/>
+        <w:t> on a socket and there is no data, your thread "blocks" (freezes) until data arrives. We use </w:t>
+      </w:r>
+      <w:r>
+        <w:rPr>
+          <w:rStyle w:val="SourceText"/>
+        </w:rPr>
+        <w:t>fcntl()</w:t>
+      </w:r>
+      <w:r>
+        <w:rPr/>
+        <w:t> to make sockets non-blocking. If there's no data, it returns an error </w:t>
+      </w:r>
+      <w:r>
+        <w:rPr>
+          <w:rStyle w:val="SourceText"/>
+        </w:rPr>
+        <w:t>EAGAIN</w:t>
+      </w:r>
+      <w:r>
+        <w:rPr/>
+        <w:t> ("try again later") immediately, allowing the server to handle other clients instead of waiting.</w:t>
+      </w:r>
+    </w:p>
+    <w:p>
+      <w:pPr>
+        <w:pStyle w:val="BodyText"/>
+        <w:numPr>
+          <w:ilvl w:val="0"/>
+          <w:numId w:val="7"/>
+        </w:numPr>
+        <w:tabs>
+          <w:tab w:val="clear" w:pos="709"/>
+          <w:tab w:val="left" w:pos="709" w:leader="none"/>
+        </w:tabs>
+        <w:bidi w:val="0"/>
+        <w:spacing w:before="0" w:after="0"/>
+        <w:ind w:hanging="283" w:start="709" w:end="0"/>
+        <w:jc w:val="start"/>
+        <w:rPr/>
+      </w:pPr>
+      <w:r>
+        <w:rPr>
+          <w:rStyle w:val="SourceText"/>
+        </w:rPr>
+        <w:t>epoll</w:t>
+      </w:r>
+      <w:r>
+        <w:rPr>
+          <w:rStyle w:val="Strong"/>
+        </w:rPr>
+        <w:t> (The Secret Sauce):</w:t>
+      </w:r>
+      <w:r>
+        <w:rPr/>
+        <w:t> Standard </w:t>
+      </w:r>
+      <w:r>
+        <w:rPr>
+          <w:rStyle w:val="SourceText"/>
+        </w:rPr>
+        <w:t>select()</w:t>
+      </w:r>
+      <w:r>
+        <w:rPr/>
+        <w:t> or </w:t>
+      </w:r>
+      <w:r>
+        <w:rPr>
+          <w:rStyle w:val="SourceText"/>
+        </w:rPr>
+        <w:t>poll()</w:t>
+      </w:r>
+      <w:r>
+        <w:rPr/>
+        <w:t> scale poorly because you have to loop over </w:t>
+      </w:r>
+      <w:r>
+        <w:rPr>
+          <w:rStyle w:val="Emphasis"/>
+        </w:rPr>
+        <w:t>every single connection</w:t>
+      </w:r>
+      <w:r>
+        <w:rPr/>
+        <w:t> to see if one has data. </w:t>
+      </w:r>
+      <w:r>
+        <w:rPr>
+          <w:rStyle w:val="SourceText"/>
+        </w:rPr>
+        <w:t>epoll</w:t>
+      </w:r>
+      <w:r>
+        <w:rPr/>
+        <w:t> is an advanced Linux-only mechanism where the kernel maintains the list. When we call </w:t>
+      </w:r>
+      <w:r>
+        <w:rPr>
+          <w:rStyle w:val="SourceText"/>
+        </w:rPr>
+        <w:t>epoll_wait()</w:t>
+      </w:r>
+      <w:r>
+        <w:rPr/>
+        <w:t>, the kernel instantly hands us an array of </w:t>
+      </w:r>
+      <w:r>
+        <w:rPr>
+          <w:rStyle w:val="Emphasis"/>
+        </w:rPr>
+        <w:t>only</w:t>
+      </w:r>
+      <w:r>
+        <w:rPr/>
+        <w:t> the sockets that actually have data ready. This is how servers like Nginx or Node.js handle millions of connections efficiently.</w:t>
+      </w:r>
+    </w:p>
+    <w:p>
+      <w:pPr>
+        <w:pStyle w:val="BodyText"/>
+        <w:numPr>
+          <w:ilvl w:val="0"/>
+          <w:numId w:val="7"/>
+        </w:numPr>
+        <w:tabs>
+          <w:tab w:val="clear" w:pos="709"/>
+          <w:tab w:val="left" w:pos="709" w:leader="none"/>
+        </w:tabs>
+        <w:bidi w:val="0"/>
+        <w:ind w:hanging="283" w:start="709" w:end="0"/>
+        <w:jc w:val="start"/>
+        <w:rPr/>
+      </w:pPr>
+      <w:r>
+        <w:rPr>
+          <w:rStyle w:val="SourceText"/>
+        </w:rPr>
+        <w:t>EPOLLET</w:t>
+      </w:r>
+      <w:r>
+        <w:rPr>
+          <w:rStyle w:val="Strong"/>
+        </w:rPr>
+        <w:t> (Edge Triggered):</w:t>
+      </w:r>
+      <w:r>
+        <w:rPr/>
+        <w:t> We configure </w:t>
+      </w:r>
+      <w:r>
+        <w:rPr>
+          <w:rStyle w:val="SourceText"/>
+        </w:rPr>
+        <w:t>epoll</w:t>
+      </w:r>
+      <w:r>
+        <w:rPr/>
+        <w:t> in edge-triggered mode. This means the kernel only notifies us exactly </w:t>
+      </w:r>
+      <w:r>
+        <w:rPr>
+          <w:rStyle w:val="Emphasis"/>
+        </w:rPr>
+        <w:t>once</w:t>
+      </w:r>
+      <w:r>
+        <w:rPr/>
+        <w:t> when new data arrives. We are responsible for looping </w:t>
+      </w:r>
+      <w:r>
+        <w:rPr>
+          <w:rStyle w:val="SourceText"/>
+        </w:rPr>
+        <w:t>read_from_socket()</w:t>
+      </w:r>
+      <w:r>
+        <w:rPr/>
+        <w:t> continuously until it hits </w:t>
+      </w:r>
+      <w:r>
+        <w:rPr>
+          <w:rStyle w:val="SourceText"/>
+        </w:rPr>
+        <w:t>EAGAIN</w:t>
+      </w:r>
+      <w:r>
+        <w:rPr/>
+        <w:t> (meaning we've drained the OS buffer entirely).</w:t>
+      </w:r>
+    </w:p>
+    <w:p>
+      <w:pPr>
+        <w:pStyle w:val="Heading3"/>
+        <w:bidi w:val="0"/>
+        <w:spacing w:lineRule="auto" w:line="276" w:before="0" w:after="140"/>
+        <w:ind w:hanging="0" w:start="0" w:end="0"/>
+        <w:jc w:val="start"/>
+        <w:rPr/>
+      </w:pPr>
+      <w:bookmarkStart w:id="7" w:name="user-content-3-srcmaincpp-graceful-shutd"/>
+      <w:bookmarkEnd w:id="7"/>
+      <w:r>
+        <w:rPr/>
+        <w:t>3. </w:t>
+      </w:r>
+      <w:r>
+        <w:rPr>
+          <w:rStyle w:val="SourceText"/>
+        </w:rPr>
+        <w:t>src/main.cpp</w:t>
+      </w:r>
+      <w:r>
+        <w:rPr/>
+        <w:t> (Graceful Shutdown)</w:t>
+      </w:r>
+    </w:p>
+    <w:p>
+      <w:pPr>
+        <w:pStyle w:val="BodyText"/>
+        <w:numPr>
+          <w:ilvl w:val="0"/>
+          <w:numId w:val="8"/>
+        </w:numPr>
+        <w:tabs>
+          <w:tab w:val="clear" w:pos="709"/>
+          <w:tab w:val="left" w:pos="709" w:leader="none"/>
+        </w:tabs>
+        <w:bidi w:val="0"/>
+        <w:ind w:hanging="283" w:start="709" w:end="0"/>
+        <w:jc w:val="start"/>
+        <w:rPr/>
+      </w:pPr>
+      <w:r>
+        <w:rPr>
+          <w:rStyle w:val="SourceText"/>
+        </w:rPr>
+        <w:t>std::signal</w:t>
+      </w:r>
+      <w:r>
+        <w:rPr>
+          <w:rStyle w:val="Strong"/>
+        </w:rPr>
+        <w:t>:</w:t>
+      </w:r>
+      <w:r>
+        <w:rPr/>
+        <w:t> I added handlers for </w:t>
+      </w:r>
+      <w:r>
+        <w:rPr>
+          <w:rStyle w:val="SourceText"/>
+        </w:rPr>
+        <w:t>SIGINT</w:t>
+      </w:r>
+      <w:r>
+        <w:rPr/>
+        <w:t> and </w:t>
+      </w:r>
+      <w:r>
+        <w:rPr>
+          <w:rStyle w:val="SourceText"/>
+        </w:rPr>
+        <w:t>SIGTERM</w:t>
+      </w:r>
+      <w:r>
+        <w:rPr/>
+        <w:t>. If you press </w:t>
+      </w:r>
+      <w:r>
+        <w:rPr>
+          <w:rStyle w:val="SourceText"/>
+        </w:rPr>
+        <w:t>Ctrl+C</w:t>
+      </w:r>
+      <w:r>
+        <w:rPr/>
+        <w:t> in the terminal, the OS sends a </w:t>
+      </w:r>
+      <w:r>
+        <w:rPr>
+          <w:rStyle w:val="SourceText"/>
+        </w:rPr>
+        <w:t>SIGINT</w:t>
+      </w:r>
+      <w:r>
+        <w:rPr/>
+        <w:t> signal. Instead of instantly killing the program and leaving hanging connections, our </w:t>
+      </w:r>
+      <w:r>
+        <w:rPr>
+          <w:rStyle w:val="SourceText"/>
+        </w:rPr>
+        <w:t>signal_handler</w:t>
+      </w:r>
+      <w:r>
+        <w:rPr/>
+        <w:t> catches it and gently tells the </w:t>
+      </w:r>
+      <w:r>
+        <w:rPr>
+          <w:rStyle w:val="SourceText"/>
+        </w:rPr>
+        <w:t>TcpServer</w:t>
+      </w:r>
+      <w:r>
+        <w:rPr/>
+        <w:t> to </w:t>
+      </w:r>
+      <w:r>
+        <w:rPr>
+          <w:rStyle w:val="SourceText"/>
+        </w:rPr>
+        <w:t>.stop()</w:t>
+      </w:r>
+      <w:r>
+        <w:rPr/>
+        <w:t>, which neatly cleans up the </w:t>
+      </w:r>
+      <w:r>
+        <w:rPr>
+          <w:rStyle w:val="SourceText"/>
+        </w:rPr>
+        <w:t>epoll</w:t>
+      </w:r>
+      <w:r>
+        <w:rPr/>
+        <w:t> instance and disconnects everyone before returning 0.</w:t>
+      </w:r>
+    </w:p>
+    <w:p>
+      <w:pPr>
+        <w:pStyle w:val="BodyText"/>
+        <w:bidi w:val="0"/>
+        <w:jc w:val="start"/>
+        <w:rPr/>
+      </w:pPr>
+      <w:r>
+        <w:rPr/>
+      </w:r>
+    </w:p>
+    <w:p>
+      <w:pPr>
+        <w:pStyle w:val="BodyText"/>
+        <w:bidi w:val="0"/>
+        <w:jc w:val="start"/>
+        <w:rPr/>
+      </w:pPr>
+      <w:r>
+        <w:rPr/>
+      </w:r>
+    </w:p>
+    <w:p>
+      <w:pPr>
+        <w:pStyle w:val="Heading3"/>
+        <w:bidi w:val="0"/>
+        <w:jc w:val="start"/>
+        <w:rPr/>
+      </w:pPr>
+      <w:bookmarkStart w:id="8" w:name="user-content-1-the-include-headers"/>
+      <w:bookmarkEnd w:id="8"/>
       <w:r>
         <w:rPr/>
         <w:t>1. The </w:t>
@@ -395,8 +2077,8 @@
         <w:jc w:val="start"/>
         <w:rPr/>
       </w:pPr>
-      <w:bookmarkStart w:id="1" w:name="user-content-2-struct-sockaddr_in-addres"/>
-      <w:bookmarkEnd w:id="1"/>
+      <w:bookmarkStart w:id="9" w:name="user-content-2-struct-sockaddr_in-addres"/>
+      <w:bookmarkEnd w:id="9"/>
       <w:r>
         <w:rPr/>
         <w:t>2. </w:t>
@@ -642,8 +2324,8 @@
         <w:jc w:val="start"/>
         <w:rPr/>
       </w:pPr>
-      <w:bookmarkStart w:id="2" w:name="user-content-3-where-is-accept-defined"/>
-      <w:bookmarkEnd w:id="2"/>
+      <w:bookmarkStart w:id="10" w:name="user-content-3-where-is-accept-defined"/>
+      <w:bookmarkEnd w:id="10"/>
       <w:r>
         <w:rPr/>
         <w:t>3. Where is </w:t>
@@ -767,8 +2449,8 @@
         <w:jc w:val="start"/>
         <w:rPr/>
       </w:pPr>
-      <w:bookmarkStart w:id="3" w:name="user-content-4-what-are-epollhup--epollr"/>
-      <w:bookmarkEnd w:id="3"/>
+      <w:bookmarkStart w:id="11" w:name="user-content-4-what-are-epollhup--epollr"/>
+      <w:bookmarkEnd w:id="11"/>
       <w:r>
         <w:rPr/>
         <w:t>4. What are </w:t>
@@ -832,7 +2514,7 @@
         <w:pStyle w:val="BodyText"/>
         <w:numPr>
           <w:ilvl w:val="0"/>
-          <w:numId w:val="2"/>
+          <w:numId w:val="13"/>
         </w:numPr>
         <w:tabs>
           <w:tab w:val="clear" w:pos="709"/>
@@ -860,7 +2542,7 @@
         <w:pStyle w:val="BodyText"/>
         <w:numPr>
           <w:ilvl w:val="0"/>
-          <w:numId w:val="2"/>
+          <w:numId w:val="13"/>
         </w:numPr>
         <w:tabs>
           <w:tab w:val="clear" w:pos="709"/>
@@ -888,7 +2570,7 @@
         <w:pStyle w:val="BodyText"/>
         <w:numPr>
           <w:ilvl w:val="0"/>
-          <w:numId w:val="2"/>
+          <w:numId w:val="13"/>
         </w:numPr>
         <w:tabs>
           <w:tab w:val="clear" w:pos="709"/>
@@ -922,7 +2604,7 @@
         <w:pStyle w:val="BodyText"/>
         <w:numPr>
           <w:ilvl w:val="0"/>
-          <w:numId w:val="2"/>
+          <w:numId w:val="13"/>
         </w:numPr>
         <w:tabs>
           <w:tab w:val="clear" w:pos="709"/>
@@ -991,6 +2673,2859 @@
       <w:r>
         <w:rPr/>
         <w:t> and free up our server's memory!</w:t>
+      </w:r>
+    </w:p>
+    <w:p>
+      <w:pPr>
+        <w:pStyle w:val="BodyText"/>
+        <w:bidi w:val="0"/>
+        <w:jc w:val="start"/>
+        <w:rPr/>
+      </w:pPr>
+      <w:r>
+        <w:rPr/>
+      </w:r>
+    </w:p>
+    <w:p>
+      <w:pPr>
+        <w:pStyle w:val="BodyText"/>
+        <w:bidi w:val="0"/>
+        <w:jc w:val="start"/>
+        <w:rPr/>
+      </w:pPr>
+      <w:r>
+        <w:rPr/>
+      </w:r>
+    </w:p>
+    <w:p>
+      <w:pPr>
+        <w:pStyle w:val="Heading3"/>
+        <w:bidi w:val="0"/>
+        <w:jc w:val="start"/>
+        <w:rPr/>
+      </w:pPr>
+      <w:r>
+        <w:rPr/>
+        <w:t>Phase 1.3</w:t>
+      </w:r>
+    </w:p>
+    <w:p>
+      <w:pPr>
+        <w:pStyle w:val="Heading3"/>
+        <w:bidi w:val="0"/>
+        <w:jc w:val="start"/>
+        <w:rPr/>
+      </w:pPr>
+      <w:bookmarkStart w:id="12" w:name="user-content-1-srcconcurrenttask_queueh-"/>
+      <w:bookmarkEnd w:id="12"/>
+      <w:r>
+        <w:rPr/>
+        <w:t>1. </w:t>
+      </w:r>
+      <w:r>
+        <w:rPr>
+          <w:rStyle w:val="SourceText"/>
+        </w:rPr>
+        <w:t>src/concurrent/task_queue.h</w:t>
+      </w:r>
+      <w:r>
+        <w:rPr/>
+        <w:t> — The Communication Channel</w:t>
+      </w:r>
+    </w:p>
+    <w:p>
+      <w:pPr>
+        <w:pStyle w:val="BodyText"/>
+        <w:bidi w:val="0"/>
+        <w:ind w:hanging="0" w:start="0" w:end="0"/>
+        <w:jc w:val="start"/>
+        <w:rPr/>
+      </w:pPr>
+      <w:r>
+        <w:rPr/>
+        <w:t>This is a </w:t>
+      </w:r>
+      <w:r>
+        <w:rPr>
+          <w:rStyle w:val="Strong"/>
+        </w:rPr>
+        <w:t>Multi-Producer Multi-Consumer (MPMC) queue</w:t>
+      </w:r>
+      <w:r>
+        <w:rPr/>
+        <w:t>. Think of it as a conveyor belt between two groups:</w:t>
+      </w:r>
+    </w:p>
+    <w:p>
+      <w:pPr>
+        <w:pStyle w:val="BodyText"/>
+        <w:numPr>
+          <w:ilvl w:val="0"/>
+          <w:numId w:val="9"/>
+        </w:numPr>
+        <w:tabs>
+          <w:tab w:val="clear" w:pos="709"/>
+          <w:tab w:val="left" w:pos="709" w:leader="none"/>
+        </w:tabs>
+        <w:bidi w:val="0"/>
+        <w:spacing w:before="0" w:after="0"/>
+        <w:ind w:hanging="283" w:start="709" w:end="0"/>
+        <w:jc w:val="start"/>
+        <w:rPr/>
+      </w:pPr>
+      <w:r>
+        <w:rPr>
+          <w:rStyle w:val="Strong"/>
+        </w:rPr>
+        <w:t>Producers</w:t>
+      </w:r>
+      <w:r>
+        <w:rPr/>
+        <w:t> (the epoll event loop): detect that a socket has data and push a "process this" task onto the belt.</w:t>
+      </w:r>
+    </w:p>
+    <w:p>
+      <w:pPr>
+        <w:pStyle w:val="BodyText"/>
+        <w:numPr>
+          <w:ilvl w:val="0"/>
+          <w:numId w:val="9"/>
+        </w:numPr>
+        <w:tabs>
+          <w:tab w:val="clear" w:pos="709"/>
+          <w:tab w:val="left" w:pos="709" w:leader="none"/>
+        </w:tabs>
+        <w:bidi w:val="0"/>
+        <w:ind w:hanging="283" w:start="709" w:end="0"/>
+        <w:jc w:val="start"/>
+        <w:rPr/>
+      </w:pPr>
+      <w:r>
+        <w:rPr>
+          <w:rStyle w:val="Strong"/>
+        </w:rPr>
+        <w:t>Consumers</w:t>
+      </w:r>
+      <w:r>
+        <w:rPr/>
+        <w:t> (worker threads): sit idle until a task appears on the belt, grab it, and execute it.</w:t>
+      </w:r>
+    </w:p>
+    <w:p>
+      <w:pPr>
+        <w:pStyle w:val="BodyText"/>
+        <w:bidi w:val="0"/>
+        <w:ind w:hanging="0" w:start="0" w:end="0"/>
+        <w:jc w:val="start"/>
+        <w:rPr/>
+      </w:pPr>
+      <w:r>
+        <w:rPr/>
+        <w:t>Key internals:</w:t>
+      </w:r>
+    </w:p>
+    <w:p>
+      <w:pPr>
+        <w:pStyle w:val="BodyText"/>
+        <w:numPr>
+          <w:ilvl w:val="0"/>
+          <w:numId w:val="10"/>
+        </w:numPr>
+        <w:tabs>
+          <w:tab w:val="clear" w:pos="709"/>
+          <w:tab w:val="left" w:pos="709" w:leader="none"/>
+        </w:tabs>
+        <w:bidi w:val="0"/>
+        <w:ind w:hanging="283" w:start="709" w:end="0"/>
+        <w:jc w:val="start"/>
+        <w:rPr/>
+      </w:pPr>
+      <w:r>
+        <w:rPr>
+          <w:rStyle w:val="SourceText"/>
+        </w:rPr>
+        <w:t>std::mutex mutex_</w:t>
+      </w:r>
+      <w:r>
+        <w:rPr/>
+        <w:t>: A lock. Only one thread can hold it at a time. Before any thread touches the </w:t>
+      </w:r>
+      <w:r>
+        <w:rPr>
+          <w:rStyle w:val="SourceText"/>
+        </w:rPr>
+        <w:t>tasks_</w:t>
+      </w:r>
+      <w:r>
+        <w:rPr/>
+        <w:t> queue, it must acquire this lock. This prevents two threads from simultaneously pushing/popping and corrupting the queue's internal pointers.</w:t>
+      </w:r>
+    </w:p>
+    <w:p>
+      <w:pPr>
+        <w:pStyle w:val="BodyText"/>
+        <w:numPr>
+          <w:ilvl w:val="0"/>
+          <w:numId w:val="10"/>
+        </w:numPr>
+        <w:tabs>
+          <w:tab w:val="clear" w:pos="709"/>
+          <w:tab w:val="left" w:pos="709" w:leader="none"/>
+        </w:tabs>
+        <w:bidi w:val="0"/>
+        <w:ind w:hanging="283" w:start="709" w:end="0"/>
+        <w:jc w:val="start"/>
+        <w:rPr/>
+      </w:pPr>
+      <w:r>
+        <w:rPr>
+          <w:rStyle w:val="SourceText"/>
+        </w:rPr>
+        <w:t>std::condition_variable cv_</w:t>
+      </w:r>
+      <w:r>
+        <w:rPr/>
+        <w:t>: This is how workers </w:t>
+      </w:r>
+      <w:r>
+        <w:rPr>
+          <w:rStyle w:val="Strong"/>
+        </w:rPr>
+        <w:t>sleep efficiently</w:t>
+      </w:r>
+      <w:r>
+        <w:rPr/>
+        <w:t>. Without it, workers would spin in a tight loop checking "is there a task yet? is there a task yet?" burning 100% CPU doing nothing. Instead, </w:t>
+      </w:r>
+      <w:r>
+        <w:rPr>
+          <w:rStyle w:val="SourceText"/>
+        </w:rPr>
+        <w:t>cv_.wait()</w:t>
+      </w:r>
+      <w:r>
+        <w:rPr/>
+        <w:t> puts the thread to sleep (the OS deschedules it — zero CPU usage). When a producer calls </w:t>
+      </w:r>
+      <w:r>
+        <w:rPr>
+          <w:rStyle w:val="SourceText"/>
+        </w:rPr>
+        <w:t>cv_.notify_one()</w:t>
+      </w:r>
+      <w:r>
+        <w:rPr/>
+        <w:t>, the OS wakes exactly one sleeping worker.</w:t>
+      </w:r>
+    </w:p>
+    <w:p>
+      <w:pPr>
+        <w:pStyle w:val="BodyText"/>
+        <w:numPr>
+          <w:ilvl w:val="0"/>
+          <w:numId w:val="10"/>
+        </w:numPr>
+        <w:tabs>
+          <w:tab w:val="clear" w:pos="709"/>
+          <w:tab w:val="left" w:pos="709" w:leader="none"/>
+        </w:tabs>
+        <w:bidi w:val="0"/>
+        <w:ind w:hanging="283" w:start="709" w:end="0"/>
+        <w:jc w:val="start"/>
+        <w:rPr/>
+      </w:pPr>
+      <w:r>
+        <w:rPr>
+          <w:rStyle w:val="Strong"/>
+        </w:rPr>
+        <w:t>Why </w:t>
+      </w:r>
+      <w:r>
+        <w:rPr>
+          <w:rStyle w:val="SourceText"/>
+        </w:rPr>
+        <w:t>notify_one()</w:t>
+      </w:r>
+      <w:r>
+        <w:rPr>
+          <w:rStyle w:val="Strong"/>
+        </w:rPr>
+        <w:t> and not </w:t>
+      </w:r>
+      <w:r>
+        <w:rPr>
+          <w:rStyle w:val="SourceText"/>
+        </w:rPr>
+        <w:t>notify_all()</w:t>
+      </w:r>
+      <w:r>
+        <w:rPr>
+          <w:rStyle w:val="Strong"/>
+        </w:rPr>
+        <w:t>?</w:t>
+      </w:r>
+      <w:r>
+        <w:rPr/>
+        <w:t> If we have 12 workers and 1 task, waking all 12 means 11 will wake up, find nothing, and go back to sleep — wasted work. </w:t>
+      </w:r>
+      <w:r>
+        <w:rPr>
+          <w:rStyle w:val="SourceText"/>
+        </w:rPr>
+        <w:t>notify_one()</w:t>
+      </w:r>
+      <w:r>
+        <w:rPr/>
+        <w:t> wakes exactly 1.</w:t>
+      </w:r>
+    </w:p>
+    <w:p>
+      <w:pPr>
+        <w:pStyle w:val="BodyText"/>
+        <w:numPr>
+          <w:ilvl w:val="0"/>
+          <w:numId w:val="10"/>
+        </w:numPr>
+        <w:tabs>
+          <w:tab w:val="clear" w:pos="709"/>
+          <w:tab w:val="left" w:pos="709" w:leader="none"/>
+        </w:tabs>
+        <w:bidi w:val="0"/>
+        <w:ind w:hanging="283" w:start="709" w:end="0"/>
+        <w:jc w:val="start"/>
+        <w:rPr/>
+      </w:pPr>
+      <w:r>
+        <w:rPr>
+          <w:rStyle w:val="Strong"/>
+        </w:rPr>
+        <w:t>Spurious wakeups</w:t>
+      </w:r>
+      <w:r>
+        <w:rPr/>
+        <w:t>: The OS can sometimes wake a thread for no reason (a quirk of how condition variables are implemented on Linux using futexes). That's why </w:t>
+      </w:r>
+      <w:r>
+        <w:rPr>
+          <w:rStyle w:val="SourceText"/>
+        </w:rPr>
+        <w:t>cv_.wait()</w:t>
+      </w:r>
+      <w:r>
+        <w:rPr/>
+        <w:t> takes a </w:t>
+      </w:r>
+      <w:r>
+        <w:rPr>
+          <w:rStyle w:val="Strong"/>
+        </w:rPr>
+        <w:t>predicate</w:t>
+      </w:r>
+      <w:r>
+        <w:rPr/>
+        <w:t> lambda </w:t>
+      </w:r>
+      <w:r>
+        <w:rPr>
+          <w:rStyle w:val="SourceText"/>
+        </w:rPr>
+        <w:t>[this]() { return !tasks_.empty() || stopped_; }</w:t>
+      </w:r>
+      <w:r>
+        <w:rPr/>
+        <w:t>. If the thread wakes up spuriously, it re-checks the condition and goes back to sleep if it's false.</w:t>
+      </w:r>
+    </w:p>
+    <w:p>
+      <w:pPr>
+        <w:pStyle w:val="BodyText"/>
+        <w:numPr>
+          <w:ilvl w:val="0"/>
+          <w:numId w:val="10"/>
+        </w:numPr>
+        <w:tabs>
+          <w:tab w:val="clear" w:pos="709"/>
+          <w:tab w:val="left" w:pos="709" w:leader="none"/>
+        </w:tabs>
+        <w:bidi w:val="0"/>
+        <w:ind w:hanging="283" w:start="709" w:end="0"/>
+        <w:jc w:val="start"/>
+        <w:rPr/>
+      </w:pPr>
+      <w:r>
+        <w:rPr>
+          <w:rStyle w:val="SourceText"/>
+        </w:rPr>
+        <w:t>stop()</w:t>
+      </w:r>
+      <w:r>
+        <w:rPr/>
+        <w:t>: Uses </w:t>
+      </w:r>
+      <w:r>
+        <w:rPr>
+          <w:rStyle w:val="SourceText"/>
+        </w:rPr>
+        <w:t>notify_all()</w:t>
+      </w:r>
+      <w:r>
+        <w:rPr/>
+        <w:t> because during shutdown we want </w:t>
+      </w:r>
+      <w:r>
+        <w:rPr>
+          <w:rStyle w:val="Emphasis"/>
+        </w:rPr>
+        <w:t>every</w:t>
+      </w:r>
+      <w:r>
+        <w:rPr/>
+        <w:t> worker to wake up and see </w:t>
+      </w:r>
+      <w:r>
+        <w:rPr>
+          <w:rStyle w:val="SourceText"/>
+        </w:rPr>
+        <w:t>stopped_ = true</w:t>
+      </w:r>
+      <w:r>
+        <w:rPr/>
+        <w:t>, so they all exit their loops.</w:t>
+      </w:r>
+    </w:p>
+    <w:p>
+      <w:pPr>
+        <w:pStyle w:val="HorizontalLine"/>
+        <w:bidi w:val="0"/>
+        <w:spacing w:lineRule="auto" w:line="276" w:before="0" w:after="140"/>
+        <w:jc w:val="start"/>
+        <w:rPr/>
+      </w:pPr>
+      <w:r>
+        <w:rPr/>
+      </w:r>
+    </w:p>
+    <w:p>
+      <w:pPr>
+        <w:pStyle w:val="Heading3"/>
+        <w:bidi w:val="0"/>
+        <w:spacing w:lineRule="auto" w:line="276" w:before="0" w:after="140"/>
+        <w:ind w:hanging="0" w:start="0" w:end="0"/>
+        <w:jc w:val="start"/>
+        <w:rPr/>
+      </w:pPr>
+      <w:bookmarkStart w:id="13" w:name="user-content-2-srcconcurrentthread_poolh"/>
+      <w:bookmarkEnd w:id="13"/>
+      <w:r>
+        <w:rPr/>
+        <w:t>2. </w:t>
+      </w:r>
+      <w:r>
+        <w:rPr>
+          <w:rStyle w:val="SourceText"/>
+        </w:rPr>
+        <w:t>src/concurrent/thread_pool.h</w:t>
+      </w:r>
+      <w:r>
+        <w:rPr/>
+        <w:t> &amp; </w:t>
+      </w:r>
+      <w:r>
+        <w:rPr>
+          <w:rStyle w:val="SourceText"/>
+        </w:rPr>
+        <w:t>thread_pool.cpp</w:t>
+      </w:r>
+      <w:r>
+        <w:rPr/>
+        <w:t> — The Worker Pool</w:t>
+      </w:r>
+    </w:p>
+    <w:p>
+      <w:pPr>
+        <w:pStyle w:val="BodyText"/>
+        <w:numPr>
+          <w:ilvl w:val="0"/>
+          <w:numId w:val="11"/>
+        </w:numPr>
+        <w:tabs>
+          <w:tab w:val="clear" w:pos="709"/>
+          <w:tab w:val="left" w:pos="709" w:leader="none"/>
+        </w:tabs>
+        <w:bidi w:val="0"/>
+        <w:ind w:hanging="283" w:start="709" w:end="0"/>
+        <w:jc w:val="start"/>
+        <w:rPr/>
+      </w:pPr>
+      <w:r>
+        <w:rPr>
+          <w:rStyle w:val="Strong"/>
+        </w:rPr>
+        <w:t>Why not "1 thread per connection"?</w:t>
+      </w:r>
+      <w:r>
+        <w:rPr/>
+        <w:t> Creating a thread costs ~1ms and ~8MB of stack memory on Linux. With 500 concurrent games that's 500 threads = 4GB of stack space alone. A thread pool pre-creates a fixed number of threads (your machine has 12 cores, so it created 12 workers) and reuses them forever.</w:t>
+      </w:r>
+    </w:p>
+    <w:p>
+      <w:pPr>
+        <w:pStyle w:val="BodyText"/>
+        <w:numPr>
+          <w:ilvl w:val="0"/>
+          <w:numId w:val="11"/>
+        </w:numPr>
+        <w:tabs>
+          <w:tab w:val="clear" w:pos="709"/>
+          <w:tab w:val="left" w:pos="709" w:leader="none"/>
+        </w:tabs>
+        <w:bidi w:val="0"/>
+        <w:ind w:hanging="283" w:start="709" w:end="0"/>
+        <w:jc w:val="start"/>
+        <w:rPr/>
+      </w:pPr>
+      <w:r>
+        <w:rPr>
+          <w:rStyle w:val="SourceText"/>
+        </w:rPr>
+        <w:t>std::thread::hardware_concurrency()</w:t>
+      </w:r>
+      <w:r>
+        <w:rPr/>
+        <w:t>: Returns the number of CPU cores. On your machine it returned 12. This is a good default because having more threads than cores means threads fight for CPU time (context switching), and fewer means we're leaving cores idle.</w:t>
+      </w:r>
+    </w:p>
+    <w:p>
+      <w:pPr>
+        <w:pStyle w:val="BodyText"/>
+        <w:numPr>
+          <w:ilvl w:val="0"/>
+          <w:numId w:val="11"/>
+        </w:numPr>
+        <w:tabs>
+          <w:tab w:val="clear" w:pos="709"/>
+          <w:tab w:val="left" w:pos="709" w:leader="none"/>
+        </w:tabs>
+        <w:bidi w:val="0"/>
+        <w:ind w:hanging="283" w:start="709" w:end="0"/>
+        <w:jc w:val="start"/>
+        <w:rPr/>
+      </w:pPr>
+      <w:r>
+        <w:rPr>
+          <w:rStyle w:val="SourceText"/>
+        </w:rPr>
+        <w:t>worker_loop()</w:t>
+      </w:r>
+      <w:r>
+        <w:rPr/>
+        <w:t>: Each worker runs this function forever:</w:t>
+      </w:r>
+    </w:p>
+    <w:p>
+      <w:pPr>
+        <w:pStyle w:val="PreformattedText"/>
+        <w:numPr>
+          <w:ilvl w:val="0"/>
+          <w:numId w:val="0"/>
+        </w:numPr>
+        <w:bidi w:val="0"/>
+        <w:spacing w:lineRule="auto" w:line="276"/>
+        <w:ind w:hanging="0" w:start="0" w:end="0"/>
+        <w:jc w:val="start"/>
+        <w:rPr/>
+      </w:pPr>
+      <w:r>
+        <w:rPr/>
+        <w:t>while (task_queue_.pop(task)) {   // blocks until task available</w:t>
+      </w:r>
+    </w:p>
+    <w:p>
+      <w:pPr>
+        <w:pStyle w:val="PreformattedText"/>
+        <w:numPr>
+          <w:ilvl w:val="0"/>
+          <w:numId w:val="0"/>
+        </w:numPr>
+        <w:bidi w:val="0"/>
+        <w:spacing w:lineRule="auto" w:line="276"/>
+        <w:ind w:hanging="0" w:start="0" w:end="0"/>
+        <w:jc w:val="start"/>
+        <w:rPr/>
+      </w:pPr>
+      <w:r>
+        <w:rPr/>
+        <w:t xml:space="preserve">    </w:t>
+      </w:r>
+      <w:r>
+        <w:rPr/>
+        <w:t>task();                       // execute it</w:t>
+      </w:r>
+    </w:p>
+    <w:p>
+      <w:pPr>
+        <w:pStyle w:val="PreformattedText"/>
+        <w:numPr>
+          <w:ilvl w:val="0"/>
+          <w:numId w:val="0"/>
+        </w:numPr>
+        <w:bidi w:val="0"/>
+        <w:spacing w:lineRule="auto" w:line="276" w:before="0" w:after="283"/>
+        <w:ind w:hanging="0" w:start="0" w:end="0"/>
+        <w:jc w:val="start"/>
+        <w:rPr/>
+      </w:pPr>
+      <w:r>
+        <w:rPr/>
+        <w:t>}</w:t>
+      </w:r>
+    </w:p>
+    <w:p>
+      <w:pPr>
+        <w:pStyle w:val="BodyText"/>
+        <w:numPr>
+          <w:ilvl w:val="0"/>
+          <w:numId w:val="0"/>
+        </w:numPr>
+        <w:bidi w:val="0"/>
+        <w:ind w:hanging="0" w:start="0" w:end="0"/>
+        <w:jc w:val="start"/>
+        <w:rPr/>
+      </w:pPr>
+      <w:r>
+        <w:rPr/>
+        <w:t>When </w:t>
+      </w:r>
+      <w:r>
+        <w:rPr>
+          <w:rStyle w:val="SourceText"/>
+        </w:rPr>
+        <w:t>stop()</w:t>
+      </w:r>
+      <w:r>
+        <w:rPr/>
+        <w:t> is called on the queue, </w:t>
+      </w:r>
+      <w:r>
+        <w:rPr>
+          <w:rStyle w:val="SourceText"/>
+        </w:rPr>
+        <w:t>pop()</w:t>
+      </w:r>
+      <w:r>
+        <w:rPr/>
+        <w:t> returns </w:t>
+      </w:r>
+      <w:r>
+        <w:rPr>
+          <w:rStyle w:val="SourceText"/>
+        </w:rPr>
+        <w:t>false</w:t>
+      </w:r>
+      <w:r>
+        <w:rPr/>
+        <w:t> and the loop ends.</w:t>
+      </w:r>
+    </w:p>
+    <w:p>
+      <w:pPr>
+        <w:pStyle w:val="BodyText"/>
+        <w:numPr>
+          <w:ilvl w:val="0"/>
+          <w:numId w:val="11"/>
+        </w:numPr>
+        <w:tabs>
+          <w:tab w:val="clear" w:pos="709"/>
+          <w:tab w:val="left" w:pos="709" w:leader="none"/>
+        </w:tabs>
+        <w:bidi w:val="0"/>
+        <w:ind w:hanging="283" w:start="709" w:end="0"/>
+        <w:jc w:val="start"/>
+        <w:rPr/>
+      </w:pPr>
+      <w:r>
+        <w:rPr>
+          <w:rStyle w:val="SourceText"/>
+        </w:rPr>
+        <w:t>try/catch</w:t>
+      </w:r>
+      <w:r>
+        <w:rPr>
+          <w:rStyle w:val="Strong"/>
+        </w:rPr>
+        <w:t> in the worker loop</w:t>
+      </w:r>
+      <w:r>
+        <w:rPr/>
+        <w:t>: If a task throws an exception and we don't catch it, </w:t>
+      </w:r>
+      <w:r>
+        <w:rPr>
+          <w:rStyle w:val="SourceText"/>
+        </w:rPr>
+        <w:t>std::terminate()</w:t>
+      </w:r>
+      <w:r>
+        <w:rPr/>
+        <w:t> is called and the entire server crashes. We catch it, log it, and the worker continues to the next task. One bad task shouldn't kill the whole server.</w:t>
+      </w:r>
+    </w:p>
+    <w:p>
+      <w:pPr>
+        <w:pStyle w:val="BodyText"/>
+        <w:numPr>
+          <w:ilvl w:val="0"/>
+          <w:numId w:val="11"/>
+        </w:numPr>
+        <w:tabs>
+          <w:tab w:val="clear" w:pos="709"/>
+          <w:tab w:val="left" w:pos="709" w:leader="none"/>
+        </w:tabs>
+        <w:bidi w:val="0"/>
+        <w:ind w:hanging="283" w:start="709" w:end="0"/>
+        <w:jc w:val="start"/>
+        <w:rPr/>
+      </w:pPr>
+      <w:r>
+        <w:rPr>
+          <w:rStyle w:val="SourceText"/>
+        </w:rPr>
+        <w:t>shutdown()</w:t>
+      </w:r>
+      <w:r>
+        <w:rPr/>
+        <w:t>: First signals the queue to stop (wakes all workers), then calls </w:t>
+      </w:r>
+      <w:r>
+        <w:rPr>
+          <w:rStyle w:val="SourceText"/>
+        </w:rPr>
+        <w:t>join()</w:t>
+      </w:r>
+      <w:r>
+        <w:rPr/>
+        <w:t> on every thread. </w:t>
+      </w:r>
+      <w:r>
+        <w:rPr>
+          <w:rStyle w:val="SourceText"/>
+        </w:rPr>
+        <w:t>join()</w:t>
+      </w:r>
+      <w:r>
+        <w:rPr/>
+        <w:t> blocks until that thread terminates. We </w:t>
+      </w:r>
+      <w:r>
+        <w:rPr>
+          <w:rStyle w:val="Strong"/>
+        </w:rPr>
+        <w:t>must</w:t>
+      </w:r>
+      <w:r>
+        <w:rPr/>
+        <w:t> join every thread before the </w:t>
+      </w:r>
+      <w:r>
+        <w:rPr>
+          <w:rStyle w:val="SourceText"/>
+        </w:rPr>
+        <w:t>ThreadPool</w:t>
+      </w:r>
+      <w:r>
+        <w:rPr/>
+        <w:t> destructor finishes, otherwise the program calls </w:t>
+      </w:r>
+      <w:r>
+        <w:rPr>
+          <w:rStyle w:val="SourceText"/>
+        </w:rPr>
+        <w:t>std::terminate()</w:t>
+      </w:r>
+      <w:r>
+        <w:rPr/>
+        <w:t> and crashes. This is a C++ rule — you cannot destroy a </w:t>
+      </w:r>
+      <w:r>
+        <w:rPr>
+          <w:rStyle w:val="SourceText"/>
+        </w:rPr>
+        <w:t>std::thread</w:t>
+      </w:r>
+      <w:r>
+        <w:rPr/>
+        <w:t> that is still running.</w:t>
+      </w:r>
+    </w:p>
+    <w:p>
+      <w:pPr>
+        <w:pStyle w:val="HorizontalLine"/>
+        <w:bidi w:val="0"/>
+        <w:spacing w:lineRule="auto" w:line="276" w:before="0" w:after="140"/>
+        <w:jc w:val="start"/>
+        <w:rPr/>
+      </w:pPr>
+      <w:r>
+        <w:rPr/>
+      </w:r>
+    </w:p>
+    <w:p>
+      <w:pPr>
+        <w:pStyle w:val="Heading3"/>
+        <w:bidi w:val="0"/>
+        <w:spacing w:lineRule="auto" w:line="276" w:before="0" w:after="140"/>
+        <w:ind w:hanging="0" w:start="0" w:end="0"/>
+        <w:jc w:val="start"/>
+        <w:rPr/>
+      </w:pPr>
+      <w:bookmarkStart w:id="14" w:name="user-content-3-changes-to-tcp_serverh--t"/>
+      <w:bookmarkEnd w:id="14"/>
+      <w:r>
+        <w:rPr/>
+        <w:t>3. Changes to </w:t>
+      </w:r>
+      <w:r>
+        <w:rPr>
+          <w:rStyle w:val="SourceText"/>
+        </w:rPr>
+        <w:t>tcp_server.h</w:t>
+      </w:r>
+      <w:r>
+        <w:rPr/>
+        <w:t> &amp; </w:t>
+      </w:r>
+      <w:r>
+        <w:rPr>
+          <w:rStyle w:val="SourceText"/>
+        </w:rPr>
+        <w:t>tcp_server.cpp</w:t>
+      </w:r>
+      <w:r>
+        <w:rPr/>
+        <w:t> — The Integration</w:t>
+      </w:r>
+    </w:p>
+    <w:p>
+      <w:pPr>
+        <w:pStyle w:val="BodyText"/>
+        <w:bidi w:val="0"/>
+        <w:ind w:hanging="0" w:start="0" w:end="0"/>
+        <w:jc w:val="start"/>
+        <w:rPr/>
+      </w:pPr>
+      <w:r>
+        <w:rPr/>
+        <w:t>The key architectural change is in the </w:t>
+      </w:r>
+      <w:r>
+        <w:rPr>
+          <w:rStyle w:val="SourceText"/>
+        </w:rPr>
+        <w:t>run()</w:t>
+      </w:r>
+      <w:r>
+        <w:rPr/>
+        <w:t> event loop:</w:t>
+      </w:r>
+    </w:p>
+    <w:p>
+      <w:pPr>
+        <w:pStyle w:val="BodyText"/>
+        <w:bidi w:val="0"/>
+        <w:ind w:hanging="0" w:start="0" w:end="0"/>
+        <w:jc w:val="start"/>
+        <w:rPr/>
+      </w:pPr>
+      <w:r>
+        <w:rPr>
+          <w:rStyle w:val="Strong"/>
+        </w:rPr>
+        <w:t>Before (Phase 1.2):</w:t>
+      </w:r>
+    </w:p>
+    <w:p>
+      <w:pPr>
+        <w:pStyle w:val="PreformattedText"/>
+        <w:bidi w:val="0"/>
+        <w:spacing w:lineRule="auto" w:line="276"/>
+        <w:ind w:hanging="0" w:start="0" w:end="0"/>
+        <w:jc w:val="start"/>
+        <w:rPr/>
+      </w:pPr>
+      <w:r>
+        <w:rPr/>
+        <w:t>cpp</w:t>
+      </w:r>
+    </w:p>
+    <w:p>
+      <w:pPr>
+        <w:pStyle w:val="PreformattedText"/>
+        <w:bidi w:val="0"/>
+        <w:spacing w:lineRule="auto" w:line="276"/>
+        <w:ind w:hanging="0" w:start="0" w:end="0"/>
+        <w:jc w:val="start"/>
+        <w:rPr/>
+      </w:pPr>
+      <w:r>
+        <w:rPr/>
+        <w:t>} else if (ev &amp; EPOLLIN) {</w:t>
+      </w:r>
+    </w:p>
+    <w:p>
+      <w:pPr>
+        <w:pStyle w:val="PreformattedText"/>
+        <w:bidi w:val="0"/>
+        <w:spacing w:lineRule="auto" w:line="276"/>
+        <w:ind w:hanging="0" w:start="0" w:end="0"/>
+        <w:jc w:val="start"/>
+        <w:rPr/>
+      </w:pPr>
+      <w:r>
+        <w:rPr/>
+        <w:t xml:space="preserve">    </w:t>
+      </w:r>
+      <w:r>
+        <w:rPr/>
+        <w:t>handle_client_data(client_fd);  // Blocks the epoll loop!</w:t>
+      </w:r>
+    </w:p>
+    <w:p>
+      <w:pPr>
+        <w:pStyle w:val="PreformattedText"/>
+        <w:bidi w:val="0"/>
+        <w:spacing w:lineRule="auto" w:line="276" w:before="0" w:after="283"/>
+        <w:ind w:hanging="0" w:start="0" w:end="0"/>
+        <w:jc w:val="start"/>
+        <w:rPr/>
+      </w:pPr>
+      <w:r>
+        <w:rPr/>
+        <w:t>}</w:t>
+      </w:r>
+    </w:p>
+    <w:p>
+      <w:pPr>
+        <w:pStyle w:val="BodyText"/>
+        <w:bidi w:val="0"/>
+        <w:ind w:hanging="0" w:start="0" w:end="0"/>
+        <w:jc w:val="start"/>
+        <w:rPr/>
+      </w:pPr>
+      <w:r>
+        <w:rPr>
+          <w:rStyle w:val="Strong"/>
+        </w:rPr>
+        <w:t>After (Phase 1.3):</w:t>
+      </w:r>
+    </w:p>
+    <w:p>
+      <w:pPr>
+        <w:pStyle w:val="PreformattedText"/>
+        <w:bidi w:val="0"/>
+        <w:spacing w:lineRule="auto" w:line="276"/>
+        <w:ind w:hanging="0" w:start="0" w:end="0"/>
+        <w:jc w:val="start"/>
+        <w:rPr/>
+      </w:pPr>
+      <w:r>
+        <w:rPr/>
+        <w:t>cpp</w:t>
+      </w:r>
+    </w:p>
+    <w:p>
+      <w:pPr>
+        <w:pStyle w:val="PreformattedText"/>
+        <w:bidi w:val="0"/>
+        <w:spacing w:lineRule="auto" w:line="276"/>
+        <w:ind w:hanging="0" w:start="0" w:end="0"/>
+        <w:jc w:val="start"/>
+        <w:rPr/>
+      </w:pPr>
+      <w:r>
+        <w:rPr/>
+        <w:t>} else if (ev &amp; EPOLLIN) {</w:t>
+      </w:r>
+    </w:p>
+    <w:p>
+      <w:pPr>
+        <w:pStyle w:val="PreformattedText"/>
+        <w:bidi w:val="0"/>
+        <w:spacing w:lineRule="auto" w:line="276"/>
+        <w:ind w:hanging="0" w:start="0" w:end="0"/>
+        <w:jc w:val="start"/>
+        <w:rPr/>
+      </w:pPr>
+      <w:r>
+        <w:rPr/>
+        <w:t xml:space="preserve">    </w:t>
+      </w:r>
+      <w:r>
+        <w:rPr/>
+        <w:t>pool_.submit([this, client_fd]() {   // Returns instantly</w:t>
+      </w:r>
+    </w:p>
+    <w:p>
+      <w:pPr>
+        <w:pStyle w:val="PreformattedText"/>
+        <w:bidi w:val="0"/>
+        <w:spacing w:lineRule="auto" w:line="276"/>
+        <w:ind w:hanging="0" w:start="0" w:end="0"/>
+        <w:jc w:val="start"/>
+        <w:rPr/>
+      </w:pPr>
+      <w:r>
+        <w:rPr/>
+        <w:t xml:space="preserve">        </w:t>
+      </w:r>
+      <w:r>
+        <w:rPr/>
+        <w:t>handle_client_data(client_fd);   // Runs on a worker thread</w:t>
+      </w:r>
+    </w:p>
+    <w:p>
+      <w:pPr>
+        <w:pStyle w:val="PreformattedText"/>
+        <w:bidi w:val="0"/>
+        <w:spacing w:lineRule="auto" w:line="276"/>
+        <w:ind w:hanging="0" w:start="0" w:end="0"/>
+        <w:jc w:val="start"/>
+        <w:rPr/>
+      </w:pPr>
+      <w:r>
+        <w:rPr/>
+        <w:t xml:space="preserve">    </w:t>
+      </w:r>
+      <w:r>
+        <w:rPr/>
+        <w:t>});</w:t>
+      </w:r>
+    </w:p>
+    <w:p>
+      <w:pPr>
+        <w:pStyle w:val="PreformattedText"/>
+        <w:bidi w:val="0"/>
+        <w:spacing w:lineRule="auto" w:line="276" w:before="0" w:after="283"/>
+        <w:ind w:hanging="0" w:start="0" w:end="0"/>
+        <w:jc w:val="start"/>
+        <w:rPr/>
+      </w:pPr>
+      <w:r>
+        <w:rPr/>
+        <w:t>}</w:t>
+      </w:r>
+    </w:p>
+    <w:p>
+      <w:pPr>
+        <w:pStyle w:val="BodyText"/>
+        <w:bidi w:val="0"/>
+        <w:ind w:hanging="0" w:start="0" w:end="0"/>
+        <w:jc w:val="start"/>
+        <w:rPr/>
+      </w:pPr>
+      <w:r>
+        <w:rPr/>
+        <w:t>The </w:t>
+      </w:r>
+      <w:r>
+        <w:rPr>
+          <w:rStyle w:val="SourceText"/>
+        </w:rPr>
+        <w:t>[this, client_fd]()</w:t>
+      </w:r>
+      <w:r>
+        <w:rPr/>
+        <w:t> is a </w:t>
+      </w:r>
+      <w:r>
+        <w:rPr>
+          <w:rStyle w:val="Strong"/>
+        </w:rPr>
+        <w:t>lambda capture</w:t>
+      </w:r>
+      <w:r>
+        <w:rPr/>
+        <w:t>. It creates a small anonymous function that "captures" (remembers) the </w:t>
+      </w:r>
+      <w:r>
+        <w:rPr>
+          <w:rStyle w:val="SourceText"/>
+        </w:rPr>
+        <w:t>this</w:t>
+      </w:r>
+      <w:r>
+        <w:rPr/>
+        <w:t> pointer and the </w:t>
+      </w:r>
+      <w:r>
+        <w:rPr>
+          <w:rStyle w:val="SourceText"/>
+        </w:rPr>
+        <w:t>client_fd</w:t>
+      </w:r>
+      <w:r>
+        <w:rPr/>
+        <w:t> value. This function object is pushed into the task queue and picked up by a worker thread later.</w:t>
+      </w:r>
+    </w:p>
+    <w:p>
+      <w:pPr>
+        <w:pStyle w:val="BodyText"/>
+        <w:numPr>
+          <w:ilvl w:val="0"/>
+          <w:numId w:val="12"/>
+        </w:numPr>
+        <w:tabs>
+          <w:tab w:val="clear" w:pos="709"/>
+          <w:tab w:val="left" w:pos="709" w:leader="none"/>
+        </w:tabs>
+        <w:bidi w:val="0"/>
+        <w:ind w:hanging="283" w:start="709" w:end="0"/>
+        <w:jc w:val="start"/>
+        <w:rPr/>
+      </w:pPr>
+      <w:r>
+        <w:rPr>
+          <w:rStyle w:val="SourceText"/>
+        </w:rPr>
+        <w:t>connections_mutex_</w:t>
+      </w:r>
+      <w:r>
+        <w:rPr/>
+        <w:t>: Now that multiple worker threads can call </w:t>
+      </w:r>
+      <w:r>
+        <w:rPr>
+          <w:rStyle w:val="SourceText"/>
+        </w:rPr>
+        <w:t>handle_client_data()</w:t>
+      </w:r>
+      <w:r>
+        <w:rPr/>
+        <w:t> simultaneously, they all access the shared </w:t>
+      </w:r>
+      <w:r>
+        <w:rPr>
+          <w:rStyle w:val="SourceText"/>
+        </w:rPr>
+        <w:t>connections_</w:t>
+      </w:r>
+      <w:r>
+        <w:rPr/>
+        <w:t> map. Without a mutex, two threads could try to modify the map at the same time, corrupting its internal hash table. Every access to </w:t>
+      </w:r>
+      <w:r>
+        <w:rPr>
+          <w:rStyle w:val="SourceText"/>
+        </w:rPr>
+        <w:t>connections_</w:t>
+      </w:r>
+      <w:r>
+        <w:rPr/>
+        <w:t> is now wrapped in </w:t>
+      </w:r>
+      <w:r>
+        <w:rPr>
+          <w:rStyle w:val="SourceText"/>
+        </w:rPr>
+        <w:t>std::lock_guard&lt;std::mutex&gt;</w:t>
+      </w:r>
+      <w:r>
+        <w:rPr/>
+        <w:t>.</w:t>
+      </w:r>
+    </w:p>
+    <w:p>
+      <w:pPr>
+        <w:pStyle w:val="BodyText"/>
+        <w:numPr>
+          <w:ilvl w:val="0"/>
+          <w:numId w:val="12"/>
+        </w:numPr>
+        <w:tabs>
+          <w:tab w:val="clear" w:pos="709"/>
+          <w:tab w:val="left" w:pos="709" w:leader="none"/>
+        </w:tabs>
+        <w:bidi w:val="0"/>
+        <w:ind w:hanging="283" w:start="709" w:end="0"/>
+        <w:jc w:val="start"/>
+        <w:rPr/>
+      </w:pPr>
+      <w:r>
+        <w:rPr>
+          <w:rStyle w:val="SourceText"/>
+        </w:rPr>
+        <w:t>std::lock_guard</w:t>
+      </w:r>
+      <w:r>
+        <w:rPr>
+          <w:rStyle w:val="Strong"/>
+        </w:rPr>
+        <w:t> vs raw </w:t>
+      </w:r>
+      <w:r>
+        <w:rPr>
+          <w:rStyle w:val="SourceText"/>
+        </w:rPr>
+        <w:t>.lock()/.unlock()</w:t>
+      </w:r>
+      <w:r>
+        <w:rPr/>
+        <w:t>: If you manually call </w:t>
+      </w:r>
+      <w:r>
+        <w:rPr>
+          <w:rStyle w:val="SourceText"/>
+        </w:rPr>
+        <w:t>mutex.lock()</w:t>
+      </w:r>
+      <w:r>
+        <w:rPr/>
+        <w:t> and then an exception is thrown before </w:t>
+      </w:r>
+      <w:r>
+        <w:rPr>
+          <w:rStyle w:val="SourceText"/>
+        </w:rPr>
+        <w:t>mutex.unlock()</w:t>
+      </w:r>
+      <w:r>
+        <w:rPr/>
+        <w:t>, the mutex stays locked forever (deadlock). </w:t>
+      </w:r>
+      <w:r>
+        <w:rPr>
+          <w:rStyle w:val="SourceText"/>
+        </w:rPr>
+        <w:t>std::lock_guard</w:t>
+      </w:r>
+      <w:r>
+        <w:rPr/>
+        <w:t> uses RAII — it unlocks automatically when it goes out of scope, even during exceptions. This is the same principle as our </w:t>
+      </w:r>
+      <w:r>
+        <w:rPr>
+          <w:rStyle w:val="SourceText"/>
+        </w:rPr>
+        <w:t>Connection</w:t>
+      </w:r>
+      <w:r>
+        <w:rPr/>
+        <w:t> destructor auto-closing file descriptors.</w:t>
+      </w:r>
+    </w:p>
+    <w:p>
+      <w:pPr>
+        <w:pStyle w:val="HorizontalLine"/>
+        <w:bidi w:val="0"/>
+        <w:spacing w:lineRule="auto" w:line="276" w:before="0" w:after="140"/>
+        <w:jc w:val="start"/>
+        <w:rPr/>
+      </w:pPr>
+      <w:r>
+        <w:rPr/>
+      </w:r>
+    </w:p>
+    <w:p>
+      <w:pPr>
+        <w:pStyle w:val="Heading3"/>
+        <w:bidi w:val="0"/>
+        <w:spacing w:lineRule="auto" w:line="276" w:before="0" w:after="140"/>
+        <w:ind w:hanging="0" w:start="0" w:end="0"/>
+        <w:jc w:val="start"/>
+        <w:rPr/>
+      </w:pPr>
+      <w:bookmarkStart w:id="15" w:name="user-content-4-changes-to-maincpp"/>
+      <w:bookmarkEnd w:id="15"/>
+      <w:r>
+        <w:rPr/>
+        <w:t>4. Changes to </w:t>
+      </w:r>
+      <w:r>
+        <w:rPr>
+          <w:rStyle w:val="SourceText"/>
+        </w:rPr>
+        <w:t>main.cpp</w:t>
+      </w:r>
+    </w:p>
+    <w:p>
+      <w:pPr>
+        <w:pStyle w:val="PreformattedText"/>
+        <w:bidi w:val="0"/>
+        <w:spacing w:lineRule="auto" w:line="276"/>
+        <w:ind w:hanging="0" w:start="0" w:end="0"/>
+        <w:jc w:val="start"/>
+        <w:rPr/>
+      </w:pPr>
+      <w:r>
+        <w:rPr/>
+        <w:t>cpp</w:t>
+      </w:r>
+    </w:p>
+    <w:p>
+      <w:pPr>
+        <w:pStyle w:val="PreformattedText"/>
+        <w:bidi w:val="0"/>
+        <w:spacing w:lineRule="auto" w:line="276"/>
+        <w:ind w:hanging="0" w:start="0" w:end="0"/>
+        <w:jc w:val="start"/>
+        <w:rPr/>
+      </w:pPr>
+      <w:r>
+        <w:rPr/>
+        <w:t>chess::concurrent::ThreadPool pool;        // Create pool (spawns 12 workers)</w:t>
+      </w:r>
+    </w:p>
+    <w:p>
+      <w:pPr>
+        <w:pStyle w:val="PreformattedText"/>
+        <w:bidi w:val="0"/>
+        <w:spacing w:lineRule="auto" w:line="276" w:before="0" w:after="283"/>
+        <w:ind w:hanging="0" w:start="0" w:end="0"/>
+        <w:jc w:val="start"/>
+        <w:rPr/>
+      </w:pPr>
+      <w:r>
+        <w:rPr/>
+        <w:t>chess::net::TcpServer server(9000, pool);  // Pass pool by reference</w:t>
+      </w:r>
+    </w:p>
+    <w:p>
+      <w:pPr>
+        <w:pStyle w:val="BodyText"/>
+        <w:bidi w:val="0"/>
+        <w:jc w:val="start"/>
+        <w:rPr/>
+      </w:pPr>
+      <w:r>
+        <w:rPr/>
+      </w:r>
+    </w:p>
+    <w:p>
+      <w:pPr>
+        <w:pStyle w:val="Heading3"/>
+        <w:bidi w:val="0"/>
+        <w:jc w:val="start"/>
+        <w:rPr/>
+      </w:pPr>
+      <w:bookmarkStart w:id="16" w:name="user-content-1-what-is-include-functiona"/>
+      <w:bookmarkEnd w:id="16"/>
+      <w:r>
+        <w:rPr/>
+        <w:t>1. What is </w:t>
+      </w:r>
+      <w:r>
+        <w:rPr>
+          <w:rStyle w:val="SourceText"/>
+        </w:rPr>
+        <w:t>#include &lt;functional&gt;</w:t>
+      </w:r>
+      <w:r>
+        <w:rPr/>
+        <w:t>?</w:t>
+      </w:r>
+    </w:p>
+    <w:p>
+      <w:pPr>
+        <w:pStyle w:val="BodyText"/>
+        <w:bidi w:val="0"/>
+        <w:ind w:hanging="0" w:start="0" w:end="0"/>
+        <w:jc w:val="start"/>
+        <w:rPr/>
+      </w:pPr>
+      <w:r>
+        <w:rPr/>
+        <w:t>In C++, </w:t>
+      </w:r>
+      <w:r>
+        <w:rPr>
+          <w:rStyle w:val="SourceText"/>
+        </w:rPr>
+        <w:t>std::function</w:t>
+      </w:r>
+      <w:r>
+        <w:rPr/>
+        <w:t> (which comes from </w:t>
+      </w:r>
+      <w:r>
+        <w:rPr>
+          <w:rStyle w:val="SourceText"/>
+        </w:rPr>
+        <w:t>&lt;functional&gt;</w:t>
+      </w:r>
+      <w:r>
+        <w:rPr/>
+        <w:t>) is a wrapper that can store </w:t>
+      </w:r>
+      <w:r>
+        <w:rPr>
+          <w:rStyle w:val="Strong"/>
+        </w:rPr>
+        <w:t>any</w:t>
+      </w:r>
+      <w:r>
+        <w:rPr/>
+        <w:t> callable object (like a regular function, a lambda, or a functor) as long as it matches a specific signature. In our </w:t>
+      </w:r>
+      <w:r>
+        <w:rPr>
+          <w:rStyle w:val="SourceText"/>
+        </w:rPr>
+        <w:t>TaskQueue</w:t>
+      </w:r>
+      <w:r>
+        <w:rPr/>
+        <w:t>, we defined </w:t>
+      </w:r>
+      <w:r>
+        <w:rPr>
+          <w:rStyle w:val="SourceText"/>
+        </w:rPr>
+        <w:t>using Task = std::function&lt;void()&gt;;</w:t>
+      </w:r>
+      <w:r>
+        <w:rPr/>
+        <w:t>. This means a </w:t>
+      </w:r>
+      <w:r>
+        <w:rPr>
+          <w:rStyle w:val="SourceText"/>
+        </w:rPr>
+        <w:t>Task</w:t>
+      </w:r>
+      <w:r>
+        <w:rPr/>
+        <w:t> is anything that takes no arguments </w:t>
+      </w:r>
+      <w:r>
+        <w:rPr>
+          <w:rStyle w:val="SourceText"/>
+        </w:rPr>
+        <w:t>()</w:t>
+      </w:r>
+      <w:r>
+        <w:rPr/>
+        <w:t> and returns nothing </w:t>
+      </w:r>
+      <w:r>
+        <w:rPr>
+          <w:rStyle w:val="SourceText"/>
+        </w:rPr>
+        <w:t>void</w:t>
+      </w:r>
+      <w:r>
+        <w:rPr/>
+        <w:t>. Because we use </w:t>
+      </w:r>
+      <w:r>
+        <w:rPr>
+          <w:rStyle w:val="SourceText"/>
+        </w:rPr>
+        <w:t>std::function</w:t>
+      </w:r>
+      <w:r>
+        <w:rPr/>
+        <w:t>, the epoll loop can bundle up a chunk of work (a lambda) and drop it into the queue as a variable, which the worker thread later executes.</w:t>
+      </w:r>
+    </w:p>
+    <w:p>
+      <w:pPr>
+        <w:pStyle w:val="Heading3"/>
+        <w:bidi w:val="0"/>
+        <w:spacing w:lineRule="auto" w:line="276" w:before="0" w:after="140"/>
+        <w:ind w:hanging="0" w:start="0" w:end="0"/>
+        <w:jc w:val="start"/>
+        <w:rPr/>
+      </w:pPr>
+      <w:bookmarkStart w:id="17" w:name="user-content-2-why-the-explicit---block-"/>
+      <w:bookmarkEnd w:id="17"/>
+      <w:r>
+        <w:rPr/>
+        <w:t>2. Why the explicit </w:t>
+      </w:r>
+      <w:r>
+        <w:rPr>
+          <w:rStyle w:val="SourceText"/>
+        </w:rPr>
+        <w:t>{ }</w:t>
+      </w:r>
+      <w:r>
+        <w:rPr/>
+        <w:t> block in </w:t>
+      </w:r>
+      <w:r>
+        <w:rPr>
+          <w:rStyle w:val="SourceText"/>
+        </w:rPr>
+        <w:t>push()</w:t>
+      </w:r>
+      <w:r>
+        <w:rPr/>
+        <w:t>, and what is </w:t>
+      </w:r>
+      <w:r>
+        <w:rPr>
+          <w:rStyle w:val="SourceText"/>
+        </w:rPr>
+        <w:t>lock_guard</w:t>
+      </w:r>
+      <w:r>
+        <w:rPr/>
+        <w:t>?</w:t>
+      </w:r>
+    </w:p>
+    <w:p>
+      <w:pPr>
+        <w:pStyle w:val="PreformattedText"/>
+        <w:bidi w:val="0"/>
+        <w:spacing w:lineRule="auto" w:line="276"/>
+        <w:ind w:hanging="0" w:start="0" w:end="0"/>
+        <w:jc w:val="start"/>
+        <w:rPr/>
+      </w:pPr>
+      <w:r>
+        <w:rPr/>
+        <w:t>cpp</w:t>
+      </w:r>
+    </w:p>
+    <w:p>
+      <w:pPr>
+        <w:pStyle w:val="PreformattedText"/>
+        <w:bidi w:val="0"/>
+        <w:spacing w:lineRule="auto" w:line="276"/>
+        <w:ind w:hanging="0" w:start="0" w:end="0"/>
+        <w:jc w:val="start"/>
+        <w:rPr/>
+      </w:pPr>
+      <w:r>
+        <w:rPr/>
+        <w:t>void push(Task task) {</w:t>
+      </w:r>
+    </w:p>
+    <w:p>
+      <w:pPr>
+        <w:pStyle w:val="PreformattedText"/>
+        <w:bidi w:val="0"/>
+        <w:spacing w:lineRule="auto" w:line="276"/>
+        <w:ind w:hanging="0" w:start="0" w:end="0"/>
+        <w:jc w:val="start"/>
+        <w:rPr/>
+      </w:pPr>
+      <w:r>
+        <w:rPr/>
+        <w:t xml:space="preserve">    </w:t>
+      </w:r>
+      <w:r>
+        <w:rPr/>
+        <w:t>{</w:t>
+      </w:r>
+    </w:p>
+    <w:p>
+      <w:pPr>
+        <w:pStyle w:val="PreformattedText"/>
+        <w:bidi w:val="0"/>
+        <w:spacing w:lineRule="auto" w:line="276"/>
+        <w:ind w:hanging="0" w:start="0" w:end="0"/>
+        <w:jc w:val="start"/>
+        <w:rPr/>
+      </w:pPr>
+      <w:r>
+        <w:rPr/>
+        <w:t xml:space="preserve">        </w:t>
+      </w:r>
+      <w:r>
+        <w:rPr/>
+        <w:t>std::lock_guard&lt;std::mutex&gt; lock(mutex_);</w:t>
+      </w:r>
+    </w:p>
+    <w:p>
+      <w:pPr>
+        <w:pStyle w:val="PreformattedText"/>
+        <w:bidi w:val="0"/>
+        <w:spacing w:lineRule="auto" w:line="276"/>
+        <w:ind w:hanging="0" w:start="0" w:end="0"/>
+        <w:jc w:val="start"/>
+        <w:rPr/>
+      </w:pPr>
+      <w:r>
+        <w:rPr/>
+        <w:t xml:space="preserve">        </w:t>
+      </w:r>
+      <w:r>
+        <w:rPr/>
+        <w:t>tasks_.push(std::move(task));</w:t>
+      </w:r>
+    </w:p>
+    <w:p>
+      <w:pPr>
+        <w:pStyle w:val="PreformattedText"/>
+        <w:bidi w:val="0"/>
+        <w:spacing w:lineRule="auto" w:line="276"/>
+        <w:ind w:hanging="0" w:start="0" w:end="0"/>
+        <w:jc w:val="start"/>
+        <w:rPr/>
+      </w:pPr>
+      <w:r>
+        <w:rPr/>
+        <w:t xml:space="preserve">    </w:t>
+      </w:r>
+      <w:r>
+        <w:rPr/>
+        <w:t>} // &lt;--- The lock_guard is destroyed here, releasing the mutex!</w:t>
+      </w:r>
+    </w:p>
+    <w:p>
+      <w:pPr>
+        <w:pStyle w:val="PreformattedText"/>
+        <w:bidi w:val="0"/>
+        <w:spacing w:lineRule="auto" w:line="276"/>
+        <w:ind w:hanging="0" w:start="0" w:end="0"/>
+        <w:jc w:val="start"/>
+        <w:rPr/>
+      </w:pPr>
+      <w:r>
+        <w:rPr/>
+        <w:t xml:space="preserve">    </w:t>
+      </w:r>
+    </w:p>
+    <w:p>
+      <w:pPr>
+        <w:pStyle w:val="PreformattedText"/>
+        <w:bidi w:val="0"/>
+        <w:spacing w:lineRule="auto" w:line="276"/>
+        <w:ind w:hanging="0" w:start="0" w:end="0"/>
+        <w:jc w:val="start"/>
+        <w:rPr/>
+      </w:pPr>
+      <w:r>
+        <w:rPr/>
+        <w:t xml:space="preserve">    </w:t>
+      </w:r>
+      <w:r>
+        <w:rPr/>
+        <w:t>cv_.notify_one();</w:t>
+      </w:r>
+    </w:p>
+    <w:p>
+      <w:pPr>
+        <w:pStyle w:val="PreformattedText"/>
+        <w:bidi w:val="0"/>
+        <w:spacing w:lineRule="auto" w:line="276" w:before="0" w:after="283"/>
+        <w:ind w:hanging="0" w:start="0" w:end="0"/>
+        <w:jc w:val="start"/>
+        <w:rPr/>
+      </w:pPr>
+      <w:r>
+        <w:rPr/>
+        <w:t>}</w:t>
+      </w:r>
+    </w:p>
+    <w:p>
+      <w:pPr>
+        <w:pStyle w:val="BodyText"/>
+        <w:bidi w:val="0"/>
+        <w:ind w:hanging="0" w:start="0" w:end="0"/>
+        <w:jc w:val="start"/>
+        <w:rPr/>
+      </w:pPr>
+      <w:r>
+        <w:rPr>
+          <w:rStyle w:val="SourceText"/>
+        </w:rPr>
+        <w:t>std::lock_guard</w:t>
+      </w:r>
+      <w:r>
+        <w:rPr/>
+        <w:t> is an incredibly important C++ concept called </w:t>
+      </w:r>
+      <w:r>
+        <w:rPr>
+          <w:rStyle w:val="Strong"/>
+        </w:rPr>
+        <w:t>RAII</w:t>
+      </w:r>
+      <w:r>
+        <w:rPr/>
+        <w:t> (Resource Acquisition Is Initialization). When you create the </w:t>
+      </w:r>
+      <w:r>
+        <w:rPr>
+          <w:rStyle w:val="SourceText"/>
+        </w:rPr>
+        <w:t>lock_guard</w:t>
+      </w:r>
+      <w:r>
+        <w:rPr/>
+        <w:t>, it immediately locks the mutex. When the </w:t>
+      </w:r>
+      <w:r>
+        <w:rPr>
+          <w:rStyle w:val="SourceText"/>
+        </w:rPr>
+        <w:t>lock_guard</w:t>
+      </w:r>
+      <w:r>
+        <w:rPr/>
+        <w:t> goes out of scope (hits the </w:t>
+      </w:r>
+      <w:r>
+        <w:rPr>
+          <w:rStyle w:val="SourceText"/>
+        </w:rPr>
+        <w:t>}</w:t>
+      </w:r>
+      <w:r>
+        <w:rPr/>
+        <w:t> at the end of its block), its destructor is automatically called, and it </w:t>
+      </w:r>
+      <w:r>
+        <w:rPr>
+          <w:rStyle w:val="Strong"/>
+        </w:rPr>
+        <w:t>unlocks</w:t>
+      </w:r>
+      <w:r>
+        <w:rPr/>
+        <w:t> the mutex.</w:t>
+      </w:r>
+    </w:p>
+    <w:p>
+      <w:pPr>
+        <w:pStyle w:val="BodyText"/>
+        <w:bidi w:val="0"/>
+        <w:ind w:hanging="0" w:start="0" w:end="0"/>
+        <w:jc w:val="start"/>
+        <w:rPr/>
+      </w:pPr>
+      <w:r>
+        <w:rPr>
+          <w:rStyle w:val="Strong"/>
+        </w:rPr>
+        <w:t>Why the explicit </w:t>
+      </w:r>
+      <w:r>
+        <w:rPr>
+          <w:rStyle w:val="SourceText"/>
+        </w:rPr>
+        <w:t>{ }</w:t>
+      </w:r>
+      <w:r>
+        <w:rPr>
+          <w:rStyle w:val="Strong"/>
+        </w:rPr>
+        <w:t> block?</w:t>
+      </w:r>
+      <w:r>
+        <w:rPr/>
+        <w:t> We only need the mutex locked while we are physically touching the </w:t>
+      </w:r>
+      <w:r>
+        <w:rPr>
+          <w:rStyle w:val="SourceText"/>
+        </w:rPr>
+        <w:t>tasks_</w:t>
+      </w:r>
+      <w:r>
+        <w:rPr/>
+        <w:t> queue. Once the task is pushed, we want to unlock the mutex </w:t>
+      </w:r>
+      <w:r>
+        <w:rPr>
+          <w:rStyle w:val="Emphasis"/>
+        </w:rPr>
+        <w:t>before</w:t>
+      </w:r>
+      <w:r>
+        <w:rPr/>
+        <w:t> we call </w:t>
+      </w:r>
+      <w:r>
+        <w:rPr>
+          <w:rStyle w:val="SourceText"/>
+        </w:rPr>
+        <w:t>cv_.notify_one()</w:t>
+      </w:r>
+      <w:r>
+        <w:rPr/>
+        <w:t>. If we didn't use the inner </w:t>
+      </w:r>
+      <w:r>
+        <w:rPr>
+          <w:rStyle w:val="SourceText"/>
+        </w:rPr>
+        <w:t>{ }</w:t>
+      </w:r>
+      <w:r>
+        <w:rPr/>
+        <w:t>, the mutex would stay locked while we sent the notification. The worker thread would wake up, immediately try to grab the lock, fail (because we are still holding it), and go right back to sleep. The </w:t>
+      </w:r>
+      <w:r>
+        <w:rPr>
+          <w:rStyle w:val="SourceText"/>
+        </w:rPr>
+        <w:t>{ }</w:t>
+      </w:r>
+      <w:r>
+        <w:rPr/>
+        <w:t> block ensures we drop the lock as fast as possible.</w:t>
+      </w:r>
+    </w:p>
+    <w:p>
+      <w:pPr>
+        <w:pStyle w:val="Heading3"/>
+        <w:bidi w:val="0"/>
+        <w:spacing w:lineRule="auto" w:line="276" w:before="0" w:after="140"/>
+        <w:ind w:hanging="0" w:start="0" w:end="0"/>
+        <w:jc w:val="start"/>
+        <w:rPr/>
+      </w:pPr>
+      <w:bookmarkStart w:id="18" w:name="user-content-3-which-library-do-notify_o"/>
+      <w:bookmarkEnd w:id="18"/>
+      <w:r>
+        <w:rPr/>
+        <w:t>3. Which library do </w:t>
+      </w:r>
+      <w:r>
+        <w:rPr>
+          <w:rStyle w:val="SourceText"/>
+        </w:rPr>
+        <w:t>notify_one()</w:t>
+      </w:r>
+      <w:r>
+        <w:rPr/>
+        <w:t> and </w:t>
+      </w:r>
+      <w:r>
+        <w:rPr>
+          <w:rStyle w:val="SourceText"/>
+        </w:rPr>
+        <w:t>notify_all()</w:t>
+      </w:r>
+      <w:r>
+        <w:rPr/>
+        <w:t> come from?</w:t>
+      </w:r>
+    </w:p>
+    <w:p>
+      <w:pPr>
+        <w:pStyle w:val="BodyText"/>
+        <w:bidi w:val="0"/>
+        <w:ind w:hanging="0" w:start="0" w:end="0"/>
+        <w:jc w:val="start"/>
+        <w:rPr/>
+      </w:pPr>
+      <w:r>
+        <w:rPr/>
+        <w:t>They are methods of the </w:t>
+      </w:r>
+      <w:r>
+        <w:rPr>
+          <w:rStyle w:val="SourceText"/>
+        </w:rPr>
+        <w:t>std::condition_variable</w:t>
+      </w:r>
+      <w:r>
+        <w:rPr/>
+        <w:t> class, which comes from the </w:t>
+      </w:r>
+      <w:r>
+        <w:rPr>
+          <w:rStyle w:val="SourceText"/>
+        </w:rPr>
+        <w:t>#include &lt;condition_variable&gt;</w:t>
+      </w:r>
+      <w:r>
+        <w:rPr/>
+        <w:t> header (introduced in C++11). A condition variable allows threads to efficiently sleep until another thread "notifies" them that something has happened.</w:t>
+      </w:r>
+    </w:p>
+    <w:p>
+      <w:pPr>
+        <w:pStyle w:val="Heading3"/>
+        <w:bidi w:val="0"/>
+        <w:spacing w:lineRule="auto" w:line="276" w:before="0" w:after="140"/>
+        <w:ind w:hanging="0" w:start="0" w:end="0"/>
+        <w:jc w:val="start"/>
+        <w:rPr/>
+      </w:pPr>
+      <w:bookmarkStart w:id="19" w:name="user-content-4-can-we-reduce-the-1ms-and"/>
+      <w:bookmarkEnd w:id="19"/>
+      <w:r>
+        <w:rPr/>
+        <w:t>4. Can we reduce the 1ms and 8MB thread cost for future scaling?</w:t>
+      </w:r>
+    </w:p>
+    <w:p>
+      <w:pPr>
+        <w:pStyle w:val="BodyText"/>
+        <w:bidi w:val="0"/>
+        <w:ind w:hanging="0" w:start="0" w:end="0"/>
+        <w:jc w:val="start"/>
+        <w:rPr/>
+      </w:pPr>
+      <w:r>
+        <w:rPr/>
+        <w:t>This is a brilliant question, and it's exactly why we built a </w:t>
+      </w:r>
+      <w:r>
+        <w:rPr>
+          <w:rStyle w:val="Strong"/>
+        </w:rPr>
+        <w:t>Thread Pool</w:t>
+      </w:r>
+      <w:r>
+        <w:rPr/>
+        <w:t> instead of creating a new thread for every user!</w:t>
+      </w:r>
+    </w:p>
+    <w:p>
+      <w:pPr>
+        <w:pStyle w:val="BodyText"/>
+        <w:numPr>
+          <w:ilvl w:val="0"/>
+          <w:numId w:val="14"/>
+        </w:numPr>
+        <w:tabs>
+          <w:tab w:val="clear" w:pos="709"/>
+          <w:tab w:val="left" w:pos="709" w:leader="none"/>
+        </w:tabs>
+        <w:bidi w:val="0"/>
+        <w:spacing w:before="0" w:after="0"/>
+        <w:ind w:hanging="283" w:start="709" w:end="0"/>
+        <w:jc w:val="start"/>
+        <w:rPr/>
+      </w:pPr>
+      <w:r>
+        <w:rPr>
+          <w:rStyle w:val="Strong"/>
+        </w:rPr>
+        <w:t>The Problem:</w:t>
+      </w:r>
+      <w:r>
+        <w:rPr/>
+        <w:t> If we created one thread per user, 50,000 users would mean 50,000 threads. That's 400 GB of RAM just for thread stacks, and the OS would crash trying to switch between them.</w:t>
+      </w:r>
+    </w:p>
+    <w:p>
+      <w:pPr>
+        <w:pStyle w:val="BodyText"/>
+        <w:numPr>
+          <w:ilvl w:val="0"/>
+          <w:numId w:val="14"/>
+        </w:numPr>
+        <w:tabs>
+          <w:tab w:val="clear" w:pos="709"/>
+          <w:tab w:val="left" w:pos="709" w:leader="none"/>
+        </w:tabs>
+        <w:bidi w:val="0"/>
+        <w:spacing w:before="0" w:after="0"/>
+        <w:ind w:hanging="283" w:start="709" w:end="0"/>
+        <w:jc w:val="start"/>
+        <w:rPr/>
+      </w:pPr>
+      <w:r>
+        <w:rPr>
+          <w:rStyle w:val="Strong"/>
+        </w:rPr>
+        <w:t>The Solution (Thread Pool + epoll):</w:t>
+      </w:r>
+      <w:r>
+        <w:rPr/>
+        <w:t> We </w:t>
+      </w:r>
+      <w:r>
+        <w:rPr>
+          <w:rStyle w:val="Strong"/>
+        </w:rPr>
+        <w:t>don't</w:t>
+      </w:r>
+      <w:r>
+        <w:rPr/>
+        <w:t> create a thread per user. We only created 12 threads total (one for each of your CPU cores) when the server started. These 12 threads are reused forever.</w:t>
+      </w:r>
+    </w:p>
+    <w:p>
+      <w:pPr>
+        <w:pStyle w:val="BodyText"/>
+        <w:numPr>
+          <w:ilvl w:val="0"/>
+          <w:numId w:val="14"/>
+        </w:numPr>
+        <w:tabs>
+          <w:tab w:val="clear" w:pos="709"/>
+          <w:tab w:val="left" w:pos="709" w:leader="none"/>
+        </w:tabs>
+        <w:bidi w:val="0"/>
+        <w:ind w:hanging="283" w:start="709" w:end="0"/>
+        <w:jc w:val="start"/>
+        <w:rPr/>
+      </w:pPr>
+      <w:r>
+        <w:rPr>
+          <w:rStyle w:val="Strong"/>
+        </w:rPr>
+        <w:t>How it scales:</w:t>
+      </w:r>
+      <w:r>
+        <w:rPr/>
+        <w:t> Whether we have 10 users or 50,000 users, we still only have 12 worker threads. The </w:t>
+      </w:r>
+      <w:r>
+        <w:rPr>
+          <w:rStyle w:val="SourceText"/>
+        </w:rPr>
+        <w:t>epoll</w:t>
+      </w:r>
+      <w:r>
+        <w:rPr/>
+        <w:t> loop efficiently manages all 50,000 network connections on a single thread, and when a user sends a move, it throws a tiny task into the queue. One of the 12 workers grabs it, processes the move, and goes back to waiting. This is exactly how massive servers like Nginx or Node.js handle millions of connections with very few threads and almost no memory overhead!</w:t>
+      </w:r>
+    </w:p>
+    <w:p>
+      <w:pPr>
+        <w:pStyle w:val="Heading3"/>
+        <w:bidi w:val="0"/>
+        <w:spacing w:lineRule="auto" w:line="276" w:before="0" w:after="140"/>
+        <w:ind w:hanging="0" w:start="0" w:end="0"/>
+        <w:jc w:val="start"/>
+        <w:rPr/>
+      </w:pPr>
+      <w:bookmarkStart w:id="20" w:name="user-content-5-what-is-include-cstdint"/>
+      <w:bookmarkEnd w:id="20"/>
+      <w:r>
+        <w:rPr/>
+        <w:t>5. What is </w:t>
+      </w:r>
+      <w:r>
+        <w:rPr>
+          <w:rStyle w:val="SourceText"/>
+        </w:rPr>
+        <w:t>#include &lt;cstdint&gt;</w:t>
+      </w:r>
+      <w:r>
+        <w:rPr/>
+        <w:t>?</w:t>
+      </w:r>
+    </w:p>
+    <w:p>
+      <w:pPr>
+        <w:pStyle w:val="BodyText"/>
+        <w:bidi w:val="0"/>
+        <w:ind w:hanging="0" w:start="0" w:end="0"/>
+        <w:jc w:val="start"/>
+        <w:rPr/>
+      </w:pPr>
+      <w:r>
+        <w:rPr/>
+        <w:t>It stands for "C standard integers". By default, the size of a C++ </w:t>
+      </w:r>
+      <w:r>
+        <w:rPr>
+          <w:rStyle w:val="SourceText"/>
+        </w:rPr>
+        <w:t>int</w:t>
+      </w:r>
+      <w:r>
+        <w:rPr/>
+        <w:t> or </w:t>
+      </w:r>
+      <w:r>
+        <w:rPr>
+          <w:rStyle w:val="SourceText"/>
+        </w:rPr>
+        <w:t>long</w:t>
+      </w:r>
+      <w:r>
+        <w:rPr/>
+        <w:t> changes depending on the compiler and operating system (an </w:t>
+      </w:r>
+      <w:r>
+        <w:rPr>
+          <w:rStyle w:val="SourceText"/>
+        </w:rPr>
+        <w:t>int</w:t>
+      </w:r>
+      <w:r>
+        <w:rPr/>
+        <w:t> might be 16 bits or 32 bits). </w:t>
+      </w:r>
+      <w:r>
+        <w:rPr>
+          <w:rStyle w:val="SourceText"/>
+        </w:rPr>
+        <w:t>&lt;cstdint&gt;</w:t>
+      </w:r>
+      <w:r>
+        <w:rPr/>
+        <w:t> gives us types with guaranteed, exact sizes regardless of the platform:</w:t>
+      </w:r>
+    </w:p>
+    <w:p>
+      <w:pPr>
+        <w:pStyle w:val="BodyText"/>
+        <w:numPr>
+          <w:ilvl w:val="0"/>
+          <w:numId w:val="15"/>
+        </w:numPr>
+        <w:tabs>
+          <w:tab w:val="clear" w:pos="709"/>
+          <w:tab w:val="left" w:pos="709" w:leader="none"/>
+        </w:tabs>
+        <w:bidi w:val="0"/>
+        <w:spacing w:before="0" w:after="0"/>
+        <w:ind w:hanging="283" w:start="709" w:end="0"/>
+        <w:jc w:val="start"/>
+        <w:rPr/>
+      </w:pPr>
+      <w:r>
+        <w:rPr>
+          <w:rStyle w:val="SourceText"/>
+        </w:rPr>
+        <w:t>uint8_t</w:t>
+      </w:r>
+      <w:r>
+        <w:rPr/>
+        <w:t>: Guaranteed 8-bit unsigned integer (perfect for chess squares 0-63).</w:t>
+      </w:r>
+    </w:p>
+    <w:p>
+      <w:pPr>
+        <w:pStyle w:val="BodyText"/>
+        <w:numPr>
+          <w:ilvl w:val="0"/>
+          <w:numId w:val="15"/>
+        </w:numPr>
+        <w:tabs>
+          <w:tab w:val="clear" w:pos="709"/>
+          <w:tab w:val="left" w:pos="709" w:leader="none"/>
+        </w:tabs>
+        <w:bidi w:val="0"/>
+        <w:spacing w:before="0" w:after="0"/>
+        <w:ind w:hanging="283" w:start="709" w:end="0"/>
+        <w:jc w:val="start"/>
+        <w:rPr/>
+      </w:pPr>
+      <w:r>
+        <w:rPr>
+          <w:rStyle w:val="SourceText"/>
+        </w:rPr>
+        <w:t>uint32_t</w:t>
+      </w:r>
+      <w:r>
+        <w:rPr/>
+        <w:t>: Guaranteed 32-bit unsigned integer.</w:t>
+      </w:r>
+    </w:p>
+    <w:p>
+      <w:pPr>
+        <w:pStyle w:val="BodyText"/>
+        <w:numPr>
+          <w:ilvl w:val="0"/>
+          <w:numId w:val="15"/>
+        </w:numPr>
+        <w:tabs>
+          <w:tab w:val="clear" w:pos="709"/>
+          <w:tab w:val="left" w:pos="709" w:leader="none"/>
+        </w:tabs>
+        <w:bidi w:val="0"/>
+        <w:ind w:hanging="283" w:start="709" w:end="0"/>
+        <w:jc w:val="start"/>
+        <w:rPr/>
+      </w:pPr>
+      <w:r>
+        <w:rPr>
+          <w:rStyle w:val="SourceText"/>
+        </w:rPr>
+        <w:t>uint64_t</w:t>
+      </w:r>
+      <w:r>
+        <w:rPr/>
+        <w:t>: Guaranteed 64-bit unsigned integer (perfect for 64-bit bitboards).</w:t>
+      </w:r>
+    </w:p>
+    <w:p>
+      <w:pPr>
+        <w:pStyle w:val="Heading3"/>
+        <w:bidi w:val="0"/>
+        <w:spacing w:lineRule="auto" w:line="276" w:before="0" w:after="140"/>
+        <w:ind w:hanging="0" w:start="0" w:end="0"/>
+        <w:jc w:val="start"/>
+        <w:rPr/>
+      </w:pPr>
+      <w:bookmarkStart w:id="21" w:name="user-content-6-can-i-call-multiple-names"/>
+      <w:bookmarkEnd w:id="21"/>
+      <w:r>
+        <w:rPr/>
+        <w:t>6. Can I call multiple namespaces at once?</w:t>
+      </w:r>
+    </w:p>
+    <w:p>
+      <w:pPr>
+        <w:pStyle w:val="BodyText"/>
+        <w:bidi w:val="0"/>
+        <w:ind w:hanging="0" w:start="0" w:end="0"/>
+        <w:jc w:val="start"/>
+        <w:rPr/>
+      </w:pPr>
+      <w:r>
+        <w:rPr/>
+        <w:t>Yes! You can absolutely do:</w:t>
+      </w:r>
+    </w:p>
+    <w:p>
+      <w:pPr>
+        <w:pStyle w:val="PreformattedText"/>
+        <w:bidi w:val="0"/>
+        <w:spacing w:lineRule="auto" w:line="276"/>
+        <w:ind w:hanging="0" w:start="0" w:end="0"/>
+        <w:jc w:val="start"/>
+        <w:rPr/>
+      </w:pPr>
+      <w:r>
+        <w:rPr/>
+        <w:t>cpp</w:t>
+      </w:r>
+    </w:p>
+    <w:p>
+      <w:pPr>
+        <w:pStyle w:val="PreformattedText"/>
+        <w:bidi w:val="0"/>
+        <w:spacing w:lineRule="auto" w:line="276"/>
+        <w:ind w:hanging="0" w:start="0" w:end="0"/>
+        <w:jc w:val="start"/>
+        <w:rPr/>
+      </w:pPr>
+      <w:r>
+        <w:rPr/>
+        <w:t>using namespace std;</w:t>
+      </w:r>
+    </w:p>
+    <w:p>
+      <w:pPr>
+        <w:pStyle w:val="PreformattedText"/>
+        <w:bidi w:val="0"/>
+        <w:spacing w:lineRule="auto" w:line="276" w:before="0" w:after="283"/>
+        <w:ind w:hanging="0" w:start="0" w:end="0"/>
+        <w:jc w:val="start"/>
+        <w:rPr/>
+      </w:pPr>
+      <w:r>
+        <w:rPr/>
+        <w:t>using namespace chess;</w:t>
+      </w:r>
+    </w:p>
+    <w:p>
+      <w:pPr>
+        <w:pStyle w:val="BodyText"/>
+        <w:bidi w:val="0"/>
+        <w:ind w:hanging="0" w:start="0" w:end="0"/>
+        <w:jc w:val="start"/>
+        <w:rPr/>
+      </w:pPr>
+      <w:r>
+        <w:rPr/>
+        <w:t>However, in professional C++ (especially in header files like </w:t>
+      </w:r>
+      <w:r>
+        <w:rPr>
+          <w:rStyle w:val="SourceText"/>
+        </w:rPr>
+        <w:t>.h</w:t>
+      </w:r>
+      <w:r>
+        <w:rPr/>
+        <w:t>), writing </w:t>
+      </w:r>
+      <w:r>
+        <w:rPr>
+          <w:rStyle w:val="SourceText"/>
+        </w:rPr>
+        <w:t>using namespace ...</w:t>
+      </w:r>
+      <w:r>
+        <w:rPr/>
+        <w:t> is highly discouraged because it pollutes the global namespace and causes naming collisions (e.g., if both libraries have a </w:t>
+      </w:r>
+      <w:r>
+        <w:rPr>
+          <w:rStyle w:val="SourceText"/>
+        </w:rPr>
+        <w:t>count</w:t>
+      </w:r>
+      <w:r>
+        <w:rPr/>
+        <w:t> function, the compiler won't know which one you mean). That's why I typed them out explicitly like </w:t>
+      </w:r>
+      <w:r>
+        <w:rPr>
+          <w:rStyle w:val="SourceText"/>
+        </w:rPr>
+        <w:t>std::vector</w:t>
+      </w:r>
+      <w:r>
+        <w:rPr/>
+        <w:t> and </w:t>
+      </w:r>
+      <w:r>
+        <w:rPr>
+          <w:rStyle w:val="SourceText"/>
+        </w:rPr>
+        <w:t>chess::net::Connection</w:t>
+      </w:r>
+      <w:r>
+        <w:rPr/>
+        <w:t>.</w:t>
+      </w:r>
+    </w:p>
+    <w:p>
+      <w:pPr>
+        <w:pStyle w:val="Heading3"/>
+        <w:bidi w:val="0"/>
+        <w:spacing w:lineRule="auto" w:line="276" w:before="0" w:after="140"/>
+        <w:ind w:hanging="0" w:start="0" w:end="0"/>
+        <w:jc w:val="start"/>
+        <w:rPr/>
+      </w:pPr>
+      <w:bookmarkStart w:id="22" w:name="user-content-7-what-does-stdmovetask-do"/>
+      <w:bookmarkEnd w:id="22"/>
+      <w:r>
+        <w:rPr/>
+        <w:t>7. What does </w:t>
+      </w:r>
+      <w:r>
+        <w:rPr>
+          <w:rStyle w:val="SourceText"/>
+        </w:rPr>
+        <w:t>std::move(task)</w:t>
+      </w:r>
+      <w:r>
+        <w:rPr/>
+        <w:t> do?</w:t>
+      </w:r>
+    </w:p>
+    <w:p>
+      <w:pPr>
+        <w:pStyle w:val="BodyText"/>
+        <w:bidi w:val="0"/>
+        <w:ind w:hanging="0" w:start="0" w:end="0"/>
+        <w:jc w:val="start"/>
+        <w:rPr/>
+      </w:pPr>
+      <w:r>
+        <w:rPr/>
+        <w:t>Normally, when you pass a variable or push it into a queue, C++ makes a deep </w:t>
+      </w:r>
+      <w:r>
+        <w:rPr>
+          <w:rStyle w:val="Strong"/>
+        </w:rPr>
+        <w:t>copy</w:t>
+      </w:r>
+      <w:r>
+        <w:rPr/>
+        <w:t> of it. Copying a complex object like a </w:t>
+      </w:r>
+      <w:r>
+        <w:rPr>
+          <w:rStyle w:val="SourceText"/>
+        </w:rPr>
+        <w:t>std::function</w:t>
+      </w:r>
+      <w:r>
+        <w:rPr/>
+        <w:t> can be slow. </w:t>
+      </w:r>
+      <w:r>
+        <w:rPr>
+          <w:rStyle w:val="SourceText"/>
+        </w:rPr>
+        <w:t>std::move()</w:t>
+      </w:r>
+      <w:r>
+        <w:rPr/>
+        <w:t> tells the compiler: </w:t>
+      </w:r>
+      <w:r>
+        <w:rPr>
+          <w:rStyle w:val="Emphasis"/>
+        </w:rPr>
+        <w:t>"I don't need this variable here anymore. Instead of copying it, just steal its internal memory pointers and give them to the queue."</w:t>
+      </w:r>
+      <w:r>
+        <w:rPr/>
+        <w:t> This is called </w:t>
+      </w:r>
+      <w:r>
+        <w:rPr>
+          <w:rStyle w:val="Strong"/>
+        </w:rPr>
+        <w:t>Move Semantics</w:t>
+      </w:r>
+      <w:r>
+        <w:rPr/>
+        <w:t> (introduced in C++11) and it makes C++ incredibly fast.</w:t>
+      </w:r>
+    </w:p>
+    <w:p>
+      <w:pPr>
+        <w:pStyle w:val="Heading3"/>
+        <w:bidi w:val="0"/>
+        <w:spacing w:lineRule="auto" w:line="276" w:before="0" w:after="140"/>
+        <w:ind w:hanging="0" w:start="0" w:end="0"/>
+        <w:jc w:val="start"/>
+        <w:rPr/>
+      </w:pPr>
+      <w:bookmarkStart w:id="23" w:name="user-content-8-explain-the-testsh-bash-s"/>
+      <w:bookmarkEnd w:id="23"/>
+      <w:r>
+        <w:rPr/>
+        <w:t>8. Explain the </w:t>
+      </w:r>
+      <w:r>
+        <w:rPr>
+          <w:rStyle w:val="SourceText"/>
+        </w:rPr>
+        <w:t>test.sh</w:t>
+      </w:r>
+      <w:r>
+        <w:rPr/>
+        <w:t> bash script</w:t>
+      </w:r>
+    </w:p>
+    <w:p>
+      <w:pPr>
+        <w:pStyle w:val="BodyText"/>
+        <w:bidi w:val="0"/>
+        <w:ind w:hanging="0" w:start="0" w:end="0"/>
+        <w:jc w:val="start"/>
+        <w:rPr/>
+      </w:pPr>
+      <w:r>
+        <w:rPr/>
+        <w:t>This script simulates multiple users connecting to our server simultaneously to prove our thread pool handles concurrency correctly without crashing.</w:t>
+      </w:r>
+    </w:p>
+    <w:p>
+      <w:pPr>
+        <w:pStyle w:val="BodyText"/>
+        <w:numPr>
+          <w:ilvl w:val="0"/>
+          <w:numId w:val="16"/>
+        </w:numPr>
+        <w:tabs>
+          <w:tab w:val="clear" w:pos="709"/>
+          <w:tab w:val="left" w:pos="709" w:leader="none"/>
+        </w:tabs>
+        <w:bidi w:val="0"/>
+        <w:spacing w:before="0" w:after="0"/>
+        <w:ind w:hanging="283" w:start="709" w:end="0"/>
+        <w:jc w:val="start"/>
+        <w:rPr/>
+      </w:pPr>
+      <w:r>
+        <w:rPr>
+          <w:rStyle w:val="SourceText"/>
+        </w:rPr>
+        <w:t>./chess_server &amp;</w:t>
+      </w:r>
+      <w:r>
+        <w:rPr/>
+        <w:t>: Starts our server in the background (the </w:t>
+      </w:r>
+      <w:r>
+        <w:rPr>
+          <w:rStyle w:val="SourceText"/>
+        </w:rPr>
+        <w:t>&amp;</w:t>
+      </w:r>
+      <w:r>
+        <w:rPr/>
+        <w:t> does this).</w:t>
+      </w:r>
+    </w:p>
+    <w:p>
+      <w:pPr>
+        <w:pStyle w:val="BodyText"/>
+        <w:numPr>
+          <w:ilvl w:val="0"/>
+          <w:numId w:val="16"/>
+        </w:numPr>
+        <w:tabs>
+          <w:tab w:val="clear" w:pos="709"/>
+          <w:tab w:val="left" w:pos="709" w:leader="none"/>
+        </w:tabs>
+        <w:bidi w:val="0"/>
+        <w:spacing w:before="0" w:after="0"/>
+        <w:ind w:hanging="283" w:start="709" w:end="0"/>
+        <w:jc w:val="start"/>
+        <w:rPr/>
+      </w:pPr>
+      <w:r>
+        <w:rPr>
+          <w:rStyle w:val="SourceText"/>
+        </w:rPr>
+        <w:t>SERVER_PID=$!</w:t>
+      </w:r>
+      <w:r>
+        <w:rPr/>
+        <w:t>: Saves the Process ID of the server we just started so we can kill it later.</w:t>
+      </w:r>
+    </w:p>
+    <w:p>
+      <w:pPr>
+        <w:pStyle w:val="BodyText"/>
+        <w:numPr>
+          <w:ilvl w:val="0"/>
+          <w:numId w:val="16"/>
+        </w:numPr>
+        <w:tabs>
+          <w:tab w:val="clear" w:pos="709"/>
+          <w:tab w:val="left" w:pos="709" w:leader="none"/>
+        </w:tabs>
+        <w:bidi w:val="0"/>
+        <w:spacing w:before="0" w:after="0"/>
+        <w:ind w:hanging="283" w:start="709" w:end="0"/>
+        <w:jc w:val="start"/>
+        <w:rPr/>
+      </w:pPr>
+      <w:r>
+        <w:rPr>
+          <w:rStyle w:val="SourceText"/>
+        </w:rPr>
+        <w:t>RESP1=$(echo 'Hello' | nc localhost 9000 -w 1)</w:t>
+      </w:r>
+      <w:r>
+        <w:rPr/>
+        <w:t>: Uses </w:t>
+      </w:r>
+      <w:r>
+        <w:rPr>
+          <w:rStyle w:val="SourceText"/>
+        </w:rPr>
+        <w:t>nc</w:t>
+      </w:r>
+      <w:r>
+        <w:rPr/>
+        <w:t> (netcat) to act like a client, sends "Hello" to our server on port 9000, waits 1 second (</w:t>
+      </w:r>
+      <w:r>
+        <w:rPr>
+          <w:rStyle w:val="SourceText"/>
+        </w:rPr>
+        <w:t>-w 1</w:t>
+      </w:r>
+      <w:r>
+        <w:rPr/>
+        <w:t>) for a reply, and saves the reply in </w:t>
+      </w:r>
+      <w:r>
+        <w:rPr>
+          <w:rStyle w:val="SourceText"/>
+        </w:rPr>
+        <w:t>RESP1</w:t>
+      </w:r>
+      <w:r>
+        <w:rPr/>
+        <w:t>.</w:t>
+      </w:r>
+    </w:p>
+    <w:p>
+      <w:pPr>
+        <w:pStyle w:val="BodyText"/>
+        <w:numPr>
+          <w:ilvl w:val="0"/>
+          <w:numId w:val="16"/>
+        </w:numPr>
+        <w:tabs>
+          <w:tab w:val="clear" w:pos="709"/>
+          <w:tab w:val="left" w:pos="709" w:leader="none"/>
+        </w:tabs>
+        <w:bidi w:val="0"/>
+        <w:spacing w:before="0" w:after="0"/>
+        <w:ind w:hanging="283" w:start="709" w:end="0"/>
+        <w:jc w:val="start"/>
+        <w:rPr/>
+      </w:pPr>
+      <w:r>
+        <w:rPr>
+          <w:rStyle w:val="SourceText"/>
+        </w:rPr>
+        <w:t>for i in $(seq 1 5)</w:t>
+      </w:r>
+      <w:r>
+        <w:rPr/>
+        <w:t>: Loops 5 times.</w:t>
+      </w:r>
+    </w:p>
+    <w:p>
+      <w:pPr>
+        <w:pStyle w:val="BodyText"/>
+        <w:numPr>
+          <w:ilvl w:val="0"/>
+          <w:numId w:val="16"/>
+        </w:numPr>
+        <w:tabs>
+          <w:tab w:val="clear" w:pos="709"/>
+          <w:tab w:val="left" w:pos="709" w:leader="none"/>
+        </w:tabs>
+        <w:bidi w:val="0"/>
+        <w:spacing w:before="0" w:after="0"/>
+        <w:ind w:hanging="283" w:start="709" w:end="0"/>
+        <w:jc w:val="start"/>
+        <w:rPr/>
+      </w:pPr>
+      <w:r>
+        <w:rPr>
+          <w:rStyle w:val="SourceText"/>
+        </w:rPr>
+        <w:t>echo "Message $i" | nc ... &amp;</w:t>
+      </w:r>
+      <w:r>
+        <w:rPr/>
+        <w:t>: Starts 5 simultaneous clients hitting the server at the exact same millisecond. The </w:t>
+      </w:r>
+      <w:r>
+        <w:rPr>
+          <w:rStyle w:val="SourceText"/>
+        </w:rPr>
+        <w:t>&amp;</w:t>
+      </w:r>
+      <w:r>
+        <w:rPr/>
+        <w:t> makes them run concurrently.</w:t>
+      </w:r>
+    </w:p>
+    <w:p>
+      <w:pPr>
+        <w:pStyle w:val="BodyText"/>
+        <w:numPr>
+          <w:ilvl w:val="0"/>
+          <w:numId w:val="16"/>
+        </w:numPr>
+        <w:tabs>
+          <w:tab w:val="clear" w:pos="709"/>
+          <w:tab w:val="left" w:pos="709" w:leader="none"/>
+        </w:tabs>
+        <w:bidi w:val="0"/>
+        <w:spacing w:before="0" w:after="0"/>
+        <w:ind w:hanging="283" w:start="709" w:end="0"/>
+        <w:jc w:val="start"/>
+        <w:rPr/>
+      </w:pPr>
+      <w:r>
+        <w:rPr>
+          <w:rStyle w:val="SourceText"/>
+        </w:rPr>
+        <w:t>wait $(jobs -p | grep -v $SERVER_PID)</w:t>
+      </w:r>
+      <w:r>
+        <w:rPr/>
+        <w:t>: Tells the bash script to wait for all the test clients to finish, but </w:t>
+      </w:r>
+      <w:r>
+        <w:rPr>
+          <w:rStyle w:val="Emphasis"/>
+        </w:rPr>
+        <w:t>don't</w:t>
+      </w:r>
+      <w:r>
+        <w:rPr/>
+        <w:t> wait for the server itself (since the server runs forever).</w:t>
+      </w:r>
+    </w:p>
+    <w:p>
+      <w:pPr>
+        <w:pStyle w:val="BodyText"/>
+        <w:numPr>
+          <w:ilvl w:val="0"/>
+          <w:numId w:val="16"/>
+        </w:numPr>
+        <w:tabs>
+          <w:tab w:val="clear" w:pos="709"/>
+          <w:tab w:val="left" w:pos="709" w:leader="none"/>
+        </w:tabs>
+        <w:bidi w:val="0"/>
+        <w:ind w:hanging="283" w:start="709" w:end="0"/>
+        <w:jc w:val="start"/>
+        <w:rPr/>
+      </w:pPr>
+      <w:r>
+        <w:rPr>
+          <w:rStyle w:val="SourceText"/>
+        </w:rPr>
+        <w:t>kill -SIGINT $SERVER_PID</w:t>
+      </w:r>
+      <w:r>
+        <w:rPr/>
+        <w:t>: Sends the Ctrl+C signal to the server to gracefully shut it down, proving our signal handlers work.</w:t>
+      </w:r>
+    </w:p>
+    <w:p>
+      <w:pPr>
+        <w:pStyle w:val="BodyText"/>
+        <w:bidi w:val="0"/>
+        <w:jc w:val="start"/>
+        <w:rPr/>
+      </w:pPr>
+      <w:r>
+        <w:rPr/>
+      </w:r>
+    </w:p>
+    <w:p>
+      <w:pPr>
+        <w:pStyle w:val="BodyText"/>
+        <w:bidi w:val="0"/>
+        <w:jc w:val="start"/>
+        <w:rPr/>
+      </w:pPr>
+      <w:r>
+        <w:rPr/>
+      </w:r>
+    </w:p>
+    <w:p>
+      <w:pPr>
+        <w:pStyle w:val="BodyText"/>
+        <w:bidi w:val="0"/>
+        <w:jc w:val="start"/>
+        <w:rPr/>
+      </w:pPr>
+      <w:r>
+        <w:rPr/>
+        <w:t xml:space="preserve"> </w:t>
+      </w:r>
+      <w:r>
+        <w:rPr/>
+        <w:t>for i in $(seq 1 5); do</w:t>
+      </w:r>
+    </w:p>
+    <w:p>
+      <w:pPr>
+        <w:pStyle w:val="PreformattedText"/>
+        <w:bidi w:val="0"/>
+        <w:spacing w:lineRule="auto" w:line="276"/>
+        <w:ind w:hanging="0" w:start="0" w:end="0"/>
+        <w:jc w:val="start"/>
+        <w:rPr/>
+      </w:pPr>
+      <w:r>
+        <w:rPr/>
+        <w:t xml:space="preserve">    </w:t>
+      </w:r>
+      <w:r>
+        <w:rPr/>
+        <w:t>echo "Message from client $i" | nc localhost 9000 -w 1 &amp;   # &lt;--- The '&amp;' is the magic!</w:t>
+      </w:r>
+    </w:p>
+    <w:p>
+      <w:pPr>
+        <w:pStyle w:val="PreformattedText"/>
+        <w:bidi w:val="0"/>
+        <w:spacing w:lineRule="auto" w:line="276" w:before="0" w:after="283"/>
+        <w:ind w:hanging="0" w:start="0" w:end="0"/>
+        <w:jc w:val="start"/>
+        <w:rPr/>
+      </w:pPr>
+      <w:r>
+        <w:rPr/>
+        <w:t>done</w:t>
+      </w:r>
+    </w:p>
+    <w:p>
+      <w:pPr>
+        <w:pStyle w:val="BodyText"/>
+        <w:bidi w:val="0"/>
+        <w:ind w:hanging="0" w:start="0" w:end="0"/>
+        <w:jc w:val="start"/>
+        <w:rPr/>
+      </w:pPr>
+      <w:r>
+        <w:rPr/>
+        <w:t>In bash, putting an </w:t>
+      </w:r>
+      <w:r>
+        <w:rPr>
+          <w:rStyle w:val="SourceText"/>
+        </w:rPr>
+        <w:t>&amp;</w:t>
+      </w:r>
+      <w:r>
+        <w:rPr/>
+        <w:t> at the end of a command tells the terminal: </w:t>
+      </w:r>
+      <w:r>
+        <w:rPr>
+          <w:rStyle w:val="Emphasis"/>
+        </w:rPr>
+        <w:t>"Run this command in the background, and </w:t>
+      </w:r>
+      <w:r>
+        <w:rPr>
+          <w:rStyle w:val="Strong"/>
+        </w:rPr>
+        <w:t>do not wait for it to finish</w:t>
+      </w:r>
+      <w:r>
+        <w:rPr>
+          <w:rStyle w:val="Emphasis"/>
+        </w:rPr>
+        <w:t>."</w:t>
+      </w:r>
+    </w:p>
+    <w:p>
+      <w:pPr>
+        <w:pStyle w:val="BodyText"/>
+        <w:bidi w:val="0"/>
+        <w:jc w:val="start"/>
+        <w:rPr/>
+      </w:pPr>
+      <w:r>
+        <w:rPr/>
+        <w:t xml:space="preserve">              </w:t>
+      </w:r>
+    </w:p>
+    <w:p>
+      <w:pPr>
+        <w:pStyle w:val="BodyText"/>
+        <w:bidi w:val="0"/>
+        <w:jc w:val="start"/>
+        <w:rPr/>
+      </w:pPr>
+      <w:r>
+        <w:rPr/>
+      </w:r>
+    </w:p>
+    <w:p>
+      <w:pPr>
+        <w:pStyle w:val="Heading3"/>
+        <w:bidi w:val="0"/>
+        <w:jc w:val="start"/>
+        <w:rPr/>
+      </w:pPr>
+      <w:r>
+        <w:rPr/>
+        <w:t>Phase 2.1</w:t>
+      </w:r>
+    </w:p>
+    <w:p>
+      <w:pPr>
+        <w:pStyle w:val="Heading3"/>
+        <w:bidi w:val="0"/>
+        <w:jc w:val="start"/>
+        <w:rPr/>
+      </w:pPr>
+      <w:r>
+        <w:rPr/>
+        <w:t xml:space="preserve">                                                                                                          </w:t>
+      </w:r>
+    </w:p>
+    <w:p>
+      <w:pPr>
+        <w:pStyle w:val="Heading3"/>
+        <w:bidi w:val="0"/>
+        <w:jc w:val="start"/>
+        <w:rPr/>
+      </w:pPr>
+      <w:r>
+        <w:rPr/>
       </w:r>
     </w:p>
     <w:p>
@@ -1295,6 +5830,1924 @@
   <w:abstractNum w:abstractNumId="3">
     <w:lvl w:ilvl="0">
       <w:start w:val="1"/>
+      <w:numFmt w:val="bullet"/>
+      <w:lvlText w:val=""/>
+      <w:lvlJc w:val="start"/>
+      <w:pPr>
+        <w:tabs>
+          <w:tab w:val="num" w:pos="709"/>
+        </w:tabs>
+        <w:ind w:start="709" w:hanging="283"/>
+      </w:pPr>
+      <w:rPr>
+        <w:rFonts w:ascii="Symbol" w:hAnsi="Symbol" w:cs="Symbol" w:hint="default"/>
+      </w:rPr>
+    </w:lvl>
+    <w:lvl w:ilvl="1">
+      <w:start w:val="1"/>
+      <w:numFmt w:val="bullet"/>
+      <w:lvlText w:val=""/>
+      <w:lvlJc w:val="start"/>
+      <w:pPr>
+        <w:tabs>
+          <w:tab w:val="num" w:pos="1418"/>
+        </w:tabs>
+        <w:ind w:start="1418" w:hanging="283"/>
+      </w:pPr>
+      <w:rPr>
+        <w:rFonts w:ascii="Symbol" w:hAnsi="Symbol" w:cs="Symbol" w:hint="default"/>
+      </w:rPr>
+    </w:lvl>
+    <w:lvl w:ilvl="2">
+      <w:start w:val="1"/>
+      <w:numFmt w:val="bullet"/>
+      <w:lvlText w:val=""/>
+      <w:lvlJc w:val="start"/>
+      <w:pPr>
+        <w:tabs>
+          <w:tab w:val="num" w:pos="2127"/>
+        </w:tabs>
+        <w:ind w:start="2127" w:hanging="283"/>
+      </w:pPr>
+      <w:rPr>
+        <w:rFonts w:ascii="Symbol" w:hAnsi="Symbol" w:cs="Symbol" w:hint="default"/>
+      </w:rPr>
+    </w:lvl>
+    <w:lvl w:ilvl="3">
+      <w:start w:val="1"/>
+      <w:numFmt w:val="bullet"/>
+      <w:lvlText w:val=""/>
+      <w:lvlJc w:val="start"/>
+      <w:pPr>
+        <w:tabs>
+          <w:tab w:val="num" w:pos="2836"/>
+        </w:tabs>
+        <w:ind w:start="2836" w:hanging="283"/>
+      </w:pPr>
+      <w:rPr>
+        <w:rFonts w:ascii="Symbol" w:hAnsi="Symbol" w:cs="Symbol" w:hint="default"/>
+      </w:rPr>
+    </w:lvl>
+    <w:lvl w:ilvl="4">
+      <w:start w:val="1"/>
+      <w:numFmt w:val="bullet"/>
+      <w:lvlText w:val=""/>
+      <w:lvlJc w:val="start"/>
+      <w:pPr>
+        <w:tabs>
+          <w:tab w:val="num" w:pos="3545"/>
+        </w:tabs>
+        <w:ind w:start="3545" w:hanging="283"/>
+      </w:pPr>
+      <w:rPr>
+        <w:rFonts w:ascii="Symbol" w:hAnsi="Symbol" w:cs="Symbol" w:hint="default"/>
+      </w:rPr>
+    </w:lvl>
+    <w:lvl w:ilvl="5">
+      <w:start w:val="1"/>
+      <w:numFmt w:val="bullet"/>
+      <w:lvlText w:val=""/>
+      <w:lvlJc w:val="start"/>
+      <w:pPr>
+        <w:tabs>
+          <w:tab w:val="num" w:pos="4254"/>
+        </w:tabs>
+        <w:ind w:start="4254" w:hanging="283"/>
+      </w:pPr>
+      <w:rPr>
+        <w:rFonts w:ascii="Symbol" w:hAnsi="Symbol" w:cs="Symbol" w:hint="default"/>
+      </w:rPr>
+    </w:lvl>
+    <w:lvl w:ilvl="6">
+      <w:start w:val="1"/>
+      <w:numFmt w:val="bullet"/>
+      <w:lvlText w:val=""/>
+      <w:lvlJc w:val="start"/>
+      <w:pPr>
+        <w:tabs>
+          <w:tab w:val="num" w:pos="4963"/>
+        </w:tabs>
+        <w:ind w:start="4963" w:hanging="283"/>
+      </w:pPr>
+      <w:rPr>
+        <w:rFonts w:ascii="Symbol" w:hAnsi="Symbol" w:cs="Symbol" w:hint="default"/>
+      </w:rPr>
+    </w:lvl>
+    <w:lvl w:ilvl="7">
+      <w:start w:val="1"/>
+      <w:numFmt w:val="bullet"/>
+      <w:lvlText w:val=""/>
+      <w:lvlJc w:val="start"/>
+      <w:pPr>
+        <w:tabs>
+          <w:tab w:val="num" w:pos="5672"/>
+        </w:tabs>
+        <w:ind w:start="5672" w:hanging="283"/>
+      </w:pPr>
+      <w:rPr>
+        <w:rFonts w:ascii="Symbol" w:hAnsi="Symbol" w:cs="Symbol" w:hint="default"/>
+      </w:rPr>
+    </w:lvl>
+    <w:lvl w:ilvl="8">
+      <w:start w:val="1"/>
+      <w:numFmt w:val="bullet"/>
+      <w:lvlText w:val=""/>
+      <w:lvlJc w:val="start"/>
+      <w:pPr>
+        <w:tabs>
+          <w:tab w:val="num" w:pos="6381"/>
+        </w:tabs>
+        <w:ind w:start="6381" w:hanging="283"/>
+      </w:pPr>
+      <w:rPr>
+        <w:rFonts w:ascii="Symbol" w:hAnsi="Symbol" w:cs="Symbol" w:hint="default"/>
+      </w:rPr>
+    </w:lvl>
+  </w:abstractNum>
+  <w:abstractNum w:abstractNumId="4">
+    <w:lvl w:ilvl="0">
+      <w:start w:val="1"/>
+      <w:numFmt w:val="bullet"/>
+      <w:lvlText w:val=""/>
+      <w:lvlJc w:val="start"/>
+      <w:pPr>
+        <w:tabs>
+          <w:tab w:val="num" w:pos="709"/>
+        </w:tabs>
+        <w:ind w:start="709" w:hanging="283"/>
+      </w:pPr>
+      <w:rPr>
+        <w:rFonts w:ascii="Symbol" w:hAnsi="Symbol" w:cs="Symbol" w:hint="default"/>
+      </w:rPr>
+    </w:lvl>
+    <w:lvl w:ilvl="1">
+      <w:start w:val="1"/>
+      <w:numFmt w:val="bullet"/>
+      <w:lvlText w:val=""/>
+      <w:lvlJc w:val="start"/>
+      <w:pPr>
+        <w:tabs>
+          <w:tab w:val="num" w:pos="1418"/>
+        </w:tabs>
+        <w:ind w:start="1418" w:hanging="283"/>
+      </w:pPr>
+      <w:rPr>
+        <w:rFonts w:ascii="Symbol" w:hAnsi="Symbol" w:cs="Symbol" w:hint="default"/>
+      </w:rPr>
+    </w:lvl>
+    <w:lvl w:ilvl="2">
+      <w:start w:val="1"/>
+      <w:numFmt w:val="bullet"/>
+      <w:lvlText w:val=""/>
+      <w:lvlJc w:val="start"/>
+      <w:pPr>
+        <w:tabs>
+          <w:tab w:val="num" w:pos="2127"/>
+        </w:tabs>
+        <w:ind w:start="2127" w:hanging="283"/>
+      </w:pPr>
+      <w:rPr>
+        <w:rFonts w:ascii="Symbol" w:hAnsi="Symbol" w:cs="Symbol" w:hint="default"/>
+      </w:rPr>
+    </w:lvl>
+    <w:lvl w:ilvl="3">
+      <w:start w:val="1"/>
+      <w:numFmt w:val="bullet"/>
+      <w:lvlText w:val=""/>
+      <w:lvlJc w:val="start"/>
+      <w:pPr>
+        <w:tabs>
+          <w:tab w:val="num" w:pos="2836"/>
+        </w:tabs>
+        <w:ind w:start="2836" w:hanging="283"/>
+      </w:pPr>
+      <w:rPr>
+        <w:rFonts w:ascii="Symbol" w:hAnsi="Symbol" w:cs="Symbol" w:hint="default"/>
+      </w:rPr>
+    </w:lvl>
+    <w:lvl w:ilvl="4">
+      <w:start w:val="1"/>
+      <w:numFmt w:val="bullet"/>
+      <w:lvlText w:val=""/>
+      <w:lvlJc w:val="start"/>
+      <w:pPr>
+        <w:tabs>
+          <w:tab w:val="num" w:pos="3545"/>
+        </w:tabs>
+        <w:ind w:start="3545" w:hanging="283"/>
+      </w:pPr>
+      <w:rPr>
+        <w:rFonts w:ascii="Symbol" w:hAnsi="Symbol" w:cs="Symbol" w:hint="default"/>
+      </w:rPr>
+    </w:lvl>
+    <w:lvl w:ilvl="5">
+      <w:start w:val="1"/>
+      <w:numFmt w:val="bullet"/>
+      <w:lvlText w:val=""/>
+      <w:lvlJc w:val="start"/>
+      <w:pPr>
+        <w:tabs>
+          <w:tab w:val="num" w:pos="4254"/>
+        </w:tabs>
+        <w:ind w:start="4254" w:hanging="283"/>
+      </w:pPr>
+      <w:rPr>
+        <w:rFonts w:ascii="Symbol" w:hAnsi="Symbol" w:cs="Symbol" w:hint="default"/>
+      </w:rPr>
+    </w:lvl>
+    <w:lvl w:ilvl="6">
+      <w:start w:val="1"/>
+      <w:numFmt w:val="bullet"/>
+      <w:lvlText w:val=""/>
+      <w:lvlJc w:val="start"/>
+      <w:pPr>
+        <w:tabs>
+          <w:tab w:val="num" w:pos="4963"/>
+        </w:tabs>
+        <w:ind w:start="4963" w:hanging="283"/>
+      </w:pPr>
+      <w:rPr>
+        <w:rFonts w:ascii="Symbol" w:hAnsi="Symbol" w:cs="Symbol" w:hint="default"/>
+      </w:rPr>
+    </w:lvl>
+    <w:lvl w:ilvl="7">
+      <w:start w:val="1"/>
+      <w:numFmt w:val="bullet"/>
+      <w:lvlText w:val=""/>
+      <w:lvlJc w:val="start"/>
+      <w:pPr>
+        <w:tabs>
+          <w:tab w:val="num" w:pos="5672"/>
+        </w:tabs>
+        <w:ind w:start="5672" w:hanging="283"/>
+      </w:pPr>
+      <w:rPr>
+        <w:rFonts w:ascii="Symbol" w:hAnsi="Symbol" w:cs="Symbol" w:hint="default"/>
+      </w:rPr>
+    </w:lvl>
+    <w:lvl w:ilvl="8">
+      <w:start w:val="1"/>
+      <w:numFmt w:val="bullet"/>
+      <w:lvlText w:val=""/>
+      <w:lvlJc w:val="start"/>
+      <w:pPr>
+        <w:tabs>
+          <w:tab w:val="num" w:pos="6381"/>
+        </w:tabs>
+        <w:ind w:start="6381" w:hanging="283"/>
+      </w:pPr>
+      <w:rPr>
+        <w:rFonts w:ascii="Symbol" w:hAnsi="Symbol" w:cs="Symbol" w:hint="default"/>
+      </w:rPr>
+    </w:lvl>
+  </w:abstractNum>
+  <w:abstractNum w:abstractNumId="5">
+    <w:lvl w:ilvl="0">
+      <w:start w:val="1"/>
+      <w:numFmt w:val="bullet"/>
+      <w:lvlText w:val=""/>
+      <w:lvlJc w:val="start"/>
+      <w:pPr>
+        <w:tabs>
+          <w:tab w:val="num" w:pos="709"/>
+        </w:tabs>
+        <w:ind w:start="709" w:hanging="283"/>
+      </w:pPr>
+      <w:rPr>
+        <w:rFonts w:ascii="Symbol" w:hAnsi="Symbol" w:cs="Symbol" w:hint="default"/>
+      </w:rPr>
+    </w:lvl>
+    <w:lvl w:ilvl="1">
+      <w:start w:val="1"/>
+      <w:numFmt w:val="bullet"/>
+      <w:lvlText w:val=""/>
+      <w:lvlJc w:val="start"/>
+      <w:pPr>
+        <w:tabs>
+          <w:tab w:val="num" w:pos="1418"/>
+        </w:tabs>
+        <w:ind w:start="1418" w:hanging="283"/>
+      </w:pPr>
+      <w:rPr>
+        <w:rFonts w:ascii="Symbol" w:hAnsi="Symbol" w:cs="Symbol" w:hint="default"/>
+      </w:rPr>
+    </w:lvl>
+    <w:lvl w:ilvl="2">
+      <w:start w:val="1"/>
+      <w:numFmt w:val="bullet"/>
+      <w:lvlText w:val=""/>
+      <w:lvlJc w:val="start"/>
+      <w:pPr>
+        <w:tabs>
+          <w:tab w:val="num" w:pos="2127"/>
+        </w:tabs>
+        <w:ind w:start="2127" w:hanging="283"/>
+      </w:pPr>
+      <w:rPr>
+        <w:rFonts w:ascii="Symbol" w:hAnsi="Symbol" w:cs="Symbol" w:hint="default"/>
+      </w:rPr>
+    </w:lvl>
+    <w:lvl w:ilvl="3">
+      <w:start w:val="1"/>
+      <w:numFmt w:val="bullet"/>
+      <w:lvlText w:val=""/>
+      <w:lvlJc w:val="start"/>
+      <w:pPr>
+        <w:tabs>
+          <w:tab w:val="num" w:pos="2836"/>
+        </w:tabs>
+        <w:ind w:start="2836" w:hanging="283"/>
+      </w:pPr>
+      <w:rPr>
+        <w:rFonts w:ascii="Symbol" w:hAnsi="Symbol" w:cs="Symbol" w:hint="default"/>
+      </w:rPr>
+    </w:lvl>
+    <w:lvl w:ilvl="4">
+      <w:start w:val="1"/>
+      <w:numFmt w:val="bullet"/>
+      <w:lvlText w:val=""/>
+      <w:lvlJc w:val="start"/>
+      <w:pPr>
+        <w:tabs>
+          <w:tab w:val="num" w:pos="3545"/>
+        </w:tabs>
+        <w:ind w:start="3545" w:hanging="283"/>
+      </w:pPr>
+      <w:rPr>
+        <w:rFonts w:ascii="Symbol" w:hAnsi="Symbol" w:cs="Symbol" w:hint="default"/>
+      </w:rPr>
+    </w:lvl>
+    <w:lvl w:ilvl="5">
+      <w:start w:val="1"/>
+      <w:numFmt w:val="bullet"/>
+      <w:lvlText w:val=""/>
+      <w:lvlJc w:val="start"/>
+      <w:pPr>
+        <w:tabs>
+          <w:tab w:val="num" w:pos="4254"/>
+        </w:tabs>
+        <w:ind w:start="4254" w:hanging="283"/>
+      </w:pPr>
+      <w:rPr>
+        <w:rFonts w:ascii="Symbol" w:hAnsi="Symbol" w:cs="Symbol" w:hint="default"/>
+      </w:rPr>
+    </w:lvl>
+    <w:lvl w:ilvl="6">
+      <w:start w:val="1"/>
+      <w:numFmt w:val="bullet"/>
+      <w:lvlText w:val=""/>
+      <w:lvlJc w:val="start"/>
+      <w:pPr>
+        <w:tabs>
+          <w:tab w:val="num" w:pos="4963"/>
+        </w:tabs>
+        <w:ind w:start="4963" w:hanging="283"/>
+      </w:pPr>
+      <w:rPr>
+        <w:rFonts w:ascii="Symbol" w:hAnsi="Symbol" w:cs="Symbol" w:hint="default"/>
+      </w:rPr>
+    </w:lvl>
+    <w:lvl w:ilvl="7">
+      <w:start w:val="1"/>
+      <w:numFmt w:val="bullet"/>
+      <w:lvlText w:val=""/>
+      <w:lvlJc w:val="start"/>
+      <w:pPr>
+        <w:tabs>
+          <w:tab w:val="num" w:pos="5672"/>
+        </w:tabs>
+        <w:ind w:start="5672" w:hanging="283"/>
+      </w:pPr>
+      <w:rPr>
+        <w:rFonts w:ascii="Symbol" w:hAnsi="Symbol" w:cs="Symbol" w:hint="default"/>
+      </w:rPr>
+    </w:lvl>
+    <w:lvl w:ilvl="8">
+      <w:start w:val="1"/>
+      <w:numFmt w:val="bullet"/>
+      <w:lvlText w:val=""/>
+      <w:lvlJc w:val="start"/>
+      <w:pPr>
+        <w:tabs>
+          <w:tab w:val="num" w:pos="6381"/>
+        </w:tabs>
+        <w:ind w:start="6381" w:hanging="283"/>
+      </w:pPr>
+      <w:rPr>
+        <w:rFonts w:ascii="Symbol" w:hAnsi="Symbol" w:cs="Symbol" w:hint="default"/>
+      </w:rPr>
+    </w:lvl>
+  </w:abstractNum>
+  <w:abstractNum w:abstractNumId="6">
+    <w:lvl w:ilvl="0">
+      <w:start w:val="1"/>
+      <w:numFmt w:val="bullet"/>
+      <w:lvlText w:val=""/>
+      <w:lvlJc w:val="start"/>
+      <w:pPr>
+        <w:tabs>
+          <w:tab w:val="num" w:pos="709"/>
+        </w:tabs>
+        <w:ind w:start="709" w:hanging="283"/>
+      </w:pPr>
+      <w:rPr>
+        <w:rFonts w:ascii="Symbol" w:hAnsi="Symbol" w:cs="Symbol" w:hint="default"/>
+      </w:rPr>
+    </w:lvl>
+    <w:lvl w:ilvl="1">
+      <w:start w:val="1"/>
+      <w:numFmt w:val="bullet"/>
+      <w:lvlText w:val=""/>
+      <w:lvlJc w:val="start"/>
+      <w:pPr>
+        <w:tabs>
+          <w:tab w:val="num" w:pos="1418"/>
+        </w:tabs>
+        <w:ind w:start="1418" w:hanging="283"/>
+      </w:pPr>
+      <w:rPr>
+        <w:rFonts w:ascii="Symbol" w:hAnsi="Symbol" w:cs="Symbol" w:hint="default"/>
+      </w:rPr>
+    </w:lvl>
+    <w:lvl w:ilvl="2">
+      <w:start w:val="1"/>
+      <w:numFmt w:val="bullet"/>
+      <w:lvlText w:val=""/>
+      <w:lvlJc w:val="start"/>
+      <w:pPr>
+        <w:tabs>
+          <w:tab w:val="num" w:pos="2127"/>
+        </w:tabs>
+        <w:ind w:start="2127" w:hanging="283"/>
+      </w:pPr>
+      <w:rPr>
+        <w:rFonts w:ascii="Symbol" w:hAnsi="Symbol" w:cs="Symbol" w:hint="default"/>
+      </w:rPr>
+    </w:lvl>
+    <w:lvl w:ilvl="3">
+      <w:start w:val="1"/>
+      <w:numFmt w:val="bullet"/>
+      <w:lvlText w:val=""/>
+      <w:lvlJc w:val="start"/>
+      <w:pPr>
+        <w:tabs>
+          <w:tab w:val="num" w:pos="2836"/>
+        </w:tabs>
+        <w:ind w:start="2836" w:hanging="283"/>
+      </w:pPr>
+      <w:rPr>
+        <w:rFonts w:ascii="Symbol" w:hAnsi="Symbol" w:cs="Symbol" w:hint="default"/>
+      </w:rPr>
+    </w:lvl>
+    <w:lvl w:ilvl="4">
+      <w:start w:val="1"/>
+      <w:numFmt w:val="bullet"/>
+      <w:lvlText w:val=""/>
+      <w:lvlJc w:val="start"/>
+      <w:pPr>
+        <w:tabs>
+          <w:tab w:val="num" w:pos="3545"/>
+        </w:tabs>
+        <w:ind w:start="3545" w:hanging="283"/>
+      </w:pPr>
+      <w:rPr>
+        <w:rFonts w:ascii="Symbol" w:hAnsi="Symbol" w:cs="Symbol" w:hint="default"/>
+      </w:rPr>
+    </w:lvl>
+    <w:lvl w:ilvl="5">
+      <w:start w:val="1"/>
+      <w:numFmt w:val="bullet"/>
+      <w:lvlText w:val=""/>
+      <w:lvlJc w:val="start"/>
+      <w:pPr>
+        <w:tabs>
+          <w:tab w:val="num" w:pos="4254"/>
+        </w:tabs>
+        <w:ind w:start="4254" w:hanging="283"/>
+      </w:pPr>
+      <w:rPr>
+        <w:rFonts w:ascii="Symbol" w:hAnsi="Symbol" w:cs="Symbol" w:hint="default"/>
+      </w:rPr>
+    </w:lvl>
+    <w:lvl w:ilvl="6">
+      <w:start w:val="1"/>
+      <w:numFmt w:val="bullet"/>
+      <w:lvlText w:val=""/>
+      <w:lvlJc w:val="start"/>
+      <w:pPr>
+        <w:tabs>
+          <w:tab w:val="num" w:pos="4963"/>
+        </w:tabs>
+        <w:ind w:start="4963" w:hanging="283"/>
+      </w:pPr>
+      <w:rPr>
+        <w:rFonts w:ascii="Symbol" w:hAnsi="Symbol" w:cs="Symbol" w:hint="default"/>
+      </w:rPr>
+    </w:lvl>
+    <w:lvl w:ilvl="7">
+      <w:start w:val="1"/>
+      <w:numFmt w:val="bullet"/>
+      <w:lvlText w:val=""/>
+      <w:lvlJc w:val="start"/>
+      <w:pPr>
+        <w:tabs>
+          <w:tab w:val="num" w:pos="5672"/>
+        </w:tabs>
+        <w:ind w:start="5672" w:hanging="283"/>
+      </w:pPr>
+      <w:rPr>
+        <w:rFonts w:ascii="Symbol" w:hAnsi="Symbol" w:cs="Symbol" w:hint="default"/>
+      </w:rPr>
+    </w:lvl>
+    <w:lvl w:ilvl="8">
+      <w:start w:val="1"/>
+      <w:numFmt w:val="bullet"/>
+      <w:lvlText w:val=""/>
+      <w:lvlJc w:val="start"/>
+      <w:pPr>
+        <w:tabs>
+          <w:tab w:val="num" w:pos="6381"/>
+        </w:tabs>
+        <w:ind w:start="6381" w:hanging="283"/>
+      </w:pPr>
+      <w:rPr>
+        <w:rFonts w:ascii="Symbol" w:hAnsi="Symbol" w:cs="Symbol" w:hint="default"/>
+      </w:rPr>
+    </w:lvl>
+  </w:abstractNum>
+  <w:abstractNum w:abstractNumId="7">
+    <w:lvl w:ilvl="0">
+      <w:start w:val="1"/>
+      <w:numFmt w:val="bullet"/>
+      <w:lvlText w:val=""/>
+      <w:lvlJc w:val="start"/>
+      <w:pPr>
+        <w:tabs>
+          <w:tab w:val="num" w:pos="709"/>
+        </w:tabs>
+        <w:ind w:start="709" w:hanging="283"/>
+      </w:pPr>
+      <w:rPr>
+        <w:rFonts w:ascii="Symbol" w:hAnsi="Symbol" w:cs="Symbol" w:hint="default"/>
+      </w:rPr>
+    </w:lvl>
+    <w:lvl w:ilvl="1">
+      <w:start w:val="1"/>
+      <w:numFmt w:val="bullet"/>
+      <w:lvlText w:val=""/>
+      <w:lvlJc w:val="start"/>
+      <w:pPr>
+        <w:tabs>
+          <w:tab w:val="num" w:pos="1418"/>
+        </w:tabs>
+        <w:ind w:start="1418" w:hanging="283"/>
+      </w:pPr>
+      <w:rPr>
+        <w:rFonts w:ascii="Symbol" w:hAnsi="Symbol" w:cs="Symbol" w:hint="default"/>
+      </w:rPr>
+    </w:lvl>
+    <w:lvl w:ilvl="2">
+      <w:start w:val="1"/>
+      <w:numFmt w:val="bullet"/>
+      <w:lvlText w:val=""/>
+      <w:lvlJc w:val="start"/>
+      <w:pPr>
+        <w:tabs>
+          <w:tab w:val="num" w:pos="2127"/>
+        </w:tabs>
+        <w:ind w:start="2127" w:hanging="283"/>
+      </w:pPr>
+      <w:rPr>
+        <w:rFonts w:ascii="Symbol" w:hAnsi="Symbol" w:cs="Symbol" w:hint="default"/>
+      </w:rPr>
+    </w:lvl>
+    <w:lvl w:ilvl="3">
+      <w:start w:val="1"/>
+      <w:numFmt w:val="bullet"/>
+      <w:lvlText w:val=""/>
+      <w:lvlJc w:val="start"/>
+      <w:pPr>
+        <w:tabs>
+          <w:tab w:val="num" w:pos="2836"/>
+        </w:tabs>
+        <w:ind w:start="2836" w:hanging="283"/>
+      </w:pPr>
+      <w:rPr>
+        <w:rFonts w:ascii="Symbol" w:hAnsi="Symbol" w:cs="Symbol" w:hint="default"/>
+      </w:rPr>
+    </w:lvl>
+    <w:lvl w:ilvl="4">
+      <w:start w:val="1"/>
+      <w:numFmt w:val="bullet"/>
+      <w:lvlText w:val=""/>
+      <w:lvlJc w:val="start"/>
+      <w:pPr>
+        <w:tabs>
+          <w:tab w:val="num" w:pos="3545"/>
+        </w:tabs>
+        <w:ind w:start="3545" w:hanging="283"/>
+      </w:pPr>
+      <w:rPr>
+        <w:rFonts w:ascii="Symbol" w:hAnsi="Symbol" w:cs="Symbol" w:hint="default"/>
+      </w:rPr>
+    </w:lvl>
+    <w:lvl w:ilvl="5">
+      <w:start w:val="1"/>
+      <w:numFmt w:val="bullet"/>
+      <w:lvlText w:val=""/>
+      <w:lvlJc w:val="start"/>
+      <w:pPr>
+        <w:tabs>
+          <w:tab w:val="num" w:pos="4254"/>
+        </w:tabs>
+        <w:ind w:start="4254" w:hanging="283"/>
+      </w:pPr>
+      <w:rPr>
+        <w:rFonts w:ascii="Symbol" w:hAnsi="Symbol" w:cs="Symbol" w:hint="default"/>
+      </w:rPr>
+    </w:lvl>
+    <w:lvl w:ilvl="6">
+      <w:start w:val="1"/>
+      <w:numFmt w:val="bullet"/>
+      <w:lvlText w:val=""/>
+      <w:lvlJc w:val="start"/>
+      <w:pPr>
+        <w:tabs>
+          <w:tab w:val="num" w:pos="4963"/>
+        </w:tabs>
+        <w:ind w:start="4963" w:hanging="283"/>
+      </w:pPr>
+      <w:rPr>
+        <w:rFonts w:ascii="Symbol" w:hAnsi="Symbol" w:cs="Symbol" w:hint="default"/>
+      </w:rPr>
+    </w:lvl>
+    <w:lvl w:ilvl="7">
+      <w:start w:val="1"/>
+      <w:numFmt w:val="bullet"/>
+      <w:lvlText w:val=""/>
+      <w:lvlJc w:val="start"/>
+      <w:pPr>
+        <w:tabs>
+          <w:tab w:val="num" w:pos="5672"/>
+        </w:tabs>
+        <w:ind w:start="5672" w:hanging="283"/>
+      </w:pPr>
+      <w:rPr>
+        <w:rFonts w:ascii="Symbol" w:hAnsi="Symbol" w:cs="Symbol" w:hint="default"/>
+      </w:rPr>
+    </w:lvl>
+    <w:lvl w:ilvl="8">
+      <w:start w:val="1"/>
+      <w:numFmt w:val="bullet"/>
+      <w:lvlText w:val=""/>
+      <w:lvlJc w:val="start"/>
+      <w:pPr>
+        <w:tabs>
+          <w:tab w:val="num" w:pos="6381"/>
+        </w:tabs>
+        <w:ind w:start="6381" w:hanging="283"/>
+      </w:pPr>
+      <w:rPr>
+        <w:rFonts w:ascii="Symbol" w:hAnsi="Symbol" w:cs="Symbol" w:hint="default"/>
+      </w:rPr>
+    </w:lvl>
+  </w:abstractNum>
+  <w:abstractNum w:abstractNumId="8">
+    <w:lvl w:ilvl="0">
+      <w:start w:val="1"/>
+      <w:numFmt w:val="bullet"/>
+      <w:lvlText w:val=""/>
+      <w:lvlJc w:val="start"/>
+      <w:pPr>
+        <w:tabs>
+          <w:tab w:val="num" w:pos="709"/>
+        </w:tabs>
+        <w:ind w:start="709" w:hanging="283"/>
+      </w:pPr>
+      <w:rPr>
+        <w:rFonts w:ascii="Symbol" w:hAnsi="Symbol" w:cs="Symbol" w:hint="default"/>
+      </w:rPr>
+    </w:lvl>
+    <w:lvl w:ilvl="1">
+      <w:start w:val="1"/>
+      <w:numFmt w:val="bullet"/>
+      <w:lvlText w:val=""/>
+      <w:lvlJc w:val="start"/>
+      <w:pPr>
+        <w:tabs>
+          <w:tab w:val="num" w:pos="1418"/>
+        </w:tabs>
+        <w:ind w:start="1418" w:hanging="283"/>
+      </w:pPr>
+      <w:rPr>
+        <w:rFonts w:ascii="Symbol" w:hAnsi="Symbol" w:cs="Symbol" w:hint="default"/>
+      </w:rPr>
+    </w:lvl>
+    <w:lvl w:ilvl="2">
+      <w:start w:val="1"/>
+      <w:numFmt w:val="bullet"/>
+      <w:lvlText w:val=""/>
+      <w:lvlJc w:val="start"/>
+      <w:pPr>
+        <w:tabs>
+          <w:tab w:val="num" w:pos="2127"/>
+        </w:tabs>
+        <w:ind w:start="2127" w:hanging="283"/>
+      </w:pPr>
+      <w:rPr>
+        <w:rFonts w:ascii="Symbol" w:hAnsi="Symbol" w:cs="Symbol" w:hint="default"/>
+      </w:rPr>
+    </w:lvl>
+    <w:lvl w:ilvl="3">
+      <w:start w:val="1"/>
+      <w:numFmt w:val="bullet"/>
+      <w:lvlText w:val=""/>
+      <w:lvlJc w:val="start"/>
+      <w:pPr>
+        <w:tabs>
+          <w:tab w:val="num" w:pos="2836"/>
+        </w:tabs>
+        <w:ind w:start="2836" w:hanging="283"/>
+      </w:pPr>
+      <w:rPr>
+        <w:rFonts w:ascii="Symbol" w:hAnsi="Symbol" w:cs="Symbol" w:hint="default"/>
+      </w:rPr>
+    </w:lvl>
+    <w:lvl w:ilvl="4">
+      <w:start w:val="1"/>
+      <w:numFmt w:val="bullet"/>
+      <w:lvlText w:val=""/>
+      <w:lvlJc w:val="start"/>
+      <w:pPr>
+        <w:tabs>
+          <w:tab w:val="num" w:pos="3545"/>
+        </w:tabs>
+        <w:ind w:start="3545" w:hanging="283"/>
+      </w:pPr>
+      <w:rPr>
+        <w:rFonts w:ascii="Symbol" w:hAnsi="Symbol" w:cs="Symbol" w:hint="default"/>
+      </w:rPr>
+    </w:lvl>
+    <w:lvl w:ilvl="5">
+      <w:start w:val="1"/>
+      <w:numFmt w:val="bullet"/>
+      <w:lvlText w:val=""/>
+      <w:lvlJc w:val="start"/>
+      <w:pPr>
+        <w:tabs>
+          <w:tab w:val="num" w:pos="4254"/>
+        </w:tabs>
+        <w:ind w:start="4254" w:hanging="283"/>
+      </w:pPr>
+      <w:rPr>
+        <w:rFonts w:ascii="Symbol" w:hAnsi="Symbol" w:cs="Symbol" w:hint="default"/>
+      </w:rPr>
+    </w:lvl>
+    <w:lvl w:ilvl="6">
+      <w:start w:val="1"/>
+      <w:numFmt w:val="bullet"/>
+      <w:lvlText w:val=""/>
+      <w:lvlJc w:val="start"/>
+      <w:pPr>
+        <w:tabs>
+          <w:tab w:val="num" w:pos="4963"/>
+        </w:tabs>
+        <w:ind w:start="4963" w:hanging="283"/>
+      </w:pPr>
+      <w:rPr>
+        <w:rFonts w:ascii="Symbol" w:hAnsi="Symbol" w:cs="Symbol" w:hint="default"/>
+      </w:rPr>
+    </w:lvl>
+    <w:lvl w:ilvl="7">
+      <w:start w:val="1"/>
+      <w:numFmt w:val="bullet"/>
+      <w:lvlText w:val=""/>
+      <w:lvlJc w:val="start"/>
+      <w:pPr>
+        <w:tabs>
+          <w:tab w:val="num" w:pos="5672"/>
+        </w:tabs>
+        <w:ind w:start="5672" w:hanging="283"/>
+      </w:pPr>
+      <w:rPr>
+        <w:rFonts w:ascii="Symbol" w:hAnsi="Symbol" w:cs="Symbol" w:hint="default"/>
+      </w:rPr>
+    </w:lvl>
+    <w:lvl w:ilvl="8">
+      <w:start w:val="1"/>
+      <w:numFmt w:val="bullet"/>
+      <w:lvlText w:val=""/>
+      <w:lvlJc w:val="start"/>
+      <w:pPr>
+        <w:tabs>
+          <w:tab w:val="num" w:pos="6381"/>
+        </w:tabs>
+        <w:ind w:start="6381" w:hanging="283"/>
+      </w:pPr>
+      <w:rPr>
+        <w:rFonts w:ascii="Symbol" w:hAnsi="Symbol" w:cs="Symbol" w:hint="default"/>
+      </w:rPr>
+    </w:lvl>
+  </w:abstractNum>
+  <w:abstractNum w:abstractNumId="9">
+    <w:lvl w:ilvl="0">
+      <w:start w:val="1"/>
+      <w:numFmt w:val="bullet"/>
+      <w:lvlText w:val=""/>
+      <w:lvlJc w:val="start"/>
+      <w:pPr>
+        <w:tabs>
+          <w:tab w:val="num" w:pos="709"/>
+        </w:tabs>
+        <w:ind w:start="709" w:hanging="283"/>
+      </w:pPr>
+      <w:rPr>
+        <w:rFonts w:ascii="Symbol" w:hAnsi="Symbol" w:cs="Symbol" w:hint="default"/>
+      </w:rPr>
+    </w:lvl>
+    <w:lvl w:ilvl="1">
+      <w:start w:val="1"/>
+      <w:numFmt w:val="bullet"/>
+      <w:lvlText w:val=""/>
+      <w:lvlJc w:val="start"/>
+      <w:pPr>
+        <w:tabs>
+          <w:tab w:val="num" w:pos="1418"/>
+        </w:tabs>
+        <w:ind w:start="1418" w:hanging="283"/>
+      </w:pPr>
+      <w:rPr>
+        <w:rFonts w:ascii="Symbol" w:hAnsi="Symbol" w:cs="Symbol" w:hint="default"/>
+      </w:rPr>
+    </w:lvl>
+    <w:lvl w:ilvl="2">
+      <w:start w:val="1"/>
+      <w:numFmt w:val="bullet"/>
+      <w:lvlText w:val=""/>
+      <w:lvlJc w:val="start"/>
+      <w:pPr>
+        <w:tabs>
+          <w:tab w:val="num" w:pos="2127"/>
+        </w:tabs>
+        <w:ind w:start="2127" w:hanging="283"/>
+      </w:pPr>
+      <w:rPr>
+        <w:rFonts w:ascii="Symbol" w:hAnsi="Symbol" w:cs="Symbol" w:hint="default"/>
+      </w:rPr>
+    </w:lvl>
+    <w:lvl w:ilvl="3">
+      <w:start w:val="1"/>
+      <w:numFmt w:val="bullet"/>
+      <w:lvlText w:val=""/>
+      <w:lvlJc w:val="start"/>
+      <w:pPr>
+        <w:tabs>
+          <w:tab w:val="num" w:pos="2836"/>
+        </w:tabs>
+        <w:ind w:start="2836" w:hanging="283"/>
+      </w:pPr>
+      <w:rPr>
+        <w:rFonts w:ascii="Symbol" w:hAnsi="Symbol" w:cs="Symbol" w:hint="default"/>
+      </w:rPr>
+    </w:lvl>
+    <w:lvl w:ilvl="4">
+      <w:start w:val="1"/>
+      <w:numFmt w:val="bullet"/>
+      <w:lvlText w:val=""/>
+      <w:lvlJc w:val="start"/>
+      <w:pPr>
+        <w:tabs>
+          <w:tab w:val="num" w:pos="3545"/>
+        </w:tabs>
+        <w:ind w:start="3545" w:hanging="283"/>
+      </w:pPr>
+      <w:rPr>
+        <w:rFonts w:ascii="Symbol" w:hAnsi="Symbol" w:cs="Symbol" w:hint="default"/>
+      </w:rPr>
+    </w:lvl>
+    <w:lvl w:ilvl="5">
+      <w:start w:val="1"/>
+      <w:numFmt w:val="bullet"/>
+      <w:lvlText w:val=""/>
+      <w:lvlJc w:val="start"/>
+      <w:pPr>
+        <w:tabs>
+          <w:tab w:val="num" w:pos="4254"/>
+        </w:tabs>
+        <w:ind w:start="4254" w:hanging="283"/>
+      </w:pPr>
+      <w:rPr>
+        <w:rFonts w:ascii="Symbol" w:hAnsi="Symbol" w:cs="Symbol" w:hint="default"/>
+      </w:rPr>
+    </w:lvl>
+    <w:lvl w:ilvl="6">
+      <w:start w:val="1"/>
+      <w:numFmt w:val="bullet"/>
+      <w:lvlText w:val=""/>
+      <w:lvlJc w:val="start"/>
+      <w:pPr>
+        <w:tabs>
+          <w:tab w:val="num" w:pos="4963"/>
+        </w:tabs>
+        <w:ind w:start="4963" w:hanging="283"/>
+      </w:pPr>
+      <w:rPr>
+        <w:rFonts w:ascii="Symbol" w:hAnsi="Symbol" w:cs="Symbol" w:hint="default"/>
+      </w:rPr>
+    </w:lvl>
+    <w:lvl w:ilvl="7">
+      <w:start w:val="1"/>
+      <w:numFmt w:val="bullet"/>
+      <w:lvlText w:val=""/>
+      <w:lvlJc w:val="start"/>
+      <w:pPr>
+        <w:tabs>
+          <w:tab w:val="num" w:pos="5672"/>
+        </w:tabs>
+        <w:ind w:start="5672" w:hanging="283"/>
+      </w:pPr>
+      <w:rPr>
+        <w:rFonts w:ascii="Symbol" w:hAnsi="Symbol" w:cs="Symbol" w:hint="default"/>
+      </w:rPr>
+    </w:lvl>
+    <w:lvl w:ilvl="8">
+      <w:start w:val="1"/>
+      <w:numFmt w:val="bullet"/>
+      <w:lvlText w:val=""/>
+      <w:lvlJc w:val="start"/>
+      <w:pPr>
+        <w:tabs>
+          <w:tab w:val="num" w:pos="6381"/>
+        </w:tabs>
+        <w:ind w:start="6381" w:hanging="283"/>
+      </w:pPr>
+      <w:rPr>
+        <w:rFonts w:ascii="Symbol" w:hAnsi="Symbol" w:cs="Symbol" w:hint="default"/>
+      </w:rPr>
+    </w:lvl>
+  </w:abstractNum>
+  <w:abstractNum w:abstractNumId="10">
+    <w:lvl w:ilvl="0">
+      <w:start w:val="1"/>
+      <w:numFmt w:val="bullet"/>
+      <w:lvlText w:val=""/>
+      <w:lvlJc w:val="start"/>
+      <w:pPr>
+        <w:tabs>
+          <w:tab w:val="num" w:pos="709"/>
+        </w:tabs>
+        <w:ind w:start="709" w:hanging="283"/>
+      </w:pPr>
+      <w:rPr>
+        <w:rFonts w:ascii="Symbol" w:hAnsi="Symbol" w:cs="Symbol" w:hint="default"/>
+      </w:rPr>
+    </w:lvl>
+    <w:lvl w:ilvl="1">
+      <w:start w:val="1"/>
+      <w:numFmt w:val="bullet"/>
+      <w:lvlText w:val=""/>
+      <w:lvlJc w:val="start"/>
+      <w:pPr>
+        <w:tabs>
+          <w:tab w:val="num" w:pos="1418"/>
+        </w:tabs>
+        <w:ind w:start="1418" w:hanging="283"/>
+      </w:pPr>
+      <w:rPr>
+        <w:rFonts w:ascii="Symbol" w:hAnsi="Symbol" w:cs="Symbol" w:hint="default"/>
+      </w:rPr>
+    </w:lvl>
+    <w:lvl w:ilvl="2">
+      <w:start w:val="1"/>
+      <w:numFmt w:val="bullet"/>
+      <w:lvlText w:val=""/>
+      <w:lvlJc w:val="start"/>
+      <w:pPr>
+        <w:tabs>
+          <w:tab w:val="num" w:pos="2127"/>
+        </w:tabs>
+        <w:ind w:start="2127" w:hanging="283"/>
+      </w:pPr>
+      <w:rPr>
+        <w:rFonts w:ascii="Symbol" w:hAnsi="Symbol" w:cs="Symbol" w:hint="default"/>
+      </w:rPr>
+    </w:lvl>
+    <w:lvl w:ilvl="3">
+      <w:start w:val="1"/>
+      <w:numFmt w:val="bullet"/>
+      <w:lvlText w:val=""/>
+      <w:lvlJc w:val="start"/>
+      <w:pPr>
+        <w:tabs>
+          <w:tab w:val="num" w:pos="2836"/>
+        </w:tabs>
+        <w:ind w:start="2836" w:hanging="283"/>
+      </w:pPr>
+      <w:rPr>
+        <w:rFonts w:ascii="Symbol" w:hAnsi="Symbol" w:cs="Symbol" w:hint="default"/>
+      </w:rPr>
+    </w:lvl>
+    <w:lvl w:ilvl="4">
+      <w:start w:val="1"/>
+      <w:numFmt w:val="bullet"/>
+      <w:lvlText w:val=""/>
+      <w:lvlJc w:val="start"/>
+      <w:pPr>
+        <w:tabs>
+          <w:tab w:val="num" w:pos="3545"/>
+        </w:tabs>
+        <w:ind w:start="3545" w:hanging="283"/>
+      </w:pPr>
+      <w:rPr>
+        <w:rFonts w:ascii="Symbol" w:hAnsi="Symbol" w:cs="Symbol" w:hint="default"/>
+      </w:rPr>
+    </w:lvl>
+    <w:lvl w:ilvl="5">
+      <w:start w:val="1"/>
+      <w:numFmt w:val="bullet"/>
+      <w:lvlText w:val=""/>
+      <w:lvlJc w:val="start"/>
+      <w:pPr>
+        <w:tabs>
+          <w:tab w:val="num" w:pos="4254"/>
+        </w:tabs>
+        <w:ind w:start="4254" w:hanging="283"/>
+      </w:pPr>
+      <w:rPr>
+        <w:rFonts w:ascii="Symbol" w:hAnsi="Symbol" w:cs="Symbol" w:hint="default"/>
+      </w:rPr>
+    </w:lvl>
+    <w:lvl w:ilvl="6">
+      <w:start w:val="1"/>
+      <w:numFmt w:val="bullet"/>
+      <w:lvlText w:val=""/>
+      <w:lvlJc w:val="start"/>
+      <w:pPr>
+        <w:tabs>
+          <w:tab w:val="num" w:pos="4963"/>
+        </w:tabs>
+        <w:ind w:start="4963" w:hanging="283"/>
+      </w:pPr>
+      <w:rPr>
+        <w:rFonts w:ascii="Symbol" w:hAnsi="Symbol" w:cs="Symbol" w:hint="default"/>
+      </w:rPr>
+    </w:lvl>
+    <w:lvl w:ilvl="7">
+      <w:start w:val="1"/>
+      <w:numFmt w:val="bullet"/>
+      <w:lvlText w:val=""/>
+      <w:lvlJc w:val="start"/>
+      <w:pPr>
+        <w:tabs>
+          <w:tab w:val="num" w:pos="5672"/>
+        </w:tabs>
+        <w:ind w:start="5672" w:hanging="283"/>
+      </w:pPr>
+      <w:rPr>
+        <w:rFonts w:ascii="Symbol" w:hAnsi="Symbol" w:cs="Symbol" w:hint="default"/>
+      </w:rPr>
+    </w:lvl>
+    <w:lvl w:ilvl="8">
+      <w:start w:val="1"/>
+      <w:numFmt w:val="bullet"/>
+      <w:lvlText w:val=""/>
+      <w:lvlJc w:val="start"/>
+      <w:pPr>
+        <w:tabs>
+          <w:tab w:val="num" w:pos="6381"/>
+        </w:tabs>
+        <w:ind w:start="6381" w:hanging="283"/>
+      </w:pPr>
+      <w:rPr>
+        <w:rFonts w:ascii="Symbol" w:hAnsi="Symbol" w:cs="Symbol" w:hint="default"/>
+      </w:rPr>
+    </w:lvl>
+  </w:abstractNum>
+  <w:abstractNum w:abstractNumId="11">
+    <w:lvl w:ilvl="0">
+      <w:start w:val="1"/>
+      <w:numFmt w:val="bullet"/>
+      <w:lvlText w:val=""/>
+      <w:lvlJc w:val="start"/>
+      <w:pPr>
+        <w:tabs>
+          <w:tab w:val="num" w:pos="709"/>
+        </w:tabs>
+        <w:ind w:start="709" w:hanging="283"/>
+      </w:pPr>
+      <w:rPr>
+        <w:rFonts w:ascii="Symbol" w:hAnsi="Symbol" w:cs="Symbol" w:hint="default"/>
+      </w:rPr>
+    </w:lvl>
+    <w:lvl w:ilvl="1">
+      <w:start w:val="1"/>
+      <w:numFmt w:val="bullet"/>
+      <w:lvlText w:val=""/>
+      <w:lvlJc w:val="start"/>
+      <w:pPr>
+        <w:tabs>
+          <w:tab w:val="num" w:pos="1418"/>
+        </w:tabs>
+        <w:ind w:start="1418" w:hanging="283"/>
+      </w:pPr>
+      <w:rPr>
+        <w:rFonts w:ascii="Symbol" w:hAnsi="Symbol" w:cs="Symbol" w:hint="default"/>
+      </w:rPr>
+    </w:lvl>
+    <w:lvl w:ilvl="2">
+      <w:start w:val="1"/>
+      <w:numFmt w:val="bullet"/>
+      <w:lvlText w:val=""/>
+      <w:lvlJc w:val="start"/>
+      <w:pPr>
+        <w:tabs>
+          <w:tab w:val="num" w:pos="2127"/>
+        </w:tabs>
+        <w:ind w:start="2127" w:hanging="283"/>
+      </w:pPr>
+      <w:rPr>
+        <w:rFonts w:ascii="Symbol" w:hAnsi="Symbol" w:cs="Symbol" w:hint="default"/>
+      </w:rPr>
+    </w:lvl>
+    <w:lvl w:ilvl="3">
+      <w:start w:val="1"/>
+      <w:numFmt w:val="bullet"/>
+      <w:lvlText w:val=""/>
+      <w:lvlJc w:val="start"/>
+      <w:pPr>
+        <w:tabs>
+          <w:tab w:val="num" w:pos="2836"/>
+        </w:tabs>
+        <w:ind w:start="2836" w:hanging="283"/>
+      </w:pPr>
+      <w:rPr>
+        <w:rFonts w:ascii="Symbol" w:hAnsi="Symbol" w:cs="Symbol" w:hint="default"/>
+      </w:rPr>
+    </w:lvl>
+    <w:lvl w:ilvl="4">
+      <w:start w:val="1"/>
+      <w:numFmt w:val="bullet"/>
+      <w:lvlText w:val=""/>
+      <w:lvlJc w:val="start"/>
+      <w:pPr>
+        <w:tabs>
+          <w:tab w:val="num" w:pos="3545"/>
+        </w:tabs>
+        <w:ind w:start="3545" w:hanging="283"/>
+      </w:pPr>
+      <w:rPr>
+        <w:rFonts w:ascii="Symbol" w:hAnsi="Symbol" w:cs="Symbol" w:hint="default"/>
+      </w:rPr>
+    </w:lvl>
+    <w:lvl w:ilvl="5">
+      <w:start w:val="1"/>
+      <w:numFmt w:val="bullet"/>
+      <w:lvlText w:val=""/>
+      <w:lvlJc w:val="start"/>
+      <w:pPr>
+        <w:tabs>
+          <w:tab w:val="num" w:pos="4254"/>
+        </w:tabs>
+        <w:ind w:start="4254" w:hanging="283"/>
+      </w:pPr>
+      <w:rPr>
+        <w:rFonts w:ascii="Symbol" w:hAnsi="Symbol" w:cs="Symbol" w:hint="default"/>
+      </w:rPr>
+    </w:lvl>
+    <w:lvl w:ilvl="6">
+      <w:start w:val="1"/>
+      <w:numFmt w:val="bullet"/>
+      <w:lvlText w:val=""/>
+      <w:lvlJc w:val="start"/>
+      <w:pPr>
+        <w:tabs>
+          <w:tab w:val="num" w:pos="4963"/>
+        </w:tabs>
+        <w:ind w:start="4963" w:hanging="283"/>
+      </w:pPr>
+      <w:rPr>
+        <w:rFonts w:ascii="Symbol" w:hAnsi="Symbol" w:cs="Symbol" w:hint="default"/>
+      </w:rPr>
+    </w:lvl>
+    <w:lvl w:ilvl="7">
+      <w:start w:val="1"/>
+      <w:numFmt w:val="bullet"/>
+      <w:lvlText w:val=""/>
+      <w:lvlJc w:val="start"/>
+      <w:pPr>
+        <w:tabs>
+          <w:tab w:val="num" w:pos="5672"/>
+        </w:tabs>
+        <w:ind w:start="5672" w:hanging="283"/>
+      </w:pPr>
+      <w:rPr>
+        <w:rFonts w:ascii="Symbol" w:hAnsi="Symbol" w:cs="Symbol" w:hint="default"/>
+      </w:rPr>
+    </w:lvl>
+    <w:lvl w:ilvl="8">
+      <w:start w:val="1"/>
+      <w:numFmt w:val="bullet"/>
+      <w:lvlText w:val=""/>
+      <w:lvlJc w:val="start"/>
+      <w:pPr>
+        <w:tabs>
+          <w:tab w:val="num" w:pos="6381"/>
+        </w:tabs>
+        <w:ind w:start="6381" w:hanging="283"/>
+      </w:pPr>
+      <w:rPr>
+        <w:rFonts w:ascii="Symbol" w:hAnsi="Symbol" w:cs="Symbol" w:hint="default"/>
+      </w:rPr>
+    </w:lvl>
+  </w:abstractNum>
+  <w:abstractNum w:abstractNumId="12">
+    <w:lvl w:ilvl="0">
+      <w:start w:val="1"/>
+      <w:numFmt w:val="bullet"/>
+      <w:lvlText w:val=""/>
+      <w:lvlJc w:val="start"/>
+      <w:pPr>
+        <w:tabs>
+          <w:tab w:val="num" w:pos="709"/>
+        </w:tabs>
+        <w:ind w:start="709" w:hanging="283"/>
+      </w:pPr>
+      <w:rPr>
+        <w:rFonts w:ascii="Symbol" w:hAnsi="Symbol" w:cs="Symbol" w:hint="default"/>
+      </w:rPr>
+    </w:lvl>
+    <w:lvl w:ilvl="1">
+      <w:start w:val="1"/>
+      <w:numFmt w:val="bullet"/>
+      <w:lvlText w:val=""/>
+      <w:lvlJc w:val="start"/>
+      <w:pPr>
+        <w:tabs>
+          <w:tab w:val="num" w:pos="1418"/>
+        </w:tabs>
+        <w:ind w:start="1418" w:hanging="283"/>
+      </w:pPr>
+      <w:rPr>
+        <w:rFonts w:ascii="Symbol" w:hAnsi="Symbol" w:cs="Symbol" w:hint="default"/>
+      </w:rPr>
+    </w:lvl>
+    <w:lvl w:ilvl="2">
+      <w:start w:val="1"/>
+      <w:numFmt w:val="bullet"/>
+      <w:lvlText w:val=""/>
+      <w:lvlJc w:val="start"/>
+      <w:pPr>
+        <w:tabs>
+          <w:tab w:val="num" w:pos="2127"/>
+        </w:tabs>
+        <w:ind w:start="2127" w:hanging="283"/>
+      </w:pPr>
+      <w:rPr>
+        <w:rFonts w:ascii="Symbol" w:hAnsi="Symbol" w:cs="Symbol" w:hint="default"/>
+      </w:rPr>
+    </w:lvl>
+    <w:lvl w:ilvl="3">
+      <w:start w:val="1"/>
+      <w:numFmt w:val="bullet"/>
+      <w:lvlText w:val=""/>
+      <w:lvlJc w:val="start"/>
+      <w:pPr>
+        <w:tabs>
+          <w:tab w:val="num" w:pos="2836"/>
+        </w:tabs>
+        <w:ind w:start="2836" w:hanging="283"/>
+      </w:pPr>
+      <w:rPr>
+        <w:rFonts w:ascii="Symbol" w:hAnsi="Symbol" w:cs="Symbol" w:hint="default"/>
+      </w:rPr>
+    </w:lvl>
+    <w:lvl w:ilvl="4">
+      <w:start w:val="1"/>
+      <w:numFmt w:val="bullet"/>
+      <w:lvlText w:val=""/>
+      <w:lvlJc w:val="start"/>
+      <w:pPr>
+        <w:tabs>
+          <w:tab w:val="num" w:pos="3545"/>
+        </w:tabs>
+        <w:ind w:start="3545" w:hanging="283"/>
+      </w:pPr>
+      <w:rPr>
+        <w:rFonts w:ascii="Symbol" w:hAnsi="Symbol" w:cs="Symbol" w:hint="default"/>
+      </w:rPr>
+    </w:lvl>
+    <w:lvl w:ilvl="5">
+      <w:start w:val="1"/>
+      <w:numFmt w:val="bullet"/>
+      <w:lvlText w:val=""/>
+      <w:lvlJc w:val="start"/>
+      <w:pPr>
+        <w:tabs>
+          <w:tab w:val="num" w:pos="4254"/>
+        </w:tabs>
+        <w:ind w:start="4254" w:hanging="283"/>
+      </w:pPr>
+      <w:rPr>
+        <w:rFonts w:ascii="Symbol" w:hAnsi="Symbol" w:cs="Symbol" w:hint="default"/>
+      </w:rPr>
+    </w:lvl>
+    <w:lvl w:ilvl="6">
+      <w:start w:val="1"/>
+      <w:numFmt w:val="bullet"/>
+      <w:lvlText w:val=""/>
+      <w:lvlJc w:val="start"/>
+      <w:pPr>
+        <w:tabs>
+          <w:tab w:val="num" w:pos="4963"/>
+        </w:tabs>
+        <w:ind w:start="4963" w:hanging="283"/>
+      </w:pPr>
+      <w:rPr>
+        <w:rFonts w:ascii="Symbol" w:hAnsi="Symbol" w:cs="Symbol" w:hint="default"/>
+      </w:rPr>
+    </w:lvl>
+    <w:lvl w:ilvl="7">
+      <w:start w:val="1"/>
+      <w:numFmt w:val="bullet"/>
+      <w:lvlText w:val=""/>
+      <w:lvlJc w:val="start"/>
+      <w:pPr>
+        <w:tabs>
+          <w:tab w:val="num" w:pos="5672"/>
+        </w:tabs>
+        <w:ind w:start="5672" w:hanging="283"/>
+      </w:pPr>
+      <w:rPr>
+        <w:rFonts w:ascii="Symbol" w:hAnsi="Symbol" w:cs="Symbol" w:hint="default"/>
+      </w:rPr>
+    </w:lvl>
+    <w:lvl w:ilvl="8">
+      <w:start w:val="1"/>
+      <w:numFmt w:val="bullet"/>
+      <w:lvlText w:val=""/>
+      <w:lvlJc w:val="start"/>
+      <w:pPr>
+        <w:tabs>
+          <w:tab w:val="num" w:pos="6381"/>
+        </w:tabs>
+        <w:ind w:start="6381" w:hanging="283"/>
+      </w:pPr>
+      <w:rPr>
+        <w:rFonts w:ascii="Symbol" w:hAnsi="Symbol" w:cs="Symbol" w:hint="default"/>
+      </w:rPr>
+    </w:lvl>
+  </w:abstractNum>
+  <w:abstractNum w:abstractNumId="13">
+    <w:lvl w:ilvl="0">
+      <w:start w:val="1"/>
+      <w:numFmt w:val="bullet"/>
+      <w:lvlText w:val=""/>
+      <w:lvlJc w:val="start"/>
+      <w:pPr>
+        <w:tabs>
+          <w:tab w:val="num" w:pos="709"/>
+        </w:tabs>
+        <w:ind w:start="709" w:hanging="283"/>
+      </w:pPr>
+      <w:rPr>
+        <w:rFonts w:ascii="Symbol" w:hAnsi="Symbol" w:cs="Symbol" w:hint="default"/>
+      </w:rPr>
+    </w:lvl>
+    <w:lvl w:ilvl="1">
+      <w:start w:val="1"/>
+      <w:numFmt w:val="bullet"/>
+      <w:lvlText w:val=""/>
+      <w:lvlJc w:val="start"/>
+      <w:pPr>
+        <w:tabs>
+          <w:tab w:val="num" w:pos="1418"/>
+        </w:tabs>
+        <w:ind w:start="1418" w:hanging="283"/>
+      </w:pPr>
+      <w:rPr>
+        <w:rFonts w:ascii="Symbol" w:hAnsi="Symbol" w:cs="Symbol" w:hint="default"/>
+      </w:rPr>
+    </w:lvl>
+    <w:lvl w:ilvl="2">
+      <w:start w:val="1"/>
+      <w:numFmt w:val="bullet"/>
+      <w:lvlText w:val=""/>
+      <w:lvlJc w:val="start"/>
+      <w:pPr>
+        <w:tabs>
+          <w:tab w:val="num" w:pos="2127"/>
+        </w:tabs>
+        <w:ind w:start="2127" w:hanging="283"/>
+      </w:pPr>
+      <w:rPr>
+        <w:rFonts w:ascii="Symbol" w:hAnsi="Symbol" w:cs="Symbol" w:hint="default"/>
+      </w:rPr>
+    </w:lvl>
+    <w:lvl w:ilvl="3">
+      <w:start w:val="1"/>
+      <w:numFmt w:val="bullet"/>
+      <w:lvlText w:val=""/>
+      <w:lvlJc w:val="start"/>
+      <w:pPr>
+        <w:tabs>
+          <w:tab w:val="num" w:pos="2836"/>
+        </w:tabs>
+        <w:ind w:start="2836" w:hanging="283"/>
+      </w:pPr>
+      <w:rPr>
+        <w:rFonts w:ascii="Symbol" w:hAnsi="Symbol" w:cs="Symbol" w:hint="default"/>
+      </w:rPr>
+    </w:lvl>
+    <w:lvl w:ilvl="4">
+      <w:start w:val="1"/>
+      <w:numFmt w:val="bullet"/>
+      <w:lvlText w:val=""/>
+      <w:lvlJc w:val="start"/>
+      <w:pPr>
+        <w:tabs>
+          <w:tab w:val="num" w:pos="3545"/>
+        </w:tabs>
+        <w:ind w:start="3545" w:hanging="283"/>
+      </w:pPr>
+      <w:rPr>
+        <w:rFonts w:ascii="Symbol" w:hAnsi="Symbol" w:cs="Symbol" w:hint="default"/>
+      </w:rPr>
+    </w:lvl>
+    <w:lvl w:ilvl="5">
+      <w:start w:val="1"/>
+      <w:numFmt w:val="bullet"/>
+      <w:lvlText w:val=""/>
+      <w:lvlJc w:val="start"/>
+      <w:pPr>
+        <w:tabs>
+          <w:tab w:val="num" w:pos="4254"/>
+        </w:tabs>
+        <w:ind w:start="4254" w:hanging="283"/>
+      </w:pPr>
+      <w:rPr>
+        <w:rFonts w:ascii="Symbol" w:hAnsi="Symbol" w:cs="Symbol" w:hint="default"/>
+      </w:rPr>
+    </w:lvl>
+    <w:lvl w:ilvl="6">
+      <w:start w:val="1"/>
+      <w:numFmt w:val="bullet"/>
+      <w:lvlText w:val=""/>
+      <w:lvlJc w:val="start"/>
+      <w:pPr>
+        <w:tabs>
+          <w:tab w:val="num" w:pos="4963"/>
+        </w:tabs>
+        <w:ind w:start="4963" w:hanging="283"/>
+      </w:pPr>
+      <w:rPr>
+        <w:rFonts w:ascii="Symbol" w:hAnsi="Symbol" w:cs="Symbol" w:hint="default"/>
+      </w:rPr>
+    </w:lvl>
+    <w:lvl w:ilvl="7">
+      <w:start w:val="1"/>
+      <w:numFmt w:val="bullet"/>
+      <w:lvlText w:val=""/>
+      <w:lvlJc w:val="start"/>
+      <w:pPr>
+        <w:tabs>
+          <w:tab w:val="num" w:pos="5672"/>
+        </w:tabs>
+        <w:ind w:start="5672" w:hanging="283"/>
+      </w:pPr>
+      <w:rPr>
+        <w:rFonts w:ascii="Symbol" w:hAnsi="Symbol" w:cs="Symbol" w:hint="default"/>
+      </w:rPr>
+    </w:lvl>
+    <w:lvl w:ilvl="8">
+      <w:start w:val="1"/>
+      <w:numFmt w:val="bullet"/>
+      <w:lvlText w:val=""/>
+      <w:lvlJc w:val="start"/>
+      <w:pPr>
+        <w:tabs>
+          <w:tab w:val="num" w:pos="6381"/>
+        </w:tabs>
+        <w:ind w:start="6381" w:hanging="283"/>
+      </w:pPr>
+      <w:rPr>
+        <w:rFonts w:ascii="Symbol" w:hAnsi="Symbol" w:cs="Symbol" w:hint="default"/>
+      </w:rPr>
+    </w:lvl>
+  </w:abstractNum>
+  <w:abstractNum w:abstractNumId="14">
+    <w:lvl w:ilvl="0">
+      <w:start w:val="1"/>
+      <w:numFmt w:val="bullet"/>
+      <w:lvlText w:val=""/>
+      <w:lvlJc w:val="start"/>
+      <w:pPr>
+        <w:tabs>
+          <w:tab w:val="num" w:pos="709"/>
+        </w:tabs>
+        <w:ind w:start="709" w:hanging="283"/>
+      </w:pPr>
+      <w:rPr>
+        <w:rFonts w:ascii="Symbol" w:hAnsi="Symbol" w:cs="Symbol" w:hint="default"/>
+      </w:rPr>
+    </w:lvl>
+    <w:lvl w:ilvl="1">
+      <w:start w:val="1"/>
+      <w:numFmt w:val="bullet"/>
+      <w:lvlText w:val=""/>
+      <w:lvlJc w:val="start"/>
+      <w:pPr>
+        <w:tabs>
+          <w:tab w:val="num" w:pos="1418"/>
+        </w:tabs>
+        <w:ind w:start="1418" w:hanging="283"/>
+      </w:pPr>
+      <w:rPr>
+        <w:rFonts w:ascii="Symbol" w:hAnsi="Symbol" w:cs="Symbol" w:hint="default"/>
+      </w:rPr>
+    </w:lvl>
+    <w:lvl w:ilvl="2">
+      <w:start w:val="1"/>
+      <w:numFmt w:val="bullet"/>
+      <w:lvlText w:val=""/>
+      <w:lvlJc w:val="start"/>
+      <w:pPr>
+        <w:tabs>
+          <w:tab w:val="num" w:pos="2127"/>
+        </w:tabs>
+        <w:ind w:start="2127" w:hanging="283"/>
+      </w:pPr>
+      <w:rPr>
+        <w:rFonts w:ascii="Symbol" w:hAnsi="Symbol" w:cs="Symbol" w:hint="default"/>
+      </w:rPr>
+    </w:lvl>
+    <w:lvl w:ilvl="3">
+      <w:start w:val="1"/>
+      <w:numFmt w:val="bullet"/>
+      <w:lvlText w:val=""/>
+      <w:lvlJc w:val="start"/>
+      <w:pPr>
+        <w:tabs>
+          <w:tab w:val="num" w:pos="2836"/>
+        </w:tabs>
+        <w:ind w:start="2836" w:hanging="283"/>
+      </w:pPr>
+      <w:rPr>
+        <w:rFonts w:ascii="Symbol" w:hAnsi="Symbol" w:cs="Symbol" w:hint="default"/>
+      </w:rPr>
+    </w:lvl>
+    <w:lvl w:ilvl="4">
+      <w:start w:val="1"/>
+      <w:numFmt w:val="bullet"/>
+      <w:lvlText w:val=""/>
+      <w:lvlJc w:val="start"/>
+      <w:pPr>
+        <w:tabs>
+          <w:tab w:val="num" w:pos="3545"/>
+        </w:tabs>
+        <w:ind w:start="3545" w:hanging="283"/>
+      </w:pPr>
+      <w:rPr>
+        <w:rFonts w:ascii="Symbol" w:hAnsi="Symbol" w:cs="Symbol" w:hint="default"/>
+      </w:rPr>
+    </w:lvl>
+    <w:lvl w:ilvl="5">
+      <w:start w:val="1"/>
+      <w:numFmt w:val="bullet"/>
+      <w:lvlText w:val=""/>
+      <w:lvlJc w:val="start"/>
+      <w:pPr>
+        <w:tabs>
+          <w:tab w:val="num" w:pos="4254"/>
+        </w:tabs>
+        <w:ind w:start="4254" w:hanging="283"/>
+      </w:pPr>
+      <w:rPr>
+        <w:rFonts w:ascii="Symbol" w:hAnsi="Symbol" w:cs="Symbol" w:hint="default"/>
+      </w:rPr>
+    </w:lvl>
+    <w:lvl w:ilvl="6">
+      <w:start w:val="1"/>
+      <w:numFmt w:val="bullet"/>
+      <w:lvlText w:val=""/>
+      <w:lvlJc w:val="start"/>
+      <w:pPr>
+        <w:tabs>
+          <w:tab w:val="num" w:pos="4963"/>
+        </w:tabs>
+        <w:ind w:start="4963" w:hanging="283"/>
+      </w:pPr>
+      <w:rPr>
+        <w:rFonts w:ascii="Symbol" w:hAnsi="Symbol" w:cs="Symbol" w:hint="default"/>
+      </w:rPr>
+    </w:lvl>
+    <w:lvl w:ilvl="7">
+      <w:start w:val="1"/>
+      <w:numFmt w:val="bullet"/>
+      <w:lvlText w:val=""/>
+      <w:lvlJc w:val="start"/>
+      <w:pPr>
+        <w:tabs>
+          <w:tab w:val="num" w:pos="5672"/>
+        </w:tabs>
+        <w:ind w:start="5672" w:hanging="283"/>
+      </w:pPr>
+      <w:rPr>
+        <w:rFonts w:ascii="Symbol" w:hAnsi="Symbol" w:cs="Symbol" w:hint="default"/>
+      </w:rPr>
+    </w:lvl>
+    <w:lvl w:ilvl="8">
+      <w:start w:val="1"/>
+      <w:numFmt w:val="bullet"/>
+      <w:lvlText w:val=""/>
+      <w:lvlJc w:val="start"/>
+      <w:pPr>
+        <w:tabs>
+          <w:tab w:val="num" w:pos="6381"/>
+        </w:tabs>
+        <w:ind w:start="6381" w:hanging="283"/>
+      </w:pPr>
+      <w:rPr>
+        <w:rFonts w:ascii="Symbol" w:hAnsi="Symbol" w:cs="Symbol" w:hint="default"/>
+      </w:rPr>
+    </w:lvl>
+  </w:abstractNum>
+  <w:abstractNum w:abstractNumId="15">
+    <w:lvl w:ilvl="0">
+      <w:start w:val="1"/>
+      <w:numFmt w:val="bullet"/>
+      <w:lvlText w:val=""/>
+      <w:lvlJc w:val="start"/>
+      <w:pPr>
+        <w:tabs>
+          <w:tab w:val="num" w:pos="709"/>
+        </w:tabs>
+        <w:ind w:start="709" w:hanging="283"/>
+      </w:pPr>
+      <w:rPr>
+        <w:rFonts w:ascii="Symbol" w:hAnsi="Symbol" w:cs="Symbol" w:hint="default"/>
+      </w:rPr>
+    </w:lvl>
+    <w:lvl w:ilvl="1">
+      <w:start w:val="1"/>
+      <w:numFmt w:val="bullet"/>
+      <w:lvlText w:val=""/>
+      <w:lvlJc w:val="start"/>
+      <w:pPr>
+        <w:tabs>
+          <w:tab w:val="num" w:pos="1418"/>
+        </w:tabs>
+        <w:ind w:start="1418" w:hanging="283"/>
+      </w:pPr>
+      <w:rPr>
+        <w:rFonts w:ascii="Symbol" w:hAnsi="Symbol" w:cs="Symbol" w:hint="default"/>
+      </w:rPr>
+    </w:lvl>
+    <w:lvl w:ilvl="2">
+      <w:start w:val="1"/>
+      <w:numFmt w:val="bullet"/>
+      <w:lvlText w:val=""/>
+      <w:lvlJc w:val="start"/>
+      <w:pPr>
+        <w:tabs>
+          <w:tab w:val="num" w:pos="2127"/>
+        </w:tabs>
+        <w:ind w:start="2127" w:hanging="283"/>
+      </w:pPr>
+      <w:rPr>
+        <w:rFonts w:ascii="Symbol" w:hAnsi="Symbol" w:cs="Symbol" w:hint="default"/>
+      </w:rPr>
+    </w:lvl>
+    <w:lvl w:ilvl="3">
+      <w:start w:val="1"/>
+      <w:numFmt w:val="bullet"/>
+      <w:lvlText w:val=""/>
+      <w:lvlJc w:val="start"/>
+      <w:pPr>
+        <w:tabs>
+          <w:tab w:val="num" w:pos="2836"/>
+        </w:tabs>
+        <w:ind w:start="2836" w:hanging="283"/>
+      </w:pPr>
+      <w:rPr>
+        <w:rFonts w:ascii="Symbol" w:hAnsi="Symbol" w:cs="Symbol" w:hint="default"/>
+      </w:rPr>
+    </w:lvl>
+    <w:lvl w:ilvl="4">
+      <w:start w:val="1"/>
+      <w:numFmt w:val="bullet"/>
+      <w:lvlText w:val=""/>
+      <w:lvlJc w:val="start"/>
+      <w:pPr>
+        <w:tabs>
+          <w:tab w:val="num" w:pos="3545"/>
+        </w:tabs>
+        <w:ind w:start="3545" w:hanging="283"/>
+      </w:pPr>
+      <w:rPr>
+        <w:rFonts w:ascii="Symbol" w:hAnsi="Symbol" w:cs="Symbol" w:hint="default"/>
+      </w:rPr>
+    </w:lvl>
+    <w:lvl w:ilvl="5">
+      <w:start w:val="1"/>
+      <w:numFmt w:val="bullet"/>
+      <w:lvlText w:val=""/>
+      <w:lvlJc w:val="start"/>
+      <w:pPr>
+        <w:tabs>
+          <w:tab w:val="num" w:pos="4254"/>
+        </w:tabs>
+        <w:ind w:start="4254" w:hanging="283"/>
+      </w:pPr>
+      <w:rPr>
+        <w:rFonts w:ascii="Symbol" w:hAnsi="Symbol" w:cs="Symbol" w:hint="default"/>
+      </w:rPr>
+    </w:lvl>
+    <w:lvl w:ilvl="6">
+      <w:start w:val="1"/>
+      <w:numFmt w:val="bullet"/>
+      <w:lvlText w:val=""/>
+      <w:lvlJc w:val="start"/>
+      <w:pPr>
+        <w:tabs>
+          <w:tab w:val="num" w:pos="4963"/>
+        </w:tabs>
+        <w:ind w:start="4963" w:hanging="283"/>
+      </w:pPr>
+      <w:rPr>
+        <w:rFonts w:ascii="Symbol" w:hAnsi="Symbol" w:cs="Symbol" w:hint="default"/>
+      </w:rPr>
+    </w:lvl>
+    <w:lvl w:ilvl="7">
+      <w:start w:val="1"/>
+      <w:numFmt w:val="bullet"/>
+      <w:lvlText w:val=""/>
+      <w:lvlJc w:val="start"/>
+      <w:pPr>
+        <w:tabs>
+          <w:tab w:val="num" w:pos="5672"/>
+        </w:tabs>
+        <w:ind w:start="5672" w:hanging="283"/>
+      </w:pPr>
+      <w:rPr>
+        <w:rFonts w:ascii="Symbol" w:hAnsi="Symbol" w:cs="Symbol" w:hint="default"/>
+      </w:rPr>
+    </w:lvl>
+    <w:lvl w:ilvl="8">
+      <w:start w:val="1"/>
+      <w:numFmt w:val="bullet"/>
+      <w:lvlText w:val=""/>
+      <w:lvlJc w:val="start"/>
+      <w:pPr>
+        <w:tabs>
+          <w:tab w:val="num" w:pos="6381"/>
+        </w:tabs>
+        <w:ind w:start="6381" w:hanging="283"/>
+      </w:pPr>
+      <w:rPr>
+        <w:rFonts w:ascii="Symbol" w:hAnsi="Symbol" w:cs="Symbol" w:hint="default"/>
+      </w:rPr>
+    </w:lvl>
+  </w:abstractNum>
+  <w:abstractNum w:abstractNumId="16">
+    <w:lvl w:ilvl="0">
+      <w:start w:val="1"/>
+      <w:numFmt w:val="bullet"/>
+      <w:lvlText w:val=""/>
+      <w:lvlJc w:val="start"/>
+      <w:pPr>
+        <w:tabs>
+          <w:tab w:val="num" w:pos="709"/>
+        </w:tabs>
+        <w:ind w:start="709" w:hanging="283"/>
+      </w:pPr>
+      <w:rPr>
+        <w:rFonts w:ascii="Symbol" w:hAnsi="Symbol" w:cs="Symbol" w:hint="default"/>
+      </w:rPr>
+    </w:lvl>
+    <w:lvl w:ilvl="1">
+      <w:start w:val="1"/>
+      <w:numFmt w:val="bullet"/>
+      <w:lvlText w:val=""/>
+      <w:lvlJc w:val="start"/>
+      <w:pPr>
+        <w:tabs>
+          <w:tab w:val="num" w:pos="1418"/>
+        </w:tabs>
+        <w:ind w:start="1418" w:hanging="283"/>
+      </w:pPr>
+      <w:rPr>
+        <w:rFonts w:ascii="Symbol" w:hAnsi="Symbol" w:cs="Symbol" w:hint="default"/>
+      </w:rPr>
+    </w:lvl>
+    <w:lvl w:ilvl="2">
+      <w:start w:val="1"/>
+      <w:numFmt w:val="bullet"/>
+      <w:lvlText w:val=""/>
+      <w:lvlJc w:val="start"/>
+      <w:pPr>
+        <w:tabs>
+          <w:tab w:val="num" w:pos="2127"/>
+        </w:tabs>
+        <w:ind w:start="2127" w:hanging="283"/>
+      </w:pPr>
+      <w:rPr>
+        <w:rFonts w:ascii="Symbol" w:hAnsi="Symbol" w:cs="Symbol" w:hint="default"/>
+      </w:rPr>
+    </w:lvl>
+    <w:lvl w:ilvl="3">
+      <w:start w:val="1"/>
+      <w:numFmt w:val="bullet"/>
+      <w:lvlText w:val=""/>
+      <w:lvlJc w:val="start"/>
+      <w:pPr>
+        <w:tabs>
+          <w:tab w:val="num" w:pos="2836"/>
+        </w:tabs>
+        <w:ind w:start="2836" w:hanging="283"/>
+      </w:pPr>
+      <w:rPr>
+        <w:rFonts w:ascii="Symbol" w:hAnsi="Symbol" w:cs="Symbol" w:hint="default"/>
+      </w:rPr>
+    </w:lvl>
+    <w:lvl w:ilvl="4">
+      <w:start w:val="1"/>
+      <w:numFmt w:val="bullet"/>
+      <w:lvlText w:val=""/>
+      <w:lvlJc w:val="start"/>
+      <w:pPr>
+        <w:tabs>
+          <w:tab w:val="num" w:pos="3545"/>
+        </w:tabs>
+        <w:ind w:start="3545" w:hanging="283"/>
+      </w:pPr>
+      <w:rPr>
+        <w:rFonts w:ascii="Symbol" w:hAnsi="Symbol" w:cs="Symbol" w:hint="default"/>
+      </w:rPr>
+    </w:lvl>
+    <w:lvl w:ilvl="5">
+      <w:start w:val="1"/>
+      <w:numFmt w:val="bullet"/>
+      <w:lvlText w:val=""/>
+      <w:lvlJc w:val="start"/>
+      <w:pPr>
+        <w:tabs>
+          <w:tab w:val="num" w:pos="4254"/>
+        </w:tabs>
+        <w:ind w:start="4254" w:hanging="283"/>
+      </w:pPr>
+      <w:rPr>
+        <w:rFonts w:ascii="Symbol" w:hAnsi="Symbol" w:cs="Symbol" w:hint="default"/>
+      </w:rPr>
+    </w:lvl>
+    <w:lvl w:ilvl="6">
+      <w:start w:val="1"/>
+      <w:numFmt w:val="bullet"/>
+      <w:lvlText w:val=""/>
+      <w:lvlJc w:val="start"/>
+      <w:pPr>
+        <w:tabs>
+          <w:tab w:val="num" w:pos="4963"/>
+        </w:tabs>
+        <w:ind w:start="4963" w:hanging="283"/>
+      </w:pPr>
+      <w:rPr>
+        <w:rFonts w:ascii="Symbol" w:hAnsi="Symbol" w:cs="Symbol" w:hint="default"/>
+      </w:rPr>
+    </w:lvl>
+    <w:lvl w:ilvl="7">
+      <w:start w:val="1"/>
+      <w:numFmt w:val="bullet"/>
+      <w:lvlText w:val=""/>
+      <w:lvlJc w:val="start"/>
+      <w:pPr>
+        <w:tabs>
+          <w:tab w:val="num" w:pos="5672"/>
+        </w:tabs>
+        <w:ind w:start="5672" w:hanging="283"/>
+      </w:pPr>
+      <w:rPr>
+        <w:rFonts w:ascii="Symbol" w:hAnsi="Symbol" w:cs="Symbol" w:hint="default"/>
+      </w:rPr>
+    </w:lvl>
+    <w:lvl w:ilvl="8">
+      <w:start w:val="1"/>
+      <w:numFmt w:val="bullet"/>
+      <w:lvlText w:val=""/>
+      <w:lvlJc w:val="start"/>
+      <w:pPr>
+        <w:tabs>
+          <w:tab w:val="num" w:pos="6381"/>
+        </w:tabs>
+        <w:ind w:start="6381" w:hanging="283"/>
+      </w:pPr>
+      <w:rPr>
+        <w:rFonts w:ascii="Symbol" w:hAnsi="Symbol" w:cs="Symbol" w:hint="default"/>
+      </w:rPr>
+    </w:lvl>
+  </w:abstractNum>
+  <w:abstractNum w:abstractNumId="17">
+    <w:lvl w:ilvl="0">
+      <w:start w:val="1"/>
       <w:numFmt w:val="none"/>
       <w:suff w:val="nothing"/>
       <w:lvlText w:val=""/>
@@ -1420,6 +7873,48 @@
   </w:num>
   <w:num w:numId="3">
     <w:abstractNumId w:val="3"/>
+  </w:num>
+  <w:num w:numId="4">
+    <w:abstractNumId w:val="4"/>
+  </w:num>
+  <w:num w:numId="5">
+    <w:abstractNumId w:val="5"/>
+  </w:num>
+  <w:num w:numId="6">
+    <w:abstractNumId w:val="6"/>
+  </w:num>
+  <w:num w:numId="7">
+    <w:abstractNumId w:val="7"/>
+  </w:num>
+  <w:num w:numId="8">
+    <w:abstractNumId w:val="8"/>
+  </w:num>
+  <w:num w:numId="9">
+    <w:abstractNumId w:val="9"/>
+  </w:num>
+  <w:num w:numId="10">
+    <w:abstractNumId w:val="10"/>
+  </w:num>
+  <w:num w:numId="11">
+    <w:abstractNumId w:val="11"/>
+  </w:num>
+  <w:num w:numId="12">
+    <w:abstractNumId w:val="12"/>
+  </w:num>
+  <w:num w:numId="13">
+    <w:abstractNumId w:val="13"/>
+  </w:num>
+  <w:num w:numId="14">
+    <w:abstractNumId w:val="14"/>
+  </w:num>
+  <w:num w:numId="15">
+    <w:abstractNumId w:val="15"/>
+  </w:num>
+  <w:num w:numId="16">
+    <w:abstractNumId w:val="16"/>
+  </w:num>
+  <w:num w:numId="17">
+    <w:abstractNumId w:val="17"/>
   </w:num>
 </w:numbering>
 </file>
@@ -1577,6 +8072,23 @@
       <w:szCs w:val="20"/>
     </w:rPr>
   </w:style>
+  <w:style w:type="paragraph" w:styleId="HorizontalLine">
+    <w:name w:val="Horizontal Line"/>
+    <w:basedOn w:val="Normal"/>
+    <w:next w:val="BodyText"/>
+    <w:qFormat/>
+    <w:pPr>
+      <w:suppressLineNumbers/>
+      <w:pBdr>
+        <w:bottom w:val="double" w:sz="2" w:space="0" w:color="808080"/>
+      </w:pBdr>
+      <w:spacing w:before="0" w:after="283"/>
+    </w:pPr>
+    <w:rPr>
+      <w:sz w:val="12"/>
+      <w:szCs w:val="12"/>
+    </w:rPr>
+  </w:style>
 </w:styles>
 </file>
 
